--- a/assets/word/supply_ru_v1.docx
+++ b/assets/word/supply_ru_v1.docx
@@ -5,109 +5,692 @@
     <w:p>
       <w:pPr>
         <w:pStyle w:val="Title"/>
+        <w:widowControl/>
+        <w:jc w:val="center"/>
       </w:pPr>
       <w:r>
+        <w:rPr>
+          <w:color w:val="000000"/>
+        </w:rPr>
         <w:t>Договор поставки товаров</w:t>
       </w:r>
     </w:p>
     <w:p>
+      <w:pPr>
+        <w:widowControl/>
+      </w:pPr>
       <w:r>
-        <w:t>Место: [Место составления]. Дата: [Дата документа].</w:t>
+        <w:rPr>
+          <w:color w:val="000000"/>
+        </w:rPr>
+        <w:t>Место составления: [Место составления]    Дата: [Дата документа]</w:t>
       </w:r>
     </w:p>
+    <w:tbl>
+      <w:tblPr>
+        <w:tblW w:type="auto" w:w="0"/>
+        <w:jc w:val="center"/>
+        <w:tblLayout w:type="fixed"/>
+        <w:tblLook w:firstColumn="1" w:firstRow="1" w:lastColumn="0" w:lastRow="0" w:noHBand="0" w:noVBand="1" w:val="04A0"/>
+        <w:tblBorders>
+          <w:top w:val="single" w:sz="5" w:color="000000"/>
+          <w:left w:val="single" w:sz="5" w:color="000000"/>
+          <w:bottom w:val="single" w:sz="5" w:color="000000"/>
+          <w:right w:val="single" w:sz="5" w:color="000000"/>
+          <w:insideH w:val="single" w:sz="5" w:color="000000"/>
+          <w:insideV w:val="single" w:sz="5" w:color="000000"/>
+        </w:tblBorders>
+        <w:tblCellMar>
+          <w:top w:w="85" w:type="dxa"/>
+          <w:bottom w:w="85" w:type="dxa"/>
+          <w:left w:w="100" w:type="dxa"/>
+          <w:right w:w="100" w:type="dxa"/>
+        </w:tblCellMar>
+      </w:tblPr>
+      <w:tblGrid>
+        <w:gridCol w:w="4819"/>
+        <w:gridCol w:w="4819"/>
+      </w:tblGrid>
+      <w:tr>
+        <w:trPr>
+          <w:cantSplit/>
+          <w:tblHeader/>
+        </w:trPr>
+        <w:tc>
+          <w:tcPr>
+            <w:tcW w:type="dxa" w:w="4819"/>
+            <w:vAlign w:val="center"/>
+          </w:tcPr>
+          <w:p>
+            <w:pPr>
+              <w:spacing w:after="20" w:line="240" w:lineRule="auto"/>
+            </w:pPr>
+            <w:r>
+              <w:rPr>
+                <w:b/>
+                <w:sz w:val="21"/>
+                <w:color w:val="000000"/>
+              </w:rPr>
+              <w:t>ПОСТАВЩИК</w:t>
+            </w:r>
+          </w:p>
+        </w:tc>
+        <w:tc>
+          <w:tcPr>
+            <w:tcW w:type="dxa" w:w="4819"/>
+            <w:vAlign w:val="center"/>
+          </w:tcPr>
+          <w:p>
+            <w:pPr>
+              <w:spacing w:after="20" w:line="240" w:lineRule="auto"/>
+            </w:pPr>
+            <w:r>
+              <w:rPr>
+                <w:b/>
+                <w:sz w:val="21"/>
+                <w:color w:val="000000"/>
+              </w:rPr>
+              <w:t>ПОКУПАТЕЛЬ</w:t>
+            </w:r>
+          </w:p>
+        </w:tc>
+      </w:tr>
+      <w:tr>
+        <w:trPr>
+          <w:cantSplit/>
+        </w:trPr>
+        <w:tc>
+          <w:tcPr>
+            <w:tcW w:type="dxa" w:w="4819"/>
+            <w:vAlign w:val="center"/>
+          </w:tcPr>
+          <w:p>
+            <w:pPr>
+              <w:spacing w:after="20" w:line="240" w:lineRule="auto"/>
+            </w:pPr>
+            <w:r>
+              <w:rPr>
+                <w:b w:val="0"/>
+                <w:sz w:val="21"/>
+                <w:color w:val="000000"/>
+              </w:rPr>
+              <w:t>[Поставщик]</w:t>
+            </w:r>
+          </w:p>
+        </w:tc>
+        <w:tc>
+          <w:tcPr>
+            <w:tcW w:type="dxa" w:w="4819"/>
+            <w:vAlign w:val="center"/>
+          </w:tcPr>
+          <w:p>
+            <w:pPr>
+              <w:spacing w:after="20" w:line="240" w:lineRule="auto"/>
+            </w:pPr>
+            <w:r>
+              <w:rPr>
+                <w:b w:val="0"/>
+                <w:sz w:val="21"/>
+                <w:color w:val="000000"/>
+              </w:rPr>
+              <w:t>[Покупатель]</w:t>
+            </w:r>
+          </w:p>
+        </w:tc>
+      </w:tr>
+      <w:tr>
+        <w:trPr>
+          <w:cantSplit/>
+        </w:trPr>
+        <w:tc>
+          <w:tcPr>
+            <w:tcW w:type="dxa" w:w="4819"/>
+            <w:vAlign w:val="center"/>
+          </w:tcPr>
+          <w:p>
+            <w:pPr>
+              <w:spacing w:after="20" w:line="240" w:lineRule="auto"/>
+            </w:pPr>
+            <w:r>
+              <w:rPr>
+                <w:b w:val="0"/>
+                <w:sz w:val="21"/>
+                <w:color w:val="000000"/>
+              </w:rPr>
+              <w:t>Подписант и полномочия: [Подписант первой стороны и полномочия]</w:t>
+            </w:r>
+          </w:p>
+        </w:tc>
+        <w:tc>
+          <w:tcPr>
+            <w:tcW w:type="dxa" w:w="4819"/>
+            <w:vAlign w:val="center"/>
+          </w:tcPr>
+          <w:p>
+            <w:pPr>
+              <w:spacing w:after="20" w:line="240" w:lineRule="auto"/>
+            </w:pPr>
+            <w:r>
+              <w:rPr>
+                <w:b w:val="0"/>
+                <w:sz w:val="21"/>
+                <w:color w:val="000000"/>
+              </w:rPr>
+              <w:t>Подписант и полномочия: [Подписант второй стороны и полномочия]</w:t>
+            </w:r>
+          </w:p>
+        </w:tc>
+      </w:tr>
+    </w:tbl>
     <w:p>
+      <w:pPr>
+        <w:widowControl/>
+        <w:spacing w:before="120"/>
+      </w:pPr>
       <w:r>
-        <w:t>Поставщик: [Поставщик]. Подписант и основание полномочий: [Подписант первой стороны и полномочия].</w:t>
-      </w:r>
-    </w:p>
-    <w:p>
-      <w:r>
-        <w:t>Покупатель: [Покупатель]. Подписант и основание полномочий: [Подписант второй стороны и полномочия].</w:t>
+        <w:rPr>
+          <w:color w:val="000000"/>
+        </w:rPr>
+        <w:t>Указанные стороны заключили настоящий договор о нижеследующем.</w:t>
       </w:r>
     </w:p>
     <w:p>
       <w:pPr>
         <w:pStyle w:val="Heading1"/>
+        <w:widowControl/>
       </w:pPr>
       <w:r>
-        <w:t>Предмет и стоимость</w:t>
+        <w:rPr>
+          <w:color w:val="000000"/>
+        </w:rPr>
+        <w:t>1. Предмет поставки</w:t>
       </w:r>
     </w:p>
     <w:p>
+      <w:pPr>
+        <w:widowControl/>
+      </w:pPr>
       <w:r>
-        <w:t>Поставщик передаёт покупателю товары для предпринимательских целей, покупатель принимает и оплачивает их. Номенклатура и количество: [Товары ассортимент количество и единицы].</w:t>
+        <w:rPr>
+          <w:color w:val="000000"/>
+        </w:rPr>
+        <w:t>1.1. Поставщик обязуется передать покупателю товары для предпринимательских целей, а покупатель — принять и оплатить товары.</w:t>
+      </w:r>
+    </w:p>
+    <w:tbl>
+      <w:tblPr>
+        <w:tblW w:type="auto" w:w="0"/>
+        <w:jc w:val="center"/>
+        <w:tblLayout w:type="fixed"/>
+        <w:tblLook w:firstColumn="1" w:firstRow="1" w:lastColumn="0" w:lastRow="0" w:noHBand="0" w:noVBand="1" w:val="04A0"/>
+        <w:tblBorders>
+          <w:top w:val="single" w:sz="5" w:color="000000"/>
+          <w:left w:val="single" w:sz="5" w:color="000000"/>
+          <w:bottom w:val="single" w:sz="5" w:color="000000"/>
+          <w:right w:val="single" w:sz="5" w:color="000000"/>
+          <w:insideH w:val="single" w:sz="5" w:color="000000"/>
+          <w:insideV w:val="single" w:sz="5" w:color="000000"/>
+        </w:tblBorders>
+        <w:tblCellMar>
+          <w:top w:w="85" w:type="dxa"/>
+          <w:bottom w:w="85" w:type="dxa"/>
+          <w:left w:w="100" w:type="dxa"/>
+          <w:right w:w="100" w:type="dxa"/>
+        </w:tblCellMar>
+      </w:tblPr>
+      <w:tblGrid>
+        <w:gridCol w:w="2835"/>
+        <w:gridCol w:w="6803"/>
+      </w:tblGrid>
+      <w:tr>
+        <w:trPr>
+          <w:cantSplit/>
+          <w:tblHeader/>
+        </w:trPr>
+        <w:tc>
+          <w:tcPr>
+            <w:tcW w:type="dxa" w:w="2835"/>
+            <w:vAlign w:val="center"/>
+          </w:tcPr>
+          <w:p>
+            <w:pPr>
+              <w:spacing w:after="20" w:line="240" w:lineRule="auto"/>
+            </w:pPr>
+            <w:r>
+              <w:rPr>
+                <w:b/>
+                <w:sz w:val="21"/>
+                <w:color w:val="000000"/>
+              </w:rPr>
+              <w:t>Сведения</w:t>
+            </w:r>
+          </w:p>
+        </w:tc>
+        <w:tc>
+          <w:tcPr>
+            <w:tcW w:type="dxa" w:w="6803"/>
+            <w:vAlign w:val="center"/>
+          </w:tcPr>
+          <w:p>
+            <w:pPr>
+              <w:spacing w:after="20" w:line="240" w:lineRule="auto"/>
+            </w:pPr>
+            <w:r>
+              <w:rPr>
+                <w:b/>
+                <w:sz w:val="21"/>
+                <w:color w:val="000000"/>
+              </w:rPr>
+              <w:t>Согласованные данные</w:t>
+            </w:r>
+          </w:p>
+        </w:tc>
+      </w:tr>
+      <w:tr>
+        <w:trPr>
+          <w:cantSplit/>
+        </w:trPr>
+        <w:tc>
+          <w:tcPr>
+            <w:tcW w:type="dxa" w:w="2835"/>
+            <w:vAlign w:val="center"/>
+          </w:tcPr>
+          <w:p>
+            <w:pPr>
+              <w:spacing w:after="20" w:line="240" w:lineRule="auto"/>
+            </w:pPr>
+            <w:r>
+              <w:rPr>
+                <w:b w:val="0"/>
+                <w:sz w:val="21"/>
+                <w:color w:val="000000"/>
+              </w:rPr>
+              <w:t>Товары и количество</w:t>
+            </w:r>
+          </w:p>
+        </w:tc>
+        <w:tc>
+          <w:tcPr>
+            <w:tcW w:type="dxa" w:w="6803"/>
+            <w:vAlign w:val="center"/>
+          </w:tcPr>
+          <w:p>
+            <w:pPr>
+              <w:spacing w:after="20" w:line="240" w:lineRule="auto"/>
+            </w:pPr>
+            <w:r>
+              <w:rPr>
+                <w:b w:val="0"/>
+                <w:sz w:val="21"/>
+                <w:color w:val="000000"/>
+              </w:rPr>
+              <w:t>[Товары ассортимент количество и единицы]</w:t>
+            </w:r>
+          </w:p>
+        </w:tc>
+      </w:tr>
+      <w:tr>
+        <w:trPr>
+          <w:cantSplit/>
+        </w:trPr>
+        <w:tc>
+          <w:tcPr>
+            <w:tcW w:type="dxa" w:w="2835"/>
+            <w:vAlign w:val="center"/>
+          </w:tcPr>
+          <w:p>
+            <w:pPr>
+              <w:spacing w:after="20" w:line="240" w:lineRule="auto"/>
+            </w:pPr>
+            <w:r>
+              <w:rPr>
+                <w:b w:val="0"/>
+                <w:sz w:val="21"/>
+                <w:color w:val="000000"/>
+              </w:rPr>
+              <w:t>Качество и комплектность</w:t>
+            </w:r>
+          </w:p>
+        </w:tc>
+        <w:tc>
+          <w:tcPr>
+            <w:tcW w:type="dxa" w:w="6803"/>
+            <w:vAlign w:val="center"/>
+          </w:tcPr>
+          <w:p>
+            <w:pPr>
+              <w:spacing w:after="20" w:line="240" w:lineRule="auto"/>
+            </w:pPr>
+            <w:r>
+              <w:rPr>
+                <w:b w:val="0"/>
+                <w:sz w:val="21"/>
+                <w:color w:val="000000"/>
+              </w:rPr>
+              <w:t>[Качество комплектность и документы]</w:t>
+            </w:r>
+          </w:p>
+        </w:tc>
+      </w:tr>
+    </w:tbl>
+    <w:p>
+      <w:pPr>
+        <w:pStyle w:val="Heading1"/>
+        <w:widowControl/>
+      </w:pPr>
+      <w:r>
+        <w:rPr>
+          <w:color w:val="000000"/>
+        </w:rPr>
+        <w:t>2. Цена и расчёты</w:t>
       </w:r>
     </w:p>
     <w:p>
+      <w:pPr>
+        <w:widowControl/>
+      </w:pPr>
       <w:r>
-        <w:t>Требования: [Качество комплектность и документы]. Цена: [Цена и общая сумма с валютой]. Налоги: [НДС и основание].</w:t>
+        <w:rPr>
+          <w:color w:val="000000"/>
+        </w:rPr>
+        <w:t>2.1. Цена и общая стоимость: [Цена и общая сумма с валютой]. НДС: [НДС и основание].</w:t>
       </w:r>
     </w:p>
     <w:p>
+      <w:pPr>
+        <w:widowControl/>
+      </w:pPr>
       <w:r>
-        <w:t>Оплата: [Порядок оплаты].</w:t>
+        <w:rPr>
+          <w:color w:val="000000"/>
+        </w:rPr>
+        <w:t>2.2. Оплата: [Порядок оплаты].</w:t>
       </w:r>
     </w:p>
     <w:p>
       <w:pPr>
         <w:pStyle w:val="Heading1"/>
+        <w:widowControl/>
       </w:pPr>
       <w:r>
-        <w:t>Поставка и приёмка</w:t>
+        <w:rPr>
+          <w:color w:val="000000"/>
+        </w:rPr>
+        <w:t>3. Поставка и приёмка</w:t>
       </w:r>
     </w:p>
     <w:p>
+      <w:pPr>
+        <w:widowControl/>
+      </w:pPr>
       <w:r>
-        <w:t>Поставка: [Сроки адрес и способ поставки]. Расходы: [Расходы на доставку].</w:t>
+        <w:rPr>
+          <w:color w:val="000000"/>
+        </w:rPr>
+        <w:t>3.1. Поставка: [Сроки адрес и способ поставки]. Расходы: [Расходы на доставку].</w:t>
       </w:r>
     </w:p>
     <w:p>
+      <w:pPr>
+        <w:widowControl/>
+      </w:pPr>
       <w:r>
-        <w:t>Приёмка: [Порядок приёмки и сообщения о недостатках]. Право собственности и риск случайной гибели переходят при фактической передаче покупателю, подтверждённой передаточным документом.</w:t>
-      </w:r>
-    </w:p>
-    <w:p>
-      <w:r>
-        <w:t>Поставщик отвечает за недостатки в пределах закона. Последствия недопоставки, нарушения срока, качества или оплаты определяются ГК РФ. Изменения условий оформляются письменно.</w:t>
-      </w:r>
-    </w:p>
-    <w:p>
-      <w:r>
-        <w:t>Дополнительные условия: [Дополнительные условия].</w:t>
+        <w:rPr>
+          <w:color w:val="000000"/>
+        </w:rPr>
+        <w:t>3.2. Приёмка: [Порядок приёмки и сообщения о недостатках]. Право собственности и риск случайной гибели переходят при фактической передаче покупателю, подтверждённой передаточным документом.</w:t>
       </w:r>
     </w:p>
     <w:p>
       <w:pPr>
         <w:pStyle w:val="Heading1"/>
+        <w:widowControl/>
       </w:pPr>
       <w:r>
-        <w:t>Реквизиты и подписи</w:t>
+        <w:rPr>
+          <w:color w:val="000000"/>
+        </w:rPr>
+        <w:t>4. Ответственность и изменения</w:t>
       </w:r>
     </w:p>
     <w:p>
+      <w:pPr>
+        <w:widowControl/>
+      </w:pPr>
       <w:r>
-        <w:t>Первая сторона: [Поставщик]. [Реквизиты первой стороны].</w:t>
+        <w:rPr>
+          <w:color w:val="000000"/>
+        </w:rPr>
+        <w:t>4.1. Поставщик отвечает за недостатки в пределах закона. Последствия недопоставки, нарушения срока, качества или оплаты определяются ГК РФ. Изменения условий оформляются письменно.</w:t>
       </w:r>
     </w:p>
     <w:p>
+      <w:pPr>
+        <w:widowControl/>
+      </w:pPr>
       <w:r>
-        <w:t>Подпись ____________________</w:t>
+        <w:rPr>
+          <w:color w:val="000000"/>
+        </w:rPr>
+        <w:t>4.2. Дополнительные условия: [Дополнительные условия].</w:t>
       </w:r>
     </w:p>
     <w:p>
+      <w:pPr>
+        <w:pStyle w:val="Heading1"/>
+        <w:widowControl/>
+      </w:pPr>
       <w:r>
-        <w:t>Вторая сторона: [Покупатель]. [Реквизиты второй стороны].</w:t>
+        <w:rPr>
+          <w:color w:val="000000"/>
+        </w:rPr>
+        <w:t>5. Реквизиты и подписи сторон</w:t>
       </w:r>
     </w:p>
-    <w:p>
-      <w:r>
-        <w:t>Подпись ____________________</w:t>
-      </w:r>
-    </w:p>
+    <w:tbl>
+      <w:tblPr>
+        <w:tblW w:type="auto" w:w="0"/>
+        <w:jc w:val="center"/>
+        <w:tblLayout w:type="fixed"/>
+        <w:tblLook w:firstColumn="1" w:firstRow="1" w:lastColumn="0" w:lastRow="0" w:noHBand="0" w:noVBand="1" w:val="04A0"/>
+        <w:tblBorders>
+          <w:top w:val="single" w:sz="5" w:color="000000"/>
+          <w:left w:val="single" w:sz="5" w:color="000000"/>
+          <w:bottom w:val="single" w:sz="5" w:color="000000"/>
+          <w:right w:val="single" w:sz="5" w:color="000000"/>
+          <w:insideH w:val="single" w:sz="5" w:color="000000"/>
+          <w:insideV w:val="single" w:sz="5" w:color="000000"/>
+        </w:tblBorders>
+        <w:tblCellMar>
+          <w:top w:w="85" w:type="dxa"/>
+          <w:bottom w:w="85" w:type="dxa"/>
+          <w:left w:w="100" w:type="dxa"/>
+          <w:right w:w="100" w:type="dxa"/>
+        </w:tblCellMar>
+      </w:tblPr>
+      <w:tblGrid>
+        <w:gridCol w:w="4819"/>
+        <w:gridCol w:w="4819"/>
+      </w:tblGrid>
+      <w:tr>
+        <w:trPr>
+          <w:cantSplit/>
+          <w:tblHeader/>
+        </w:trPr>
+        <w:tc>
+          <w:tcPr>
+            <w:tcW w:type="dxa" w:w="4819"/>
+            <w:vAlign w:val="center"/>
+          </w:tcPr>
+          <w:p>
+            <w:pPr>
+              <w:spacing w:after="20" w:line="240" w:lineRule="auto"/>
+            </w:pPr>
+            <w:r>
+              <w:rPr>
+                <w:b/>
+                <w:sz w:val="21"/>
+                <w:color w:val="000000"/>
+              </w:rPr>
+              <w:t>ПОСТАВЩИК</w:t>
+            </w:r>
+          </w:p>
+        </w:tc>
+        <w:tc>
+          <w:tcPr>
+            <w:tcW w:type="dxa" w:w="4819"/>
+            <w:vAlign w:val="center"/>
+          </w:tcPr>
+          <w:p>
+            <w:pPr>
+              <w:spacing w:after="20" w:line="240" w:lineRule="auto"/>
+            </w:pPr>
+            <w:r>
+              <w:rPr>
+                <w:b/>
+                <w:sz w:val="21"/>
+                <w:color w:val="000000"/>
+              </w:rPr>
+              <w:t>ПОКУПАТЕЛЬ</w:t>
+            </w:r>
+          </w:p>
+        </w:tc>
+      </w:tr>
+      <w:tr>
+        <w:trPr>
+          <w:cantSplit/>
+        </w:trPr>
+        <w:tc>
+          <w:tcPr>
+            <w:tcW w:type="dxa" w:w="4819"/>
+            <w:vAlign w:val="center"/>
+          </w:tcPr>
+          <w:p>
+            <w:pPr>
+              <w:spacing w:after="20" w:line="240" w:lineRule="auto"/>
+            </w:pPr>
+            <w:r>
+              <w:rPr>
+                <w:b w:val="0"/>
+                <w:sz w:val="21"/>
+                <w:color w:val="000000"/>
+              </w:rPr>
+              <w:t>[Поставщик]</w:t>
+            </w:r>
+          </w:p>
+        </w:tc>
+        <w:tc>
+          <w:tcPr>
+            <w:tcW w:type="dxa" w:w="4819"/>
+            <w:vAlign w:val="center"/>
+          </w:tcPr>
+          <w:p>
+            <w:pPr>
+              <w:spacing w:after="20" w:line="240" w:lineRule="auto"/>
+            </w:pPr>
+            <w:r>
+              <w:rPr>
+                <w:b w:val="0"/>
+                <w:sz w:val="21"/>
+                <w:color w:val="000000"/>
+              </w:rPr>
+              <w:t>[Покупатель]</w:t>
+            </w:r>
+          </w:p>
+        </w:tc>
+      </w:tr>
+      <w:tr>
+        <w:trPr>
+          <w:cantSplit/>
+        </w:trPr>
+        <w:tc>
+          <w:tcPr>
+            <w:tcW w:type="dxa" w:w="4819"/>
+            <w:vAlign w:val="center"/>
+          </w:tcPr>
+          <w:p>
+            <w:pPr>
+              <w:spacing w:after="20" w:line="240" w:lineRule="auto"/>
+            </w:pPr>
+            <w:r>
+              <w:rPr>
+                <w:b w:val="0"/>
+                <w:sz w:val="21"/>
+                <w:color w:val="000000"/>
+              </w:rPr>
+              <w:t>[Реквизиты первой стороны]</w:t>
+            </w:r>
+          </w:p>
+        </w:tc>
+        <w:tc>
+          <w:tcPr>
+            <w:tcW w:type="dxa" w:w="4819"/>
+            <w:vAlign w:val="center"/>
+          </w:tcPr>
+          <w:p>
+            <w:pPr>
+              <w:spacing w:after="20" w:line="240" w:lineRule="auto"/>
+            </w:pPr>
+            <w:r>
+              <w:rPr>
+                <w:b w:val="0"/>
+                <w:sz w:val="21"/>
+                <w:color w:val="000000"/>
+              </w:rPr>
+              <w:t>[Реквизиты второй стороны]</w:t>
+            </w:r>
+          </w:p>
+        </w:tc>
+      </w:tr>
+      <w:tr>
+        <w:trPr>
+          <w:cantSplit/>
+        </w:trPr>
+        <w:tc>
+          <w:tcPr>
+            <w:tcW w:type="dxa" w:w="4819"/>
+            <w:vAlign w:val="center"/>
+          </w:tcPr>
+          <w:p>
+            <w:pPr>
+              <w:spacing w:after="20" w:line="240" w:lineRule="auto"/>
+            </w:pPr>
+            <w:r>
+              <w:rPr>
+                <w:b w:val="0"/>
+                <w:sz w:val="21"/>
+                <w:color w:val="000000"/>
+              </w:rPr>
+              <w:t>Подпись __________ / __________ /</w:t>
+            </w:r>
+          </w:p>
+        </w:tc>
+        <w:tc>
+          <w:tcPr>
+            <w:tcW w:type="dxa" w:w="4819"/>
+            <w:vAlign w:val="center"/>
+          </w:tcPr>
+          <w:p>
+            <w:pPr>
+              <w:spacing w:after="20" w:line="240" w:lineRule="auto"/>
+            </w:pPr>
+            <w:r>
+              <w:rPr>
+                <w:b w:val="0"/>
+                <w:sz w:val="21"/>
+                <w:color w:val="000000"/>
+              </w:rPr>
+              <w:t>Подпись __________ / __________ /</w:t>
+            </w:r>
+          </w:p>
+        </w:tc>
+      </w:tr>
+    </w:tbl>
     <w:sectPr>
       <w:footerReference w:type="default" r:id="rId9"/>
+      <w:headerReference w:type="default" r:id="rId10"/>
       <w:pgSz w:w="11906" w:h="16838"/>
-      <w:pgMar w:top="964" w:right="1134" w:bottom="964" w:left="1134" w:header="720" w:footer="720" w:gutter="0"/>
+      <w:pgMar w:top="1020" w:right="1020" w:bottom="1020" w:left="1247" w:header="720" w:footer="720" w:gutter="0"/>
       <w:cols w:space="720"/>
       <w:docGrid w:linePitch="360"/>
     </w:sectPr>
@@ -122,9 +705,26 @@
       <w:pStyle w:val="Footer"/>
       <w:jc w:val="center"/>
     </w:pPr>
+    <w:r>
+      <w:rPr>
+        <w:rFonts w:ascii="Times New Roman" w:hAnsi="Times New Roman"/>
+        <w:color w:val="000000"/>
+        <w:sz w:val="18"/>
+      </w:rPr>
+    </w:r>
     <w:fldSimple w:instr="PAGE"/>
   </w:p>
 </w:ftr>
+</file>
+
+<file path=word/header1.xml><?xml version="1.0" encoding="utf-8"?>
+<w:hdr xmlns:m="http://schemas.openxmlformats.org/officeDocument/2006/math" xmlns:mc="http://schemas.openxmlformats.org/markup-compatibility/2006" xmlns:mo="http://schemas.microsoft.com/office/mac/office/2008/main" xmlns:mv="urn:schemas-microsoft-com:mac:vml" xmlns:o="urn:schemas-microsoft-com:office:office" xmlns:r="http://schemas.openxmlformats.org/officeDocument/2006/relationships" xmlns:v="urn:schemas-microsoft-com:vml" xmlns:w10="urn:schemas-microsoft-com:office:word" xmlns:w14="http://schemas.microsoft.com/office/word/2010/wordml" xmlns:w="http://schemas.openxmlformats.org/wordprocessingml/2006/main" xmlns:wne="http://schemas.microsoft.com/office/word/2006/wordml" xmlns:wp14="http://schemas.microsoft.com/office/word/2010/wordprocessingDrawing" xmlns:wp="http://schemas.openxmlformats.org/drawingml/2006/wordprocessingDrawing" xmlns:wpc="http://schemas.microsoft.com/office/word/2010/wordprocessingCanvas" xmlns:wpg="http://schemas.microsoft.com/office/word/2010/wordprocessingGroup" xmlns:wpi="http://schemas.microsoft.com/office/word/2010/wordprocessingInk" xmlns:wps="http://schemas.microsoft.com/office/word/2010/wordprocessingShape" mc:Ignorable="w14 wp14">
+  <w:p>
+    <w:pPr>
+      <w:pStyle w:val="Header"/>
+    </w:pPr>
+  </w:p>
+</w:hdr>
 </file>
 
 <file path=word/numbering.xml><?xml version="1.0" encoding="utf-8"?>
@@ -491,7 +1091,7 @@
     <w:qFormat/>
     <w:rsid w:val="00FC693F"/>
     <w:pPr>
-      <w:spacing w:after="100" w:line="250" w:lineRule="auto"/>
+      <w:spacing w:after="100" w:line="254" w:lineRule="auto"/>
     </w:pPr>
     <w:rPr>
       <w:rFonts w:ascii="Times New Roman" w:hAnsi="Times New Roman" w:eastAsia="Times New Roman" w:cs="Times New Roman"/>
@@ -554,7 +1154,7 @@
     <w:pPr>
       <w:keepNext/>
       <w:keepLines/>
-      <w:spacing w:before="140" w:after="100" w:line="250" w:lineRule="auto"/>
+      <w:spacing w:before="180" w:after="100" w:line="254" w:lineRule="auto"/>
       <w:outlineLvl w:val="0"/>
     </w:pPr>
     <w:rPr>
@@ -562,7 +1162,7 @@
       <w:b/>
       <w:bCs/>
       <w:color w:val="000000"/>
-      <w:sz w:val="24"/>
+      <w:sz w:val="23"/>
       <w:szCs w:val="28"/>
     </w:rPr>
   </w:style>
@@ -578,15 +1178,15 @@
     <w:pPr>
       <w:keepNext/>
       <w:keepLines/>
-      <w:spacing w:before="200" w:after="0"/>
+      <w:spacing w:before="200" w:after="100" w:line="254" w:lineRule="auto"/>
       <w:outlineLvl w:val="1"/>
     </w:pPr>
     <w:rPr>
-      <w:rFonts w:asciiTheme="majorHAnsi" w:eastAsiaTheme="majorEastAsia" w:hAnsiTheme="majorHAnsi" w:cstheme="majorBidi"/>
+      <w:rFonts w:ascii="Times New Roman" w:hAnsi="Times New Roman" w:eastAsia="Times New Roman" w:cs="Times New Roman"/>
       <w:b/>
       <w:bCs/>
-      <w:color w:val="4F81BD" w:themeColor="accent1"/>
-      <w:sz w:val="26"/>
+      <w:color w:val="000000"/>
+      <w:sz w:val="22"/>
       <w:szCs w:val="26"/>
     </w:rPr>
   </w:style>
@@ -609,7 +1209,7 @@
       <w:rFonts w:asciiTheme="majorHAnsi" w:eastAsiaTheme="majorEastAsia" w:hAnsiTheme="majorHAnsi" w:cstheme="majorBidi"/>
       <w:b/>
       <w:bCs/>
-      <w:color w:val="4F81BD" w:themeColor="accent1"/>
+      <w:color w:val="000000"/>
     </w:rPr>
   </w:style>
   <w:style w:type="paragraph" w:styleId="Heading4">
@@ -634,7 +1234,7 @@
       <w:bCs/>
       <w:i/>
       <w:iCs/>
-      <w:color w:val="4F81BD" w:themeColor="accent1"/>
+      <w:color w:val="000000"/>
     </w:rPr>
   </w:style>
   <w:style w:type="paragraph" w:styleId="Heading5">
@@ -655,7 +1255,7 @@
     </w:pPr>
     <w:rPr>
       <w:rFonts w:asciiTheme="majorHAnsi" w:eastAsiaTheme="majorEastAsia" w:hAnsiTheme="majorHAnsi" w:cstheme="majorBidi"/>
-      <w:color w:val="243F60" w:themeColor="accent1" w:themeShade="7F"/>
+      <w:color w:val="000000"/>
     </w:rPr>
   </w:style>
   <w:style w:type="paragraph" w:styleId="Heading6">
@@ -678,7 +1278,7 @@
       <w:rFonts w:asciiTheme="majorHAnsi" w:eastAsiaTheme="majorEastAsia" w:hAnsiTheme="majorHAnsi" w:cstheme="majorBidi"/>
       <w:i/>
       <w:iCs/>
-      <w:color w:val="243F60" w:themeColor="accent1" w:themeShade="7F"/>
+      <w:color w:val="000000"/>
     </w:rPr>
   </w:style>
   <w:style w:type="paragraph" w:styleId="Heading7">
@@ -701,7 +1301,7 @@
       <w:rFonts w:asciiTheme="majorHAnsi" w:eastAsiaTheme="majorEastAsia" w:hAnsiTheme="majorHAnsi" w:cstheme="majorBidi"/>
       <w:i/>
       <w:iCs/>
-      <w:color w:val="404040" w:themeColor="text1" w:themeTint="BF"/>
+      <w:color w:val="000000"/>
     </w:rPr>
   </w:style>
   <w:style w:type="paragraph" w:styleId="Heading8">
@@ -722,7 +1322,7 @@
     </w:pPr>
     <w:rPr>
       <w:rFonts w:asciiTheme="majorHAnsi" w:eastAsiaTheme="majorEastAsia" w:hAnsiTheme="majorHAnsi" w:cstheme="majorBidi"/>
-      <w:color w:val="4F81BD" w:themeColor="accent1"/>
+      <w:color w:val="000000"/>
       <w:sz w:val="20"/>
       <w:szCs w:val="20"/>
     </w:rPr>
@@ -747,7 +1347,7 @@
       <w:rFonts w:asciiTheme="majorHAnsi" w:eastAsiaTheme="majorEastAsia" w:hAnsiTheme="majorHAnsi" w:cstheme="majorBidi"/>
       <w:i/>
       <w:iCs/>
-      <w:color w:val="404040" w:themeColor="text1" w:themeTint="BF"/>
+      <w:color w:val="000000"/>
       <w:sz w:val="20"/>
       <w:szCs w:val="20"/>
     </w:rPr>
@@ -798,7 +1398,7 @@
       <w:rFonts w:asciiTheme="majorHAnsi" w:eastAsiaTheme="majorEastAsia" w:hAnsiTheme="majorHAnsi" w:cstheme="majorBidi"/>
       <w:b/>
       <w:bCs/>
-      <w:color w:val="365F91" w:themeColor="accent1" w:themeShade="BF"/>
+      <w:color w:val="000000"/>
       <w:sz w:val="28"/>
       <w:szCs w:val="28"/>
     </w:rPr>
@@ -813,7 +1413,7 @@
       <w:rFonts w:asciiTheme="majorHAnsi" w:eastAsiaTheme="majorEastAsia" w:hAnsiTheme="majorHAnsi" w:cstheme="majorBidi"/>
       <w:b/>
       <w:bCs/>
-      <w:color w:val="4F81BD" w:themeColor="accent1"/>
+      <w:color w:val="000000"/>
       <w:sz w:val="26"/>
       <w:szCs w:val="26"/>
     </w:rPr>
@@ -828,7 +1428,7 @@
       <w:rFonts w:asciiTheme="majorHAnsi" w:eastAsiaTheme="majorEastAsia" w:hAnsiTheme="majorHAnsi" w:cstheme="majorBidi"/>
       <w:b/>
       <w:bCs/>
-      <w:color w:val="4F81BD" w:themeColor="accent1"/>
+      <w:color w:val="000000"/>
     </w:rPr>
   </w:style>
   <w:style w:type="paragraph" w:styleId="Title">
@@ -840,7 +1440,7 @@
     <w:qFormat/>
     <w:rsid w:val="00FC693F"/>
     <w:pPr>
-      <w:spacing w:after="100" w:line="250" w:lineRule="auto"/>
+      <w:spacing w:after="200" w:line="254" w:lineRule="auto"/>
       <w:contextualSpacing/>
     </w:pPr>
     <w:rPr>
@@ -849,7 +1449,7 @@
       <w:color w:val="000000"/>
       <w:spacing w:val="5"/>
       <w:kern w:val="28"/>
-      <w:sz w:val="32"/>
+      <w:sz w:val="28"/>
       <w:szCs w:val="52"/>
     </w:rPr>
   </w:style>
@@ -861,7 +1461,7 @@
     <w:rsid w:val="00FC693F"/>
     <w:rPr>
       <w:rFonts w:asciiTheme="majorHAnsi" w:eastAsiaTheme="majorEastAsia" w:hAnsiTheme="majorHAnsi" w:cstheme="majorBidi"/>
-      <w:color w:val="17365D" w:themeColor="text2" w:themeShade="BF"/>
+      <w:color w:val="000000"/>
       <w:spacing w:val="5"/>
       <w:kern w:val="28"/>
       <w:sz w:val="52"/>
@@ -885,7 +1485,7 @@
       <w:rFonts w:asciiTheme="majorHAnsi" w:eastAsiaTheme="majorEastAsia" w:hAnsiTheme="majorHAnsi" w:cstheme="majorBidi"/>
       <w:i/>
       <w:iCs/>
-      <w:color w:val="4F81BD" w:themeColor="accent1"/>
+      <w:color w:val="000000"/>
       <w:spacing w:val="15"/>
       <w:sz w:val="24"/>
       <w:szCs w:val="24"/>
@@ -901,7 +1501,7 @@
       <w:rFonts w:asciiTheme="majorHAnsi" w:eastAsiaTheme="majorEastAsia" w:hAnsiTheme="majorHAnsi" w:cstheme="majorBidi"/>
       <w:i/>
       <w:iCs/>
-      <w:color w:val="4F81BD" w:themeColor="accent1"/>
+      <w:color w:val="000000"/>
       <w:spacing w:val="15"/>
       <w:sz w:val="24"/>
       <w:szCs w:val="24"/>
@@ -1173,7 +1773,7 @@
     <w:rPr>
       <w:i/>
       <w:iCs/>
-      <w:color w:val="000000" w:themeColor="text1"/>
+      <w:color w:val="000000"/>
     </w:rPr>
   </w:style>
   <w:style w:type="character" w:customStyle="1" w:styleId="QuoteChar">
@@ -1185,7 +1785,7 @@
     <w:rPr>
       <w:i/>
       <w:iCs/>
-      <w:color w:val="000000" w:themeColor="text1"/>
+      <w:color w:val="000000"/>
     </w:rPr>
   </w:style>
   <w:style w:type="character" w:customStyle="1" w:styleId="Heading4Char">
@@ -1201,7 +1801,7 @@
       <w:bCs/>
       <w:i/>
       <w:iCs/>
-      <w:color w:val="4F81BD" w:themeColor="accent1"/>
+      <w:color w:val="000000"/>
     </w:rPr>
   </w:style>
   <w:style w:type="character" w:customStyle="1" w:styleId="Heading5Char">
@@ -1213,7 +1813,7 @@
     <w:rsid w:val="00FC693F"/>
     <w:rPr>
       <w:rFonts w:asciiTheme="majorHAnsi" w:eastAsiaTheme="majorEastAsia" w:hAnsiTheme="majorHAnsi" w:cstheme="majorBidi"/>
-      <w:color w:val="243F60" w:themeColor="accent1" w:themeShade="7F"/>
+      <w:color w:val="000000"/>
     </w:rPr>
   </w:style>
   <w:style w:type="character" w:customStyle="1" w:styleId="Heading6Char">
@@ -1227,7 +1827,7 @@
       <w:rFonts w:asciiTheme="majorHAnsi" w:eastAsiaTheme="majorEastAsia" w:hAnsiTheme="majorHAnsi" w:cstheme="majorBidi"/>
       <w:i/>
       <w:iCs/>
-      <w:color w:val="243F60" w:themeColor="accent1" w:themeShade="7F"/>
+      <w:color w:val="000000"/>
     </w:rPr>
   </w:style>
   <w:style w:type="character" w:customStyle="1" w:styleId="Heading7Char">
@@ -1241,7 +1841,7 @@
       <w:rFonts w:asciiTheme="majorHAnsi" w:eastAsiaTheme="majorEastAsia" w:hAnsiTheme="majorHAnsi" w:cstheme="majorBidi"/>
       <w:i/>
       <w:iCs/>
-      <w:color w:val="404040" w:themeColor="text1" w:themeTint="BF"/>
+      <w:color w:val="000000"/>
     </w:rPr>
   </w:style>
   <w:style w:type="character" w:customStyle="1" w:styleId="Heading8Char">
@@ -1253,7 +1853,7 @@
     <w:rsid w:val="00FC693F"/>
     <w:rPr>
       <w:rFonts w:asciiTheme="majorHAnsi" w:eastAsiaTheme="majorEastAsia" w:hAnsiTheme="majorHAnsi" w:cstheme="majorBidi"/>
-      <w:color w:val="4F81BD" w:themeColor="accent1"/>
+      <w:color w:val="000000"/>
       <w:sz w:val="20"/>
       <w:szCs w:val="20"/>
     </w:rPr>
@@ -1269,7 +1869,7 @@
       <w:rFonts w:asciiTheme="majorHAnsi" w:eastAsiaTheme="majorEastAsia" w:hAnsiTheme="majorHAnsi" w:cstheme="majorBidi"/>
       <w:i/>
       <w:iCs/>
-      <w:color w:val="404040" w:themeColor="text1" w:themeTint="BF"/>
+      <w:color w:val="000000"/>
       <w:sz w:val="20"/>
       <w:szCs w:val="20"/>
     </w:rPr>
@@ -1289,7 +1889,7 @@
     <w:rPr>
       <w:b/>
       <w:bCs/>
-      <w:color w:val="4F81BD" w:themeColor="accent1"/>
+      <w:color w:val="000000"/>
       <w:sz w:val="18"/>
       <w:szCs w:val="18"/>
     </w:rPr>
@@ -1333,7 +1933,7 @@
       <w:bCs/>
       <w:i/>
       <w:iCs/>
-      <w:color w:val="4F81BD" w:themeColor="accent1"/>
+      <w:color w:val="000000"/>
     </w:rPr>
   </w:style>
   <w:style w:type="character" w:customStyle="1" w:styleId="IntenseQuoteChar">
@@ -1347,7 +1947,7 @@
       <w:bCs/>
       <w:i/>
       <w:iCs/>
-      <w:color w:val="4F81BD" w:themeColor="accent1"/>
+      <w:color w:val="000000"/>
     </w:rPr>
   </w:style>
   <w:style w:type="character" w:styleId="SubtleEmphasis">
@@ -1359,7 +1959,7 @@
     <w:rPr>
       <w:i/>
       <w:iCs/>
-      <w:color w:val="808080" w:themeColor="text1" w:themeTint="7F"/>
+      <w:color w:val="000000"/>
     </w:rPr>
   </w:style>
   <w:style w:type="character" w:styleId="IntenseEmphasis">
@@ -1373,7 +1973,7 @@
       <w:bCs/>
       <w:i/>
       <w:iCs/>
-      <w:color w:val="4F81BD" w:themeColor="accent1"/>
+      <w:color w:val="000000"/>
     </w:rPr>
   </w:style>
   <w:style w:type="character" w:styleId="SubtleReference">
@@ -1384,7 +1984,7 @@
     <w:rsid w:val="00FC693F"/>
     <w:rPr>
       <w:smallCaps/>
-      <w:color w:val="C0504D" w:themeColor="accent2"/>
+      <w:color w:val="000000"/>
       <w:u w:val="single"/>
     </w:rPr>
   </w:style>
@@ -1398,7 +1998,7 @@
       <w:b/>
       <w:bCs/>
       <w:smallCaps/>
-      <w:color w:val="C0504D" w:themeColor="accent2"/>
+      <w:color w:val="000000"/>
       <w:spacing w:val="5"/>
       <w:u w:val="single"/>
     </w:rPr>
@@ -1464,7 +2064,7 @@
       <w:spacing w:after="0" w:line="240" w:lineRule="auto"/>
     </w:pPr>
     <w:rPr>
-      <w:color w:val="000000" w:themeColor="text1" w:themeShade="BF"/>
+      <w:color w:val="000000"/>
     </w:rPr>
     <w:tblPr>
       <w:tblStyleRowBandSize w:val="1"/>
@@ -1567,7 +2167,7 @@
       <w:spacing w:after="0" w:line="240" w:lineRule="auto"/>
     </w:pPr>
     <w:rPr>
-      <w:color w:val="365F91" w:themeColor="accent1" w:themeShade="BF"/>
+      <w:color w:val="000000"/>
     </w:rPr>
     <w:tblPr>
       <w:tblStyleRowBandSize w:val="1"/>
@@ -1670,7 +2270,7 @@
       <w:spacing w:after="0" w:line="240" w:lineRule="auto"/>
     </w:pPr>
     <w:rPr>
-      <w:color w:val="943634" w:themeColor="accent2" w:themeShade="BF"/>
+      <w:color w:val="000000"/>
     </w:rPr>
     <w:tblPr>
       <w:tblStyleRowBandSize w:val="1"/>
@@ -1773,7 +2373,7 @@
       <w:spacing w:after="0" w:line="240" w:lineRule="auto"/>
     </w:pPr>
     <w:rPr>
-      <w:color w:val="76923C" w:themeColor="accent3" w:themeShade="BF"/>
+      <w:color w:val="000000"/>
     </w:rPr>
     <w:tblPr>
       <w:tblStyleRowBandSize w:val="1"/>
@@ -1876,7 +2476,7 @@
       <w:spacing w:after="0" w:line="240" w:lineRule="auto"/>
     </w:pPr>
     <w:rPr>
-      <w:color w:val="5F497A" w:themeColor="accent4" w:themeShade="BF"/>
+      <w:color w:val="000000"/>
     </w:rPr>
     <w:tblPr>
       <w:tblStyleRowBandSize w:val="1"/>
@@ -1979,7 +2579,7 @@
       <w:spacing w:after="0" w:line="240" w:lineRule="auto"/>
     </w:pPr>
     <w:rPr>
-      <w:color w:val="31849B" w:themeColor="accent5" w:themeShade="BF"/>
+      <w:color w:val="000000"/>
     </w:rPr>
     <w:tblPr>
       <w:tblStyleRowBandSize w:val="1"/>
@@ -2082,7 +2682,7 @@
       <w:spacing w:after="0" w:line="240" w:lineRule="auto"/>
     </w:pPr>
     <w:rPr>
-      <w:color w:val="E36C0A" w:themeColor="accent6" w:themeShade="BF"/>
+      <w:color w:val="000000"/>
     </w:rPr>
     <w:tblPr>
       <w:tblStyleRowBandSize w:val="1"/>
@@ -2208,7 +2808,7 @@
       <w:rPr>
         <w:b/>
         <w:bCs/>
-        <w:color w:val="FFFFFF" w:themeColor="background1"/>
+        <w:color w:val="000000"/>
       </w:rPr>
       <w:tblPr/>
       <w:tcPr>
@@ -2300,7 +2900,7 @@
       <w:rPr>
         <w:b/>
         <w:bCs/>
-        <w:color w:val="FFFFFF" w:themeColor="background1"/>
+        <w:color w:val="000000"/>
       </w:rPr>
       <w:tblPr/>
       <w:tcPr>
@@ -2392,7 +2992,7 @@
       <w:rPr>
         <w:b/>
         <w:bCs/>
-        <w:color w:val="FFFFFF" w:themeColor="background1"/>
+        <w:color w:val="000000"/>
       </w:rPr>
       <w:tblPr/>
       <w:tcPr>
@@ -2484,7 +3084,7 @@
       <w:rPr>
         <w:b/>
         <w:bCs/>
-        <w:color w:val="FFFFFF" w:themeColor="background1"/>
+        <w:color w:val="000000"/>
       </w:rPr>
       <w:tblPr/>
       <w:tcPr>
@@ -2576,7 +3176,7 @@
       <w:rPr>
         <w:b/>
         <w:bCs/>
-        <w:color w:val="FFFFFF" w:themeColor="background1"/>
+        <w:color w:val="000000"/>
       </w:rPr>
       <w:tblPr/>
       <w:tcPr>
@@ -2668,7 +3268,7 @@
       <w:rPr>
         <w:b/>
         <w:bCs/>
-        <w:color w:val="FFFFFF" w:themeColor="background1"/>
+        <w:color w:val="000000"/>
       </w:rPr>
       <w:tblPr/>
       <w:tcPr>
@@ -2760,7 +3360,7 @@
       <w:rPr>
         <w:b/>
         <w:bCs/>
-        <w:color w:val="FFFFFF" w:themeColor="background1"/>
+        <w:color w:val="000000"/>
       </w:rPr>
       <w:tblPr/>
       <w:tcPr>
@@ -3763,7 +4363,7 @@
       <w:rPr>
         <w:b/>
         <w:bCs/>
-        <w:color w:val="FFFFFF" w:themeColor="background1"/>
+        <w:color w:val="000000"/>
       </w:rPr>
       <w:tblPr/>
       <w:tcPr>
@@ -3869,7 +4469,7 @@
       <w:rPr>
         <w:b/>
         <w:bCs/>
-        <w:color w:val="FFFFFF" w:themeColor="background1"/>
+        <w:color w:val="000000"/>
       </w:rPr>
       <w:tblPr/>
       <w:tcPr>
@@ -3975,7 +4575,7 @@
       <w:rPr>
         <w:b/>
         <w:bCs/>
-        <w:color w:val="FFFFFF" w:themeColor="background1"/>
+        <w:color w:val="000000"/>
       </w:rPr>
       <w:tblPr/>
       <w:tcPr>
@@ -4081,7 +4681,7 @@
       <w:rPr>
         <w:b/>
         <w:bCs/>
-        <w:color w:val="FFFFFF" w:themeColor="background1"/>
+        <w:color w:val="000000"/>
       </w:rPr>
       <w:tblPr/>
       <w:tcPr>
@@ -4187,7 +4787,7 @@
       <w:rPr>
         <w:b/>
         <w:bCs/>
-        <w:color w:val="FFFFFF" w:themeColor="background1"/>
+        <w:color w:val="000000"/>
       </w:rPr>
       <w:tblPr/>
       <w:tcPr>
@@ -4293,7 +4893,7 @@
       <w:rPr>
         <w:b/>
         <w:bCs/>
-        <w:color w:val="FFFFFF" w:themeColor="background1"/>
+        <w:color w:val="000000"/>
       </w:rPr>
       <w:tblPr/>
       <w:tcPr>
@@ -4399,7 +4999,7 @@
       <w:rPr>
         <w:b/>
         <w:bCs/>
-        <w:color w:val="FFFFFF" w:themeColor="background1"/>
+        <w:color w:val="000000"/>
       </w:rPr>
       <w:tblPr/>
       <w:tcPr>
@@ -4502,7 +5102,7 @@
       <w:rPr>
         <w:b/>
         <w:bCs/>
-        <w:color w:val="FFFFFF" w:themeColor="background1"/>
+        <w:color w:val="000000"/>
       </w:rPr>
       <w:tblPr/>
       <w:tcPr>
@@ -4522,7 +5122,7 @@
         <w:spacing w:before="0" w:after="0" w:line="240" w:lineRule="auto"/>
       </w:pPr>
       <w:rPr>
-        <w:color w:val="auto"/>
+        <w:color w:val="000000"/>
       </w:rPr>
       <w:tblPr/>
       <w:tcPr>
@@ -4541,7 +5141,7 @@
       <w:rPr>
         <w:b/>
         <w:bCs/>
-        <w:color w:val="FFFFFF" w:themeColor="background1"/>
+        <w:color w:val="000000"/>
       </w:rPr>
       <w:tblPr/>
       <w:tcPr>
@@ -4560,7 +5160,7 @@
       <w:rPr>
         <w:b/>
         <w:bCs/>
-        <w:color w:val="FFFFFF" w:themeColor="background1"/>
+        <w:color w:val="000000"/>
       </w:rPr>
       <w:tblPr/>
       <w:tcPr>
@@ -4606,7 +5206,7 @@
     </w:tblStylePr>
     <w:tblStylePr w:type="nwCell">
       <w:rPr>
-        <w:color w:val="FFFFFF" w:themeColor="background1"/>
+        <w:color w:val="000000"/>
       </w:rPr>
       <w:tblPr/>
       <w:tcPr>
@@ -4651,7 +5251,7 @@
       <w:rPr>
         <w:b/>
         <w:bCs/>
-        <w:color w:val="FFFFFF" w:themeColor="background1"/>
+        <w:color w:val="000000"/>
       </w:rPr>
       <w:tblPr/>
       <w:tcPr>
@@ -4671,7 +5271,7 @@
         <w:spacing w:before="0" w:after="0" w:line="240" w:lineRule="auto"/>
       </w:pPr>
       <w:rPr>
-        <w:color w:val="auto"/>
+        <w:color w:val="000000"/>
       </w:rPr>
       <w:tblPr/>
       <w:tcPr>
@@ -4690,7 +5290,7 @@
       <w:rPr>
         <w:b/>
         <w:bCs/>
-        <w:color w:val="FFFFFF" w:themeColor="background1"/>
+        <w:color w:val="000000"/>
       </w:rPr>
       <w:tblPr/>
       <w:tcPr>
@@ -4709,7 +5309,7 @@
       <w:rPr>
         <w:b/>
         <w:bCs/>
-        <w:color w:val="FFFFFF" w:themeColor="background1"/>
+        <w:color w:val="000000"/>
       </w:rPr>
       <w:tblPr/>
       <w:tcPr>
@@ -4755,7 +5355,7 @@
     </w:tblStylePr>
     <w:tblStylePr w:type="nwCell">
       <w:rPr>
-        <w:color w:val="FFFFFF" w:themeColor="background1"/>
+        <w:color w:val="000000"/>
       </w:rPr>
       <w:tblPr/>
       <w:tcPr>
@@ -4800,7 +5400,7 @@
       <w:rPr>
         <w:b/>
         <w:bCs/>
-        <w:color w:val="FFFFFF" w:themeColor="background1"/>
+        <w:color w:val="000000"/>
       </w:rPr>
       <w:tblPr/>
       <w:tcPr>
@@ -4820,7 +5420,7 @@
         <w:spacing w:before="0" w:after="0" w:line="240" w:lineRule="auto"/>
       </w:pPr>
       <w:rPr>
-        <w:color w:val="auto"/>
+        <w:color w:val="000000"/>
       </w:rPr>
       <w:tblPr/>
       <w:tcPr>
@@ -4839,7 +5439,7 @@
       <w:rPr>
         <w:b/>
         <w:bCs/>
-        <w:color w:val="FFFFFF" w:themeColor="background1"/>
+        <w:color w:val="000000"/>
       </w:rPr>
       <w:tblPr/>
       <w:tcPr>
@@ -4858,7 +5458,7 @@
       <w:rPr>
         <w:b/>
         <w:bCs/>
-        <w:color w:val="FFFFFF" w:themeColor="background1"/>
+        <w:color w:val="000000"/>
       </w:rPr>
       <w:tblPr/>
       <w:tcPr>
@@ -4904,7 +5504,7 @@
     </w:tblStylePr>
     <w:tblStylePr w:type="nwCell">
       <w:rPr>
-        <w:color w:val="FFFFFF" w:themeColor="background1"/>
+        <w:color w:val="000000"/>
       </w:rPr>
       <w:tblPr/>
       <w:tcPr>
@@ -4949,7 +5549,7 @@
       <w:rPr>
         <w:b/>
         <w:bCs/>
-        <w:color w:val="FFFFFF" w:themeColor="background1"/>
+        <w:color w:val="000000"/>
       </w:rPr>
       <w:tblPr/>
       <w:tcPr>
@@ -4969,7 +5569,7 @@
         <w:spacing w:before="0" w:after="0" w:line="240" w:lineRule="auto"/>
       </w:pPr>
       <w:rPr>
-        <w:color w:val="auto"/>
+        <w:color w:val="000000"/>
       </w:rPr>
       <w:tblPr/>
       <w:tcPr>
@@ -4988,7 +5588,7 @@
       <w:rPr>
         <w:b/>
         <w:bCs/>
-        <w:color w:val="FFFFFF" w:themeColor="background1"/>
+        <w:color w:val="000000"/>
       </w:rPr>
       <w:tblPr/>
       <w:tcPr>
@@ -5007,7 +5607,7 @@
       <w:rPr>
         <w:b/>
         <w:bCs/>
-        <w:color w:val="FFFFFF" w:themeColor="background1"/>
+        <w:color w:val="000000"/>
       </w:rPr>
       <w:tblPr/>
       <w:tcPr>
@@ -5053,7 +5653,7 @@
     </w:tblStylePr>
     <w:tblStylePr w:type="nwCell">
       <w:rPr>
-        <w:color w:val="FFFFFF" w:themeColor="background1"/>
+        <w:color w:val="000000"/>
       </w:rPr>
       <w:tblPr/>
       <w:tcPr>
@@ -5098,7 +5698,7 @@
       <w:rPr>
         <w:b/>
         <w:bCs/>
-        <w:color w:val="FFFFFF" w:themeColor="background1"/>
+        <w:color w:val="000000"/>
       </w:rPr>
       <w:tblPr/>
       <w:tcPr>
@@ -5118,7 +5718,7 @@
         <w:spacing w:before="0" w:after="0" w:line="240" w:lineRule="auto"/>
       </w:pPr>
       <w:rPr>
-        <w:color w:val="auto"/>
+        <w:color w:val="000000"/>
       </w:rPr>
       <w:tblPr/>
       <w:tcPr>
@@ -5137,7 +5737,7 @@
       <w:rPr>
         <w:b/>
         <w:bCs/>
-        <w:color w:val="FFFFFF" w:themeColor="background1"/>
+        <w:color w:val="000000"/>
       </w:rPr>
       <w:tblPr/>
       <w:tcPr>
@@ -5156,7 +5756,7 @@
       <w:rPr>
         <w:b/>
         <w:bCs/>
-        <w:color w:val="FFFFFF" w:themeColor="background1"/>
+        <w:color w:val="000000"/>
       </w:rPr>
       <w:tblPr/>
       <w:tcPr>
@@ -5202,7 +5802,7 @@
     </w:tblStylePr>
     <w:tblStylePr w:type="nwCell">
       <w:rPr>
-        <w:color w:val="FFFFFF" w:themeColor="background1"/>
+        <w:color w:val="000000"/>
       </w:rPr>
       <w:tblPr/>
       <w:tcPr>
@@ -5247,7 +5847,7 @@
       <w:rPr>
         <w:b/>
         <w:bCs/>
-        <w:color w:val="FFFFFF" w:themeColor="background1"/>
+        <w:color w:val="000000"/>
       </w:rPr>
       <w:tblPr/>
       <w:tcPr>
@@ -5267,7 +5867,7 @@
         <w:spacing w:before="0" w:after="0" w:line="240" w:lineRule="auto"/>
       </w:pPr>
       <w:rPr>
-        <w:color w:val="auto"/>
+        <w:color w:val="000000"/>
       </w:rPr>
       <w:tblPr/>
       <w:tcPr>
@@ -5286,7 +5886,7 @@
       <w:rPr>
         <w:b/>
         <w:bCs/>
-        <w:color w:val="FFFFFF" w:themeColor="background1"/>
+        <w:color w:val="000000"/>
       </w:rPr>
       <w:tblPr/>
       <w:tcPr>
@@ -5305,7 +5905,7 @@
       <w:rPr>
         <w:b/>
         <w:bCs/>
-        <w:color w:val="FFFFFF" w:themeColor="background1"/>
+        <w:color w:val="000000"/>
       </w:rPr>
       <w:tblPr/>
       <w:tcPr>
@@ -5351,7 +5951,7 @@
     </w:tblStylePr>
     <w:tblStylePr w:type="nwCell">
       <w:rPr>
-        <w:color w:val="FFFFFF" w:themeColor="background1"/>
+        <w:color w:val="000000"/>
       </w:rPr>
       <w:tblPr/>
       <w:tcPr>
@@ -5396,7 +5996,7 @@
       <w:rPr>
         <w:b/>
         <w:bCs/>
-        <w:color w:val="FFFFFF" w:themeColor="background1"/>
+        <w:color w:val="000000"/>
       </w:rPr>
       <w:tblPr/>
       <w:tcPr>
@@ -5416,7 +6016,7 @@
         <w:spacing w:before="0" w:after="0" w:line="240" w:lineRule="auto"/>
       </w:pPr>
       <w:rPr>
-        <w:color w:val="auto"/>
+        <w:color w:val="000000"/>
       </w:rPr>
       <w:tblPr/>
       <w:tcPr>
@@ -5435,7 +6035,7 @@
       <w:rPr>
         <w:b/>
         <w:bCs/>
-        <w:color w:val="FFFFFF" w:themeColor="background1"/>
+        <w:color w:val="000000"/>
       </w:rPr>
       <w:tblPr/>
       <w:tcPr>
@@ -5454,7 +6054,7 @@
       <w:rPr>
         <w:b/>
         <w:bCs/>
-        <w:color w:val="FFFFFF" w:themeColor="background1"/>
+        <w:color w:val="000000"/>
       </w:rPr>
       <w:tblPr/>
       <w:tcPr>
@@ -5500,7 +6100,7 @@
     </w:tblStylePr>
     <w:tblStylePr w:type="nwCell">
       <w:rPr>
-        <w:color w:val="FFFFFF" w:themeColor="background1"/>
+        <w:color w:val="000000"/>
       </w:rPr>
       <w:tblPr/>
       <w:tcPr>
@@ -5524,7 +6124,7 @@
       <w:spacing w:after="0" w:line="240" w:lineRule="auto"/>
     </w:pPr>
     <w:rPr>
-      <w:color w:val="000000" w:themeColor="text1"/>
+      <w:color w:val="000000"/>
     </w:rPr>
     <w:tblPr>
       <w:tblStyleRowBandSize w:val="1"/>
@@ -5557,7 +6157,7 @@
       <w:rPr>
         <w:b/>
         <w:bCs/>
-        <w:color w:val="1F497D" w:themeColor="text2"/>
+        <w:color w:val="000000"/>
       </w:rPr>
       <w:tblPr/>
       <w:tcPr>
@@ -5608,7 +6208,7 @@
       <w:spacing w:after="0" w:line="240" w:lineRule="auto"/>
     </w:pPr>
     <w:rPr>
-      <w:color w:val="000000" w:themeColor="text1"/>
+      <w:color w:val="000000"/>
     </w:rPr>
     <w:tblPr>
       <w:tblStyleRowBandSize w:val="1"/>
@@ -5641,7 +6241,7 @@
       <w:rPr>
         <w:b/>
         <w:bCs/>
-        <w:color w:val="1F497D" w:themeColor="text2"/>
+        <w:color w:val="000000"/>
       </w:rPr>
       <w:tblPr/>
       <w:tcPr>
@@ -5692,7 +6292,7 @@
       <w:spacing w:after="0" w:line="240" w:lineRule="auto"/>
     </w:pPr>
     <w:rPr>
-      <w:color w:val="000000" w:themeColor="text1"/>
+      <w:color w:val="000000"/>
     </w:rPr>
     <w:tblPr>
       <w:tblStyleRowBandSize w:val="1"/>
@@ -5725,7 +6325,7 @@
       <w:rPr>
         <w:b/>
         <w:bCs/>
-        <w:color w:val="1F497D" w:themeColor="text2"/>
+        <w:color w:val="000000"/>
       </w:rPr>
       <w:tblPr/>
       <w:tcPr>
@@ -5776,7 +6376,7 @@
       <w:spacing w:after="0" w:line="240" w:lineRule="auto"/>
     </w:pPr>
     <w:rPr>
-      <w:color w:val="000000" w:themeColor="text1"/>
+      <w:color w:val="000000"/>
     </w:rPr>
     <w:tblPr>
       <w:tblStyleRowBandSize w:val="1"/>
@@ -5809,7 +6409,7 @@
       <w:rPr>
         <w:b/>
         <w:bCs/>
-        <w:color w:val="1F497D" w:themeColor="text2"/>
+        <w:color w:val="000000"/>
       </w:rPr>
       <w:tblPr/>
       <w:tcPr>
@@ -5860,7 +6460,7 @@
       <w:spacing w:after="0" w:line="240" w:lineRule="auto"/>
     </w:pPr>
     <w:rPr>
-      <w:color w:val="000000" w:themeColor="text1"/>
+      <w:color w:val="000000"/>
     </w:rPr>
     <w:tblPr>
       <w:tblStyleRowBandSize w:val="1"/>
@@ -5893,7 +6493,7 @@
       <w:rPr>
         <w:b/>
         <w:bCs/>
-        <w:color w:val="1F497D" w:themeColor="text2"/>
+        <w:color w:val="000000"/>
       </w:rPr>
       <w:tblPr/>
       <w:tcPr>
@@ -5944,7 +6544,7 @@
       <w:spacing w:after="0" w:line="240" w:lineRule="auto"/>
     </w:pPr>
     <w:rPr>
-      <w:color w:val="000000" w:themeColor="text1"/>
+      <w:color w:val="000000"/>
     </w:rPr>
     <w:tblPr>
       <w:tblStyleRowBandSize w:val="1"/>
@@ -5977,7 +6577,7 @@
       <w:rPr>
         <w:b/>
         <w:bCs/>
-        <w:color w:val="1F497D" w:themeColor="text2"/>
+        <w:color w:val="000000"/>
       </w:rPr>
       <w:tblPr/>
       <w:tcPr>
@@ -6028,7 +6628,7 @@
       <w:spacing w:after="0" w:line="240" w:lineRule="auto"/>
     </w:pPr>
     <w:rPr>
-      <w:color w:val="000000" w:themeColor="text1"/>
+      <w:color w:val="000000"/>
     </w:rPr>
     <w:tblPr>
       <w:tblStyleRowBandSize w:val="1"/>
@@ -6061,7 +6661,7 @@
       <w:rPr>
         <w:b/>
         <w:bCs/>
-        <w:color w:val="1F497D" w:themeColor="text2"/>
+        <w:color w:val="000000"/>
       </w:rPr>
       <w:tblPr/>
       <w:tcPr>
@@ -6113,7 +6713,7 @@
     </w:pPr>
     <w:rPr>
       <w:rFonts w:asciiTheme="majorHAnsi" w:eastAsiaTheme="majorEastAsia" w:hAnsiTheme="majorHAnsi" w:cstheme="majorBidi"/>
-      <w:color w:val="000000" w:themeColor="text1"/>
+      <w:color w:val="000000"/>
     </w:rPr>
     <w:tblPr>
       <w:tblStyleRowBandSize w:val="1"/>
@@ -6241,7 +6841,7 @@
     </w:pPr>
     <w:rPr>
       <w:rFonts w:asciiTheme="majorHAnsi" w:eastAsiaTheme="majorEastAsia" w:hAnsiTheme="majorHAnsi" w:cstheme="majorBidi"/>
-      <w:color w:val="000000" w:themeColor="text1"/>
+      <w:color w:val="000000"/>
     </w:rPr>
     <w:tblPr>
       <w:tblStyleRowBandSize w:val="1"/>
@@ -6369,7 +6969,7 @@
     </w:pPr>
     <w:rPr>
       <w:rFonts w:asciiTheme="majorHAnsi" w:eastAsiaTheme="majorEastAsia" w:hAnsiTheme="majorHAnsi" w:cstheme="majorBidi"/>
-      <w:color w:val="000000" w:themeColor="text1"/>
+      <w:color w:val="000000"/>
     </w:rPr>
     <w:tblPr>
       <w:tblStyleRowBandSize w:val="1"/>
@@ -6497,7 +7097,7 @@
     </w:pPr>
     <w:rPr>
       <w:rFonts w:asciiTheme="majorHAnsi" w:eastAsiaTheme="majorEastAsia" w:hAnsiTheme="majorHAnsi" w:cstheme="majorBidi"/>
-      <w:color w:val="000000" w:themeColor="text1"/>
+      <w:color w:val="000000"/>
     </w:rPr>
     <w:tblPr>
       <w:tblStyleRowBandSize w:val="1"/>
@@ -6625,7 +7225,7 @@
     </w:pPr>
     <w:rPr>
       <w:rFonts w:asciiTheme="majorHAnsi" w:eastAsiaTheme="majorEastAsia" w:hAnsiTheme="majorHAnsi" w:cstheme="majorBidi"/>
-      <w:color w:val="000000" w:themeColor="text1"/>
+      <w:color w:val="000000"/>
     </w:rPr>
     <w:tblPr>
       <w:tblStyleRowBandSize w:val="1"/>
@@ -6753,7 +7353,7 @@
     </w:pPr>
     <w:rPr>
       <w:rFonts w:asciiTheme="majorHAnsi" w:eastAsiaTheme="majorEastAsia" w:hAnsiTheme="majorHAnsi" w:cstheme="majorBidi"/>
-      <w:color w:val="000000" w:themeColor="text1"/>
+      <w:color w:val="000000"/>
     </w:rPr>
     <w:tblPr>
       <w:tblStyleRowBandSize w:val="1"/>
@@ -6881,7 +7481,7 @@
     </w:pPr>
     <w:rPr>
       <w:rFonts w:asciiTheme="majorHAnsi" w:eastAsiaTheme="majorEastAsia" w:hAnsiTheme="majorHAnsi" w:cstheme="majorBidi"/>
-      <w:color w:val="000000" w:themeColor="text1"/>
+      <w:color w:val="000000"/>
     </w:rPr>
     <w:tblPr>
       <w:tblStyleRowBandSize w:val="1"/>
@@ -7520,7 +8120,7 @@
     </w:pPr>
     <w:rPr>
       <w:rFonts w:asciiTheme="majorHAnsi" w:eastAsiaTheme="majorEastAsia" w:hAnsiTheme="majorHAnsi" w:cstheme="majorBidi"/>
-      <w:color w:val="000000" w:themeColor="text1"/>
+      <w:color w:val="000000"/>
     </w:rPr>
     <w:tblPr>
       <w:tblStyleRowBandSize w:val="1"/>
@@ -7548,7 +8148,7 @@
       <w:rPr>
         <w:b/>
         <w:bCs/>
-        <w:color w:val="000000" w:themeColor="text1"/>
+        <w:color w:val="000000"/>
       </w:rPr>
       <w:tblPr/>
       <w:tcPr>
@@ -7559,7 +8159,7 @@
       <w:rPr>
         <w:b/>
         <w:bCs/>
-        <w:color w:val="000000" w:themeColor="text1"/>
+        <w:color w:val="000000"/>
       </w:rPr>
       <w:tblPr/>
       <w:tcPr>
@@ -7578,7 +8178,7 @@
       <w:rPr>
         <w:b/>
         <w:bCs/>
-        <w:color w:val="000000" w:themeColor="text1"/>
+        <w:color w:val="000000"/>
       </w:rPr>
       <w:tblPr/>
       <w:tcPr>
@@ -7597,7 +8197,7 @@
       <w:rPr>
         <w:b w:val="0"/>
         <w:bCs w:val="0"/>
-        <w:color w:val="000000" w:themeColor="text1"/>
+        <w:color w:val="000000"/>
       </w:rPr>
       <w:tblPr/>
       <w:tcPr>
@@ -7645,7 +8245,7 @@
     </w:pPr>
     <w:rPr>
       <w:rFonts w:asciiTheme="majorHAnsi" w:eastAsiaTheme="majorEastAsia" w:hAnsiTheme="majorHAnsi" w:cstheme="majorBidi"/>
-      <w:color w:val="000000" w:themeColor="text1"/>
+      <w:color w:val="000000"/>
     </w:rPr>
     <w:tblPr>
       <w:tblStyleRowBandSize w:val="1"/>
@@ -7673,7 +8273,7 @@
       <w:rPr>
         <w:b/>
         <w:bCs/>
-        <w:color w:val="000000" w:themeColor="text1"/>
+        <w:color w:val="000000"/>
       </w:rPr>
       <w:tblPr/>
       <w:tcPr>
@@ -7684,7 +8284,7 @@
       <w:rPr>
         <w:b/>
         <w:bCs/>
-        <w:color w:val="000000" w:themeColor="text1"/>
+        <w:color w:val="000000"/>
       </w:rPr>
       <w:tblPr/>
       <w:tcPr>
@@ -7703,7 +8303,7 @@
       <w:rPr>
         <w:b/>
         <w:bCs/>
-        <w:color w:val="000000" w:themeColor="text1"/>
+        <w:color w:val="000000"/>
       </w:rPr>
       <w:tblPr/>
       <w:tcPr>
@@ -7722,7 +8322,7 @@
       <w:rPr>
         <w:b w:val="0"/>
         <w:bCs w:val="0"/>
-        <w:color w:val="000000" w:themeColor="text1"/>
+        <w:color w:val="000000"/>
       </w:rPr>
       <w:tblPr/>
       <w:tcPr>
@@ -7770,7 +8370,7 @@
     </w:pPr>
     <w:rPr>
       <w:rFonts w:asciiTheme="majorHAnsi" w:eastAsiaTheme="majorEastAsia" w:hAnsiTheme="majorHAnsi" w:cstheme="majorBidi"/>
-      <w:color w:val="000000" w:themeColor="text1"/>
+      <w:color w:val="000000"/>
     </w:rPr>
     <w:tblPr>
       <w:tblStyleRowBandSize w:val="1"/>
@@ -7798,7 +8398,7 @@
       <w:rPr>
         <w:b/>
         <w:bCs/>
-        <w:color w:val="000000" w:themeColor="text1"/>
+        <w:color w:val="000000"/>
       </w:rPr>
       <w:tblPr/>
       <w:tcPr>
@@ -7809,7 +8409,7 @@
       <w:rPr>
         <w:b/>
         <w:bCs/>
-        <w:color w:val="000000" w:themeColor="text1"/>
+        <w:color w:val="000000"/>
       </w:rPr>
       <w:tblPr/>
       <w:tcPr>
@@ -7828,7 +8428,7 @@
       <w:rPr>
         <w:b/>
         <w:bCs/>
-        <w:color w:val="000000" w:themeColor="text1"/>
+        <w:color w:val="000000"/>
       </w:rPr>
       <w:tblPr/>
       <w:tcPr>
@@ -7847,7 +8447,7 @@
       <w:rPr>
         <w:b w:val="0"/>
         <w:bCs w:val="0"/>
-        <w:color w:val="000000" w:themeColor="text1"/>
+        <w:color w:val="000000"/>
       </w:rPr>
       <w:tblPr/>
       <w:tcPr>
@@ -7895,7 +8495,7 @@
     </w:pPr>
     <w:rPr>
       <w:rFonts w:asciiTheme="majorHAnsi" w:eastAsiaTheme="majorEastAsia" w:hAnsiTheme="majorHAnsi" w:cstheme="majorBidi"/>
-      <w:color w:val="000000" w:themeColor="text1"/>
+      <w:color w:val="000000"/>
     </w:rPr>
     <w:tblPr>
       <w:tblStyleRowBandSize w:val="1"/>
@@ -7923,7 +8523,7 @@
       <w:rPr>
         <w:b/>
         <w:bCs/>
-        <w:color w:val="000000" w:themeColor="text1"/>
+        <w:color w:val="000000"/>
       </w:rPr>
       <w:tblPr/>
       <w:tcPr>
@@ -7934,7 +8534,7 @@
       <w:rPr>
         <w:b/>
         <w:bCs/>
-        <w:color w:val="000000" w:themeColor="text1"/>
+        <w:color w:val="000000"/>
       </w:rPr>
       <w:tblPr/>
       <w:tcPr>
@@ -7953,7 +8553,7 @@
       <w:rPr>
         <w:b/>
         <w:bCs/>
-        <w:color w:val="000000" w:themeColor="text1"/>
+        <w:color w:val="000000"/>
       </w:rPr>
       <w:tblPr/>
       <w:tcPr>
@@ -7972,7 +8572,7 @@
       <w:rPr>
         <w:b w:val="0"/>
         <w:bCs w:val="0"/>
-        <w:color w:val="000000" w:themeColor="text1"/>
+        <w:color w:val="000000"/>
       </w:rPr>
       <w:tblPr/>
       <w:tcPr>
@@ -8020,7 +8620,7 @@
     </w:pPr>
     <w:rPr>
       <w:rFonts w:asciiTheme="majorHAnsi" w:eastAsiaTheme="majorEastAsia" w:hAnsiTheme="majorHAnsi" w:cstheme="majorBidi"/>
-      <w:color w:val="000000" w:themeColor="text1"/>
+      <w:color w:val="000000"/>
     </w:rPr>
     <w:tblPr>
       <w:tblStyleRowBandSize w:val="1"/>
@@ -8048,7 +8648,7 @@
       <w:rPr>
         <w:b/>
         <w:bCs/>
-        <w:color w:val="000000" w:themeColor="text1"/>
+        <w:color w:val="000000"/>
       </w:rPr>
       <w:tblPr/>
       <w:tcPr>
@@ -8059,7 +8659,7 @@
       <w:rPr>
         <w:b/>
         <w:bCs/>
-        <w:color w:val="000000" w:themeColor="text1"/>
+        <w:color w:val="000000"/>
       </w:rPr>
       <w:tblPr/>
       <w:tcPr>
@@ -8078,7 +8678,7 @@
       <w:rPr>
         <w:b/>
         <w:bCs/>
-        <w:color w:val="000000" w:themeColor="text1"/>
+        <w:color w:val="000000"/>
       </w:rPr>
       <w:tblPr/>
       <w:tcPr>
@@ -8097,7 +8697,7 @@
       <w:rPr>
         <w:b w:val="0"/>
         <w:bCs w:val="0"/>
-        <w:color w:val="000000" w:themeColor="text1"/>
+        <w:color w:val="000000"/>
       </w:rPr>
       <w:tblPr/>
       <w:tcPr>
@@ -8145,7 +8745,7 @@
     </w:pPr>
     <w:rPr>
       <w:rFonts w:asciiTheme="majorHAnsi" w:eastAsiaTheme="majorEastAsia" w:hAnsiTheme="majorHAnsi" w:cstheme="majorBidi"/>
-      <w:color w:val="000000" w:themeColor="text1"/>
+      <w:color w:val="000000"/>
     </w:rPr>
     <w:tblPr>
       <w:tblStyleRowBandSize w:val="1"/>
@@ -8173,7 +8773,7 @@
       <w:rPr>
         <w:b/>
         <w:bCs/>
-        <w:color w:val="000000" w:themeColor="text1"/>
+        <w:color w:val="000000"/>
       </w:rPr>
       <w:tblPr/>
       <w:tcPr>
@@ -8184,7 +8784,7 @@
       <w:rPr>
         <w:b/>
         <w:bCs/>
-        <w:color w:val="000000" w:themeColor="text1"/>
+        <w:color w:val="000000"/>
       </w:rPr>
       <w:tblPr/>
       <w:tcPr>
@@ -8203,7 +8803,7 @@
       <w:rPr>
         <w:b/>
         <w:bCs/>
-        <w:color w:val="000000" w:themeColor="text1"/>
+        <w:color w:val="000000"/>
       </w:rPr>
       <w:tblPr/>
       <w:tcPr>
@@ -8222,7 +8822,7 @@
       <w:rPr>
         <w:b w:val="0"/>
         <w:bCs w:val="0"/>
-        <w:color w:val="000000" w:themeColor="text1"/>
+        <w:color w:val="000000"/>
       </w:rPr>
       <w:tblPr/>
       <w:tcPr>
@@ -8270,7 +8870,7 @@
     </w:pPr>
     <w:rPr>
       <w:rFonts w:asciiTheme="majorHAnsi" w:eastAsiaTheme="majorEastAsia" w:hAnsiTheme="majorHAnsi" w:cstheme="majorBidi"/>
-      <w:color w:val="000000" w:themeColor="text1"/>
+      <w:color w:val="000000"/>
     </w:rPr>
     <w:tblPr>
       <w:tblStyleRowBandSize w:val="1"/>
@@ -8298,7 +8898,7 @@
       <w:rPr>
         <w:b/>
         <w:bCs/>
-        <w:color w:val="000000" w:themeColor="text1"/>
+        <w:color w:val="000000"/>
       </w:rPr>
       <w:tblPr/>
       <w:tcPr>
@@ -8309,7 +8909,7 @@
       <w:rPr>
         <w:b/>
         <w:bCs/>
-        <w:color w:val="000000" w:themeColor="text1"/>
+        <w:color w:val="000000"/>
       </w:rPr>
       <w:tblPr/>
       <w:tcPr>
@@ -8328,7 +8928,7 @@
       <w:rPr>
         <w:b/>
         <w:bCs/>
-        <w:color w:val="000000" w:themeColor="text1"/>
+        <w:color w:val="000000"/>
       </w:rPr>
       <w:tblPr/>
       <w:tcPr>
@@ -8347,7 +8947,7 @@
       <w:rPr>
         <w:b w:val="0"/>
         <w:bCs w:val="0"/>
-        <w:color w:val="000000" w:themeColor="text1"/>
+        <w:color w:val="000000"/>
       </w:rPr>
       <w:tblPr/>
       <w:tcPr>
@@ -8421,7 +9021,7 @@
         <w:bCs/>
         <w:i w:val="0"/>
         <w:iCs w:val="0"/>
-        <w:color w:val="FFFFFF" w:themeColor="background1"/>
+        <w:color w:val="000000"/>
       </w:rPr>
       <w:tblPr/>
       <w:tcPr>
@@ -8442,7 +9042,7 @@
         <w:bCs/>
         <w:i w:val="0"/>
         <w:iCs w:val="0"/>
-        <w:color w:val="FFFFFF" w:themeColor="background1"/>
+        <w:color w:val="000000"/>
       </w:rPr>
       <w:tblPr/>
       <w:tcPr>
@@ -8463,7 +9063,7 @@
         <w:bCs/>
         <w:i w:val="0"/>
         <w:iCs w:val="0"/>
-        <w:color w:val="FFFFFF" w:themeColor="background1"/>
+        <w:color w:val="000000"/>
       </w:rPr>
       <w:tblPr/>
       <w:tcPr>
@@ -8482,7 +9082,7 @@
         <w:bCs/>
         <w:i w:val="0"/>
         <w:iCs w:val="0"/>
-        <w:color w:val="FFFFFF" w:themeColor="background1"/>
+        <w:color w:val="000000"/>
       </w:rPr>
       <w:tblPr/>
       <w:tcPr>
@@ -8562,7 +9162,7 @@
         <w:bCs/>
         <w:i w:val="0"/>
         <w:iCs w:val="0"/>
-        <w:color w:val="FFFFFF" w:themeColor="background1"/>
+        <w:color w:val="000000"/>
       </w:rPr>
       <w:tblPr/>
       <w:tcPr>
@@ -8583,7 +9183,7 @@
         <w:bCs/>
         <w:i w:val="0"/>
         <w:iCs w:val="0"/>
-        <w:color w:val="FFFFFF" w:themeColor="background1"/>
+        <w:color w:val="000000"/>
       </w:rPr>
       <w:tblPr/>
       <w:tcPr>
@@ -8604,7 +9204,7 @@
         <w:bCs/>
         <w:i w:val="0"/>
         <w:iCs w:val="0"/>
-        <w:color w:val="FFFFFF" w:themeColor="background1"/>
+        <w:color w:val="000000"/>
       </w:rPr>
       <w:tblPr/>
       <w:tcPr>
@@ -8623,7 +9223,7 @@
         <w:bCs/>
         <w:i w:val="0"/>
         <w:iCs w:val="0"/>
-        <w:color w:val="FFFFFF" w:themeColor="background1"/>
+        <w:color w:val="000000"/>
       </w:rPr>
       <w:tblPr/>
       <w:tcPr>
@@ -8703,7 +9303,7 @@
         <w:bCs/>
         <w:i w:val="0"/>
         <w:iCs w:val="0"/>
-        <w:color w:val="FFFFFF" w:themeColor="background1"/>
+        <w:color w:val="000000"/>
       </w:rPr>
       <w:tblPr/>
       <w:tcPr>
@@ -8724,7 +9324,7 @@
         <w:bCs/>
         <w:i w:val="0"/>
         <w:iCs w:val="0"/>
-        <w:color w:val="FFFFFF" w:themeColor="background1"/>
+        <w:color w:val="000000"/>
       </w:rPr>
       <w:tblPr/>
       <w:tcPr>
@@ -8745,7 +9345,7 @@
         <w:bCs/>
         <w:i w:val="0"/>
         <w:iCs w:val="0"/>
-        <w:color w:val="FFFFFF" w:themeColor="background1"/>
+        <w:color w:val="000000"/>
       </w:rPr>
       <w:tblPr/>
       <w:tcPr>
@@ -8764,7 +9364,7 @@
         <w:bCs/>
         <w:i w:val="0"/>
         <w:iCs w:val="0"/>
-        <w:color w:val="FFFFFF" w:themeColor="background1"/>
+        <w:color w:val="000000"/>
       </w:rPr>
       <w:tblPr/>
       <w:tcPr>
@@ -8844,7 +9444,7 @@
         <w:bCs/>
         <w:i w:val="0"/>
         <w:iCs w:val="0"/>
-        <w:color w:val="FFFFFF" w:themeColor="background1"/>
+        <w:color w:val="000000"/>
       </w:rPr>
       <w:tblPr/>
       <w:tcPr>
@@ -8865,7 +9465,7 @@
         <w:bCs/>
         <w:i w:val="0"/>
         <w:iCs w:val="0"/>
-        <w:color w:val="FFFFFF" w:themeColor="background1"/>
+        <w:color w:val="000000"/>
       </w:rPr>
       <w:tblPr/>
       <w:tcPr>
@@ -8886,7 +9486,7 @@
         <w:bCs/>
         <w:i w:val="0"/>
         <w:iCs w:val="0"/>
-        <w:color w:val="FFFFFF" w:themeColor="background1"/>
+        <w:color w:val="000000"/>
       </w:rPr>
       <w:tblPr/>
       <w:tcPr>
@@ -8905,7 +9505,7 @@
         <w:bCs/>
         <w:i w:val="0"/>
         <w:iCs w:val="0"/>
-        <w:color w:val="FFFFFF" w:themeColor="background1"/>
+        <w:color w:val="000000"/>
       </w:rPr>
       <w:tblPr/>
       <w:tcPr>
@@ -8985,7 +9585,7 @@
         <w:bCs/>
         <w:i w:val="0"/>
         <w:iCs w:val="0"/>
-        <w:color w:val="FFFFFF" w:themeColor="background1"/>
+        <w:color w:val="000000"/>
       </w:rPr>
       <w:tblPr/>
       <w:tcPr>
@@ -9006,7 +9606,7 @@
         <w:bCs/>
         <w:i w:val="0"/>
         <w:iCs w:val="0"/>
-        <w:color w:val="FFFFFF" w:themeColor="background1"/>
+        <w:color w:val="000000"/>
       </w:rPr>
       <w:tblPr/>
       <w:tcPr>
@@ -9027,7 +9627,7 @@
         <w:bCs/>
         <w:i w:val="0"/>
         <w:iCs w:val="0"/>
-        <w:color w:val="FFFFFF" w:themeColor="background1"/>
+        <w:color w:val="000000"/>
       </w:rPr>
       <w:tblPr/>
       <w:tcPr>
@@ -9046,7 +9646,7 @@
         <w:bCs/>
         <w:i w:val="0"/>
         <w:iCs w:val="0"/>
-        <w:color w:val="FFFFFF" w:themeColor="background1"/>
+        <w:color w:val="000000"/>
       </w:rPr>
       <w:tblPr/>
       <w:tcPr>
@@ -9126,7 +9726,7 @@
         <w:bCs/>
         <w:i w:val="0"/>
         <w:iCs w:val="0"/>
-        <w:color w:val="FFFFFF" w:themeColor="background1"/>
+        <w:color w:val="000000"/>
       </w:rPr>
       <w:tblPr/>
       <w:tcPr>
@@ -9147,7 +9747,7 @@
         <w:bCs/>
         <w:i w:val="0"/>
         <w:iCs w:val="0"/>
-        <w:color w:val="FFFFFF" w:themeColor="background1"/>
+        <w:color w:val="000000"/>
       </w:rPr>
       <w:tblPr/>
       <w:tcPr>
@@ -9168,7 +9768,7 @@
         <w:bCs/>
         <w:i w:val="0"/>
         <w:iCs w:val="0"/>
-        <w:color w:val="FFFFFF" w:themeColor="background1"/>
+        <w:color w:val="000000"/>
       </w:rPr>
       <w:tblPr/>
       <w:tcPr>
@@ -9187,7 +9787,7 @@
         <w:bCs/>
         <w:i w:val="0"/>
         <w:iCs w:val="0"/>
-        <w:color w:val="FFFFFF" w:themeColor="background1"/>
+        <w:color w:val="000000"/>
       </w:rPr>
       <w:tblPr/>
       <w:tcPr>
@@ -9267,7 +9867,7 @@
         <w:bCs/>
         <w:i w:val="0"/>
         <w:iCs w:val="0"/>
-        <w:color w:val="FFFFFF" w:themeColor="background1"/>
+        <w:color w:val="000000"/>
       </w:rPr>
       <w:tblPr/>
       <w:tcPr>
@@ -9288,7 +9888,7 @@
         <w:bCs/>
         <w:i w:val="0"/>
         <w:iCs w:val="0"/>
-        <w:color w:val="FFFFFF" w:themeColor="background1"/>
+        <w:color w:val="000000"/>
       </w:rPr>
       <w:tblPr/>
       <w:tcPr>
@@ -9309,7 +9909,7 @@
         <w:bCs/>
         <w:i w:val="0"/>
         <w:iCs w:val="0"/>
-        <w:color w:val="FFFFFF" w:themeColor="background1"/>
+        <w:color w:val="000000"/>
       </w:rPr>
       <w:tblPr/>
       <w:tcPr>
@@ -9328,7 +9928,7 @@
         <w:bCs/>
         <w:i w:val="0"/>
         <w:iCs w:val="0"/>
-        <w:color w:val="FFFFFF" w:themeColor="background1"/>
+        <w:color w:val="000000"/>
       </w:rPr>
       <w:tblPr/>
       <w:tcPr>
@@ -9381,7 +9981,7 @@
       <w:spacing w:after="0" w:line="240" w:lineRule="auto"/>
     </w:pPr>
     <w:rPr>
-      <w:color w:val="FFFFFF" w:themeColor="background1"/>
+      <w:color w:val="000000"/>
     </w:rPr>
     <w:tblPr>
       <w:tblStyleRowBandSize w:val="1"/>
@@ -9495,7 +10095,7 @@
       <w:spacing w:after="0" w:line="240" w:lineRule="auto"/>
     </w:pPr>
     <w:rPr>
-      <w:color w:val="FFFFFF" w:themeColor="background1"/>
+      <w:color w:val="000000"/>
     </w:rPr>
     <w:tblPr>
       <w:tblStyleRowBandSize w:val="1"/>
@@ -9609,7 +10209,7 @@
       <w:spacing w:after="0" w:line="240" w:lineRule="auto"/>
     </w:pPr>
     <w:rPr>
-      <w:color w:val="FFFFFF" w:themeColor="background1"/>
+      <w:color w:val="000000"/>
     </w:rPr>
     <w:tblPr>
       <w:tblStyleRowBandSize w:val="1"/>
@@ -9723,7 +10323,7 @@
       <w:spacing w:after="0" w:line="240" w:lineRule="auto"/>
     </w:pPr>
     <w:rPr>
-      <w:color w:val="FFFFFF" w:themeColor="background1"/>
+      <w:color w:val="000000"/>
     </w:rPr>
     <w:tblPr>
       <w:tblStyleRowBandSize w:val="1"/>
@@ -9837,7 +10437,7 @@
       <w:spacing w:after="0" w:line="240" w:lineRule="auto"/>
     </w:pPr>
     <w:rPr>
-      <w:color w:val="FFFFFF" w:themeColor="background1"/>
+      <w:color w:val="000000"/>
     </w:rPr>
     <w:tblPr>
       <w:tblStyleRowBandSize w:val="1"/>
@@ -9951,7 +10551,7 @@
       <w:spacing w:after="0" w:line="240" w:lineRule="auto"/>
     </w:pPr>
     <w:rPr>
-      <w:color w:val="FFFFFF" w:themeColor="background1"/>
+      <w:color w:val="000000"/>
     </w:rPr>
     <w:tblPr>
       <w:tblStyleRowBandSize w:val="1"/>
@@ -10065,7 +10665,7 @@
       <w:spacing w:after="0" w:line="240" w:lineRule="auto"/>
     </w:pPr>
     <w:rPr>
-      <w:color w:val="FFFFFF" w:themeColor="background1"/>
+      <w:color w:val="000000"/>
     </w:rPr>
     <w:tblPr>
       <w:tblStyleRowBandSize w:val="1"/>
@@ -10179,7 +10779,7 @@
       <w:spacing w:after="0" w:line="240" w:lineRule="auto"/>
     </w:pPr>
     <w:rPr>
-      <w:color w:val="000000" w:themeColor="text1"/>
+      <w:color w:val="000000"/>
     </w:rPr>
     <w:tblPr>
       <w:tblStyleRowBandSize w:val="1"/>
@@ -10225,7 +10825,7 @@
       <w:rPr>
         <w:b/>
         <w:bCs/>
-        <w:color w:val="FFFFFF" w:themeColor="background1"/>
+        <w:color w:val="000000"/>
       </w:rPr>
       <w:tblPr/>
       <w:tcPr>
@@ -10237,7 +10837,7 @@
     </w:tblStylePr>
     <w:tblStylePr w:type="firstCol">
       <w:rPr>
-        <w:color w:val="FFFFFF" w:themeColor="background1"/>
+        <w:color w:val="000000"/>
       </w:rPr>
       <w:tblPr/>
       <w:tcPr>
@@ -10254,7 +10854,7 @@
     </w:tblStylePr>
     <w:tblStylePr w:type="lastCol">
       <w:rPr>
-        <w:color w:val="FFFFFF" w:themeColor="background1"/>
+        <w:color w:val="000000"/>
       </w:rPr>
       <w:tblPr/>
       <w:tcPr>
@@ -10283,12 +10883,12 @@
     </w:tblStylePr>
     <w:tblStylePr w:type="neCell">
       <w:rPr>
-        <w:color w:val="000000" w:themeColor="text1"/>
+        <w:color w:val="000000"/>
       </w:rPr>
     </w:tblStylePr>
     <w:tblStylePr w:type="nwCell">
       <w:rPr>
-        <w:color w:val="000000" w:themeColor="text1"/>
+        <w:color w:val="000000"/>
       </w:rPr>
     </w:tblStylePr>
   </w:style>
@@ -10301,7 +10901,7 @@
       <w:spacing w:after="0" w:line="240" w:lineRule="auto"/>
     </w:pPr>
     <w:rPr>
-      <w:color w:val="000000" w:themeColor="text1"/>
+      <w:color w:val="000000"/>
     </w:rPr>
     <w:tblPr>
       <w:tblStyleRowBandSize w:val="1"/>
@@ -10347,7 +10947,7 @@
       <w:rPr>
         <w:b/>
         <w:bCs/>
-        <w:color w:val="FFFFFF" w:themeColor="background1"/>
+        <w:color w:val="000000"/>
       </w:rPr>
       <w:tblPr/>
       <w:tcPr>
@@ -10359,7 +10959,7 @@
     </w:tblStylePr>
     <w:tblStylePr w:type="firstCol">
       <w:rPr>
-        <w:color w:val="FFFFFF" w:themeColor="background1"/>
+        <w:color w:val="000000"/>
       </w:rPr>
       <w:tblPr/>
       <w:tcPr>
@@ -10376,7 +10976,7 @@
     </w:tblStylePr>
     <w:tblStylePr w:type="lastCol">
       <w:rPr>
-        <w:color w:val="FFFFFF" w:themeColor="background1"/>
+        <w:color w:val="000000"/>
       </w:rPr>
       <w:tblPr/>
       <w:tcPr>
@@ -10405,12 +11005,12 @@
     </w:tblStylePr>
     <w:tblStylePr w:type="neCell">
       <w:rPr>
-        <w:color w:val="000000" w:themeColor="text1"/>
+        <w:color w:val="000000"/>
       </w:rPr>
     </w:tblStylePr>
     <w:tblStylePr w:type="nwCell">
       <w:rPr>
-        <w:color w:val="000000" w:themeColor="text1"/>
+        <w:color w:val="000000"/>
       </w:rPr>
     </w:tblStylePr>
   </w:style>
@@ -10423,7 +11023,7 @@
       <w:spacing w:after="0" w:line="240" w:lineRule="auto"/>
     </w:pPr>
     <w:rPr>
-      <w:color w:val="000000" w:themeColor="text1"/>
+      <w:color w:val="000000"/>
     </w:rPr>
     <w:tblPr>
       <w:tblStyleRowBandSize w:val="1"/>
@@ -10469,7 +11069,7 @@
       <w:rPr>
         <w:b/>
         <w:bCs/>
-        <w:color w:val="FFFFFF" w:themeColor="background1"/>
+        <w:color w:val="000000"/>
       </w:rPr>
       <w:tblPr/>
       <w:tcPr>
@@ -10481,7 +11081,7 @@
     </w:tblStylePr>
     <w:tblStylePr w:type="firstCol">
       <w:rPr>
-        <w:color w:val="FFFFFF" w:themeColor="background1"/>
+        <w:color w:val="000000"/>
       </w:rPr>
       <w:tblPr/>
       <w:tcPr>
@@ -10498,7 +11098,7 @@
     </w:tblStylePr>
     <w:tblStylePr w:type="lastCol">
       <w:rPr>
-        <w:color w:val="FFFFFF" w:themeColor="background1"/>
+        <w:color w:val="000000"/>
       </w:rPr>
       <w:tblPr/>
       <w:tcPr>
@@ -10527,12 +11127,12 @@
     </w:tblStylePr>
     <w:tblStylePr w:type="neCell">
       <w:rPr>
-        <w:color w:val="000000" w:themeColor="text1"/>
+        <w:color w:val="000000"/>
       </w:rPr>
     </w:tblStylePr>
     <w:tblStylePr w:type="nwCell">
       <w:rPr>
-        <w:color w:val="000000" w:themeColor="text1"/>
+        <w:color w:val="000000"/>
       </w:rPr>
     </w:tblStylePr>
   </w:style>
@@ -10545,7 +11145,7 @@
       <w:spacing w:after="0" w:line="240" w:lineRule="auto"/>
     </w:pPr>
     <w:rPr>
-      <w:color w:val="000000" w:themeColor="text1"/>
+      <w:color w:val="000000"/>
     </w:rPr>
     <w:tblPr>
       <w:tblStyleRowBandSize w:val="1"/>
@@ -10591,7 +11191,7 @@
       <w:rPr>
         <w:b/>
         <w:bCs/>
-        <w:color w:val="FFFFFF" w:themeColor="background1"/>
+        <w:color w:val="000000"/>
       </w:rPr>
       <w:tblPr/>
       <w:tcPr>
@@ -10603,7 +11203,7 @@
     </w:tblStylePr>
     <w:tblStylePr w:type="firstCol">
       <w:rPr>
-        <w:color w:val="FFFFFF" w:themeColor="background1"/>
+        <w:color w:val="000000"/>
       </w:rPr>
       <w:tblPr/>
       <w:tcPr>
@@ -10620,7 +11220,7 @@
     </w:tblStylePr>
     <w:tblStylePr w:type="lastCol">
       <w:rPr>
-        <w:color w:val="FFFFFF" w:themeColor="background1"/>
+        <w:color w:val="000000"/>
       </w:rPr>
       <w:tblPr/>
       <w:tcPr>
@@ -10657,7 +11257,7 @@
       <w:spacing w:after="0" w:line="240" w:lineRule="auto"/>
     </w:pPr>
     <w:rPr>
-      <w:color w:val="000000" w:themeColor="text1"/>
+      <w:color w:val="000000"/>
     </w:rPr>
     <w:tblPr>
       <w:tblStyleRowBandSize w:val="1"/>
@@ -10703,7 +11303,7 @@
       <w:rPr>
         <w:b/>
         <w:bCs/>
-        <w:color w:val="FFFFFF" w:themeColor="background1"/>
+        <w:color w:val="000000"/>
       </w:rPr>
       <w:tblPr/>
       <w:tcPr>
@@ -10715,7 +11315,7 @@
     </w:tblStylePr>
     <w:tblStylePr w:type="firstCol">
       <w:rPr>
-        <w:color w:val="FFFFFF" w:themeColor="background1"/>
+        <w:color w:val="000000"/>
       </w:rPr>
       <w:tblPr/>
       <w:tcPr>
@@ -10732,7 +11332,7 @@
     </w:tblStylePr>
     <w:tblStylePr w:type="lastCol">
       <w:rPr>
-        <w:color w:val="FFFFFF" w:themeColor="background1"/>
+        <w:color w:val="000000"/>
       </w:rPr>
       <w:tblPr/>
       <w:tcPr>
@@ -10761,12 +11361,12 @@
     </w:tblStylePr>
     <w:tblStylePr w:type="neCell">
       <w:rPr>
-        <w:color w:val="000000" w:themeColor="text1"/>
+        <w:color w:val="000000"/>
       </w:rPr>
     </w:tblStylePr>
     <w:tblStylePr w:type="nwCell">
       <w:rPr>
-        <w:color w:val="000000" w:themeColor="text1"/>
+        <w:color w:val="000000"/>
       </w:rPr>
     </w:tblStylePr>
   </w:style>
@@ -10779,7 +11379,7 @@
       <w:spacing w:after="0" w:line="240" w:lineRule="auto"/>
     </w:pPr>
     <w:rPr>
-      <w:color w:val="000000" w:themeColor="text1"/>
+      <w:color w:val="000000"/>
     </w:rPr>
     <w:tblPr>
       <w:tblStyleRowBandSize w:val="1"/>
@@ -10825,7 +11425,7 @@
       <w:rPr>
         <w:b/>
         <w:bCs/>
-        <w:color w:val="FFFFFF" w:themeColor="background1"/>
+        <w:color w:val="000000"/>
       </w:rPr>
       <w:tblPr/>
       <w:tcPr>
@@ -10837,7 +11437,7 @@
     </w:tblStylePr>
     <w:tblStylePr w:type="firstCol">
       <w:rPr>
-        <w:color w:val="FFFFFF" w:themeColor="background1"/>
+        <w:color w:val="000000"/>
       </w:rPr>
       <w:tblPr/>
       <w:tcPr>
@@ -10854,7 +11454,7 @@
     </w:tblStylePr>
     <w:tblStylePr w:type="lastCol">
       <w:rPr>
-        <w:color w:val="FFFFFF" w:themeColor="background1"/>
+        <w:color w:val="000000"/>
       </w:rPr>
       <w:tblPr/>
       <w:tcPr>
@@ -10883,12 +11483,12 @@
     </w:tblStylePr>
     <w:tblStylePr w:type="neCell">
       <w:rPr>
-        <w:color w:val="000000" w:themeColor="text1"/>
+        <w:color w:val="000000"/>
       </w:rPr>
     </w:tblStylePr>
     <w:tblStylePr w:type="nwCell">
       <w:rPr>
-        <w:color w:val="000000" w:themeColor="text1"/>
+        <w:color w:val="000000"/>
       </w:rPr>
     </w:tblStylePr>
   </w:style>
@@ -10901,7 +11501,7 @@
       <w:spacing w:after="0" w:line="240" w:lineRule="auto"/>
     </w:pPr>
     <w:rPr>
-      <w:color w:val="000000" w:themeColor="text1"/>
+      <w:color w:val="000000"/>
     </w:rPr>
     <w:tblPr>
       <w:tblStyleRowBandSize w:val="1"/>
@@ -10947,7 +11547,7 @@
       <w:rPr>
         <w:b/>
         <w:bCs/>
-        <w:color w:val="FFFFFF" w:themeColor="background1"/>
+        <w:color w:val="000000"/>
       </w:rPr>
       <w:tblPr/>
       <w:tcPr>
@@ -10959,7 +11559,7 @@
     </w:tblStylePr>
     <w:tblStylePr w:type="firstCol">
       <w:rPr>
-        <w:color w:val="FFFFFF" w:themeColor="background1"/>
+        <w:color w:val="000000"/>
       </w:rPr>
       <w:tblPr/>
       <w:tcPr>
@@ -10976,7 +11576,7 @@
     </w:tblStylePr>
     <w:tblStylePr w:type="lastCol">
       <w:rPr>
-        <w:color w:val="FFFFFF" w:themeColor="background1"/>
+        <w:color w:val="000000"/>
       </w:rPr>
       <w:tblPr/>
       <w:tcPr>
@@ -11005,12 +11605,12 @@
     </w:tblStylePr>
     <w:tblStylePr w:type="neCell">
       <w:rPr>
-        <w:color w:val="000000" w:themeColor="text1"/>
+        <w:color w:val="000000"/>
       </w:rPr>
     </w:tblStylePr>
     <w:tblStylePr w:type="nwCell">
       <w:rPr>
-        <w:color w:val="000000" w:themeColor="text1"/>
+        <w:color w:val="000000"/>
       </w:rPr>
     </w:tblStylePr>
   </w:style>
@@ -11023,7 +11623,7 @@
       <w:spacing w:after="0" w:line="240" w:lineRule="auto"/>
     </w:pPr>
     <w:rPr>
-      <w:color w:val="000000" w:themeColor="text1"/>
+      <w:color w:val="000000"/>
     </w:rPr>
     <w:tblPr>
       <w:tblStyleRowBandSize w:val="1"/>
@@ -11043,7 +11643,7 @@
       <w:rPr>
         <w:b/>
         <w:bCs/>
-        <w:color w:val="FFFFFF" w:themeColor="background1"/>
+        <w:color w:val="000000"/>
       </w:rPr>
       <w:tblPr/>
       <w:tcPr>
@@ -11057,7 +11657,7 @@
       <w:rPr>
         <w:b/>
         <w:bCs/>
-        <w:color w:val="9E3A38" w:themeColor="accent2" w:themeShade="CC"/>
+        <w:color w:val="000000"/>
       </w:rPr>
       <w:tblPr/>
       <w:tcPr>
@@ -11109,7 +11709,7 @@
       <w:spacing w:after="0" w:line="240" w:lineRule="auto"/>
     </w:pPr>
     <w:rPr>
-      <w:color w:val="000000" w:themeColor="text1"/>
+      <w:color w:val="000000"/>
     </w:rPr>
     <w:tblPr>
       <w:tblStyleRowBandSize w:val="1"/>
@@ -11129,7 +11729,7 @@
       <w:rPr>
         <w:b/>
         <w:bCs/>
-        <w:color w:val="FFFFFF" w:themeColor="background1"/>
+        <w:color w:val="000000"/>
       </w:rPr>
       <w:tblPr/>
       <w:tcPr>
@@ -11143,7 +11743,7 @@
       <w:rPr>
         <w:b/>
         <w:bCs/>
-        <w:color w:val="9E3A38" w:themeColor="accent2" w:themeShade="CC"/>
+        <w:color w:val="000000"/>
       </w:rPr>
       <w:tblPr/>
       <w:tcPr>
@@ -11195,7 +11795,7 @@
       <w:spacing w:after="0" w:line="240" w:lineRule="auto"/>
     </w:pPr>
     <w:rPr>
-      <w:color w:val="000000" w:themeColor="text1"/>
+      <w:color w:val="000000"/>
     </w:rPr>
     <w:tblPr>
       <w:tblStyleRowBandSize w:val="1"/>
@@ -11215,7 +11815,7 @@
       <w:rPr>
         <w:b/>
         <w:bCs/>
-        <w:color w:val="FFFFFF" w:themeColor="background1"/>
+        <w:color w:val="000000"/>
       </w:rPr>
       <w:tblPr/>
       <w:tcPr>
@@ -11229,7 +11829,7 @@
       <w:rPr>
         <w:b/>
         <w:bCs/>
-        <w:color w:val="9E3A38" w:themeColor="accent2" w:themeShade="CC"/>
+        <w:color w:val="000000"/>
       </w:rPr>
       <w:tblPr/>
       <w:tcPr>
@@ -11281,7 +11881,7 @@
       <w:spacing w:after="0" w:line="240" w:lineRule="auto"/>
     </w:pPr>
     <w:rPr>
-      <w:color w:val="000000" w:themeColor="text1"/>
+      <w:color w:val="000000"/>
     </w:rPr>
     <w:tblPr>
       <w:tblStyleRowBandSize w:val="1"/>
@@ -11301,7 +11901,7 @@
       <w:rPr>
         <w:b/>
         <w:bCs/>
-        <w:color w:val="FFFFFF" w:themeColor="background1"/>
+        <w:color w:val="000000"/>
       </w:rPr>
       <w:tblPr/>
       <w:tcPr>
@@ -11315,7 +11915,7 @@
       <w:rPr>
         <w:b/>
         <w:bCs/>
-        <w:color w:val="664E82" w:themeColor="accent4" w:themeShade="CC"/>
+        <w:color w:val="000000"/>
       </w:rPr>
       <w:tblPr/>
       <w:tcPr>
@@ -11367,7 +11967,7 @@
       <w:spacing w:after="0" w:line="240" w:lineRule="auto"/>
     </w:pPr>
     <w:rPr>
-      <w:color w:val="000000" w:themeColor="text1"/>
+      <w:color w:val="000000"/>
     </w:rPr>
     <w:tblPr>
       <w:tblStyleRowBandSize w:val="1"/>
@@ -11387,7 +11987,7 @@
       <w:rPr>
         <w:b/>
         <w:bCs/>
-        <w:color w:val="FFFFFF" w:themeColor="background1"/>
+        <w:color w:val="000000"/>
       </w:rPr>
       <w:tblPr/>
       <w:tcPr>
@@ -11401,7 +12001,7 @@
       <w:rPr>
         <w:b/>
         <w:bCs/>
-        <w:color w:val="7E9C40" w:themeColor="accent3" w:themeShade="CC"/>
+        <w:color w:val="000000"/>
       </w:rPr>
       <w:tblPr/>
       <w:tcPr>
@@ -11453,7 +12053,7 @@
       <w:spacing w:after="0" w:line="240" w:lineRule="auto"/>
     </w:pPr>
     <w:rPr>
-      <w:color w:val="000000" w:themeColor="text1"/>
+      <w:color w:val="000000"/>
     </w:rPr>
     <w:tblPr>
       <w:tblStyleRowBandSize w:val="1"/>
@@ -11473,7 +12073,7 @@
       <w:rPr>
         <w:b/>
         <w:bCs/>
-        <w:color w:val="FFFFFF" w:themeColor="background1"/>
+        <w:color w:val="000000"/>
       </w:rPr>
       <w:tblPr/>
       <w:tcPr>
@@ -11487,7 +12087,7 @@
       <w:rPr>
         <w:b/>
         <w:bCs/>
-        <w:color w:val="F2730A" w:themeColor="accent6" w:themeShade="CC"/>
+        <w:color w:val="000000"/>
       </w:rPr>
       <w:tblPr/>
       <w:tcPr>
@@ -11539,7 +12139,7 @@
       <w:spacing w:after="0" w:line="240" w:lineRule="auto"/>
     </w:pPr>
     <w:rPr>
-      <w:color w:val="000000" w:themeColor="text1"/>
+      <w:color w:val="000000"/>
     </w:rPr>
     <w:tblPr>
       <w:tblStyleRowBandSize w:val="1"/>
@@ -11559,7 +12159,7 @@
       <w:rPr>
         <w:b/>
         <w:bCs/>
-        <w:color w:val="FFFFFF" w:themeColor="background1"/>
+        <w:color w:val="000000"/>
       </w:rPr>
       <w:tblPr/>
       <w:tcPr>
@@ -11573,7 +12173,7 @@
       <w:rPr>
         <w:b/>
         <w:bCs/>
-        <w:color w:val="348DA5" w:themeColor="accent5" w:themeShade="CC"/>
+        <w:color w:val="000000"/>
       </w:rPr>
       <w:tblPr/>
       <w:tcPr>
@@ -11625,7 +12225,7 @@
       <w:spacing w:after="0" w:line="240" w:lineRule="auto"/>
     </w:pPr>
     <w:rPr>
-      <w:color w:val="000000" w:themeColor="text1"/>
+      <w:color w:val="000000"/>
     </w:rPr>
     <w:tblPr>
       <w:tblStyleRowBandSize w:val="1"/>
@@ -11658,7 +12258,7 @@
       <w:rPr>
         <w:b/>
         <w:bCs/>
-        <w:color w:val="000000" w:themeColor="text1"/>
+        <w:color w:val="000000"/>
       </w:rPr>
       <w:tblPr/>
       <w:tcPr>
@@ -11667,7 +12267,7 @@
     </w:tblStylePr>
     <w:tblStylePr w:type="firstCol">
       <w:rPr>
-        <w:color w:val="FFFFFF" w:themeColor="background1"/>
+        <w:color w:val="000000"/>
       </w:rPr>
       <w:tblPr/>
       <w:tcPr>
@@ -11676,7 +12276,7 @@
     </w:tblStylePr>
     <w:tblStylePr w:type="lastCol">
       <w:rPr>
-        <w:color w:val="FFFFFF" w:themeColor="background1"/>
+        <w:color w:val="000000"/>
       </w:rPr>
       <w:tblPr/>
       <w:tcPr>
@@ -11705,7 +12305,7 @@
       <w:spacing w:after="0" w:line="240" w:lineRule="auto"/>
     </w:pPr>
     <w:rPr>
-      <w:color w:val="000000" w:themeColor="text1"/>
+      <w:color w:val="000000"/>
     </w:rPr>
     <w:tblPr>
       <w:tblStyleRowBandSize w:val="1"/>
@@ -11738,7 +12338,7 @@
       <w:rPr>
         <w:b/>
         <w:bCs/>
-        <w:color w:val="000000" w:themeColor="text1"/>
+        <w:color w:val="000000"/>
       </w:rPr>
       <w:tblPr/>
       <w:tcPr>
@@ -11747,7 +12347,7 @@
     </w:tblStylePr>
     <w:tblStylePr w:type="firstCol">
       <w:rPr>
-        <w:color w:val="FFFFFF" w:themeColor="background1"/>
+        <w:color w:val="000000"/>
       </w:rPr>
       <w:tblPr/>
       <w:tcPr>
@@ -11756,7 +12356,7 @@
     </w:tblStylePr>
     <w:tblStylePr w:type="lastCol">
       <w:rPr>
-        <w:color w:val="FFFFFF" w:themeColor="background1"/>
+        <w:color w:val="000000"/>
       </w:rPr>
       <w:tblPr/>
       <w:tcPr>
@@ -11785,7 +12385,7 @@
       <w:spacing w:after="0" w:line="240" w:lineRule="auto"/>
     </w:pPr>
     <w:rPr>
-      <w:color w:val="000000" w:themeColor="text1"/>
+      <w:color w:val="000000"/>
     </w:rPr>
     <w:tblPr>
       <w:tblStyleRowBandSize w:val="1"/>
@@ -11818,7 +12418,7 @@
       <w:rPr>
         <w:b/>
         <w:bCs/>
-        <w:color w:val="000000" w:themeColor="text1"/>
+        <w:color w:val="000000"/>
       </w:rPr>
       <w:tblPr/>
       <w:tcPr>
@@ -11827,7 +12427,7 @@
     </w:tblStylePr>
     <w:tblStylePr w:type="firstCol">
       <w:rPr>
-        <w:color w:val="FFFFFF" w:themeColor="background1"/>
+        <w:color w:val="000000"/>
       </w:rPr>
       <w:tblPr/>
       <w:tcPr>
@@ -11836,7 +12436,7 @@
     </w:tblStylePr>
     <w:tblStylePr w:type="lastCol">
       <w:rPr>
-        <w:color w:val="FFFFFF" w:themeColor="background1"/>
+        <w:color w:val="000000"/>
       </w:rPr>
       <w:tblPr/>
       <w:tcPr>
@@ -11865,7 +12465,7 @@
       <w:spacing w:after="0" w:line="240" w:lineRule="auto"/>
     </w:pPr>
     <w:rPr>
-      <w:color w:val="000000" w:themeColor="text1"/>
+      <w:color w:val="000000"/>
     </w:rPr>
     <w:tblPr>
       <w:tblStyleRowBandSize w:val="1"/>
@@ -11898,7 +12498,7 @@
       <w:rPr>
         <w:b/>
         <w:bCs/>
-        <w:color w:val="000000" w:themeColor="text1"/>
+        <w:color w:val="000000"/>
       </w:rPr>
       <w:tblPr/>
       <w:tcPr>
@@ -11907,7 +12507,7 @@
     </w:tblStylePr>
     <w:tblStylePr w:type="firstCol">
       <w:rPr>
-        <w:color w:val="FFFFFF" w:themeColor="background1"/>
+        <w:color w:val="000000"/>
       </w:rPr>
       <w:tblPr/>
       <w:tcPr>
@@ -11916,7 +12516,7 @@
     </w:tblStylePr>
     <w:tblStylePr w:type="lastCol">
       <w:rPr>
-        <w:color w:val="FFFFFF" w:themeColor="background1"/>
+        <w:color w:val="000000"/>
       </w:rPr>
       <w:tblPr/>
       <w:tcPr>
@@ -11945,7 +12545,7 @@
       <w:spacing w:after="0" w:line="240" w:lineRule="auto"/>
     </w:pPr>
     <w:rPr>
-      <w:color w:val="000000" w:themeColor="text1"/>
+      <w:color w:val="000000"/>
     </w:rPr>
     <w:tblPr>
       <w:tblStyleRowBandSize w:val="1"/>
@@ -11978,7 +12578,7 @@
       <w:rPr>
         <w:b/>
         <w:bCs/>
-        <w:color w:val="000000" w:themeColor="text1"/>
+        <w:color w:val="000000"/>
       </w:rPr>
       <w:tblPr/>
       <w:tcPr>
@@ -11987,7 +12587,7 @@
     </w:tblStylePr>
     <w:tblStylePr w:type="firstCol">
       <w:rPr>
-        <w:color w:val="FFFFFF" w:themeColor="background1"/>
+        <w:color w:val="000000"/>
       </w:rPr>
       <w:tblPr/>
       <w:tcPr>
@@ -11996,7 +12596,7 @@
     </w:tblStylePr>
     <w:tblStylePr w:type="lastCol">
       <w:rPr>
-        <w:color w:val="FFFFFF" w:themeColor="background1"/>
+        <w:color w:val="000000"/>
       </w:rPr>
       <w:tblPr/>
       <w:tcPr>
@@ -12025,7 +12625,7 @@
       <w:spacing w:after="0" w:line="240" w:lineRule="auto"/>
     </w:pPr>
     <w:rPr>
-      <w:color w:val="000000" w:themeColor="text1"/>
+      <w:color w:val="000000"/>
     </w:rPr>
     <w:tblPr>
       <w:tblStyleRowBandSize w:val="1"/>
@@ -12058,7 +12658,7 @@
       <w:rPr>
         <w:b/>
         <w:bCs/>
-        <w:color w:val="000000" w:themeColor="text1"/>
+        <w:color w:val="000000"/>
       </w:rPr>
       <w:tblPr/>
       <w:tcPr>
@@ -12067,7 +12667,7 @@
     </w:tblStylePr>
     <w:tblStylePr w:type="firstCol">
       <w:rPr>
-        <w:color w:val="FFFFFF" w:themeColor="background1"/>
+        <w:color w:val="000000"/>
       </w:rPr>
       <w:tblPr/>
       <w:tcPr>
@@ -12076,7 +12676,7 @@
     </w:tblStylePr>
     <w:tblStylePr w:type="lastCol">
       <w:rPr>
-        <w:color w:val="FFFFFF" w:themeColor="background1"/>
+        <w:color w:val="000000"/>
       </w:rPr>
       <w:tblPr/>
       <w:tcPr>
@@ -12105,7 +12705,7 @@
       <w:spacing w:after="0" w:line="240" w:lineRule="auto"/>
     </w:pPr>
     <w:rPr>
-      <w:color w:val="000000" w:themeColor="text1"/>
+      <w:color w:val="000000"/>
     </w:rPr>
     <w:tblPr>
       <w:tblStyleRowBandSize w:val="1"/>
@@ -12138,7 +12738,7 @@
       <w:rPr>
         <w:b/>
         <w:bCs/>
-        <w:color w:val="000000" w:themeColor="text1"/>
+        <w:color w:val="000000"/>
       </w:rPr>
       <w:tblPr/>
       <w:tcPr>
@@ -12147,7 +12747,7 @@
     </w:tblStylePr>
     <w:tblStylePr w:type="firstCol">
       <w:rPr>
-        <w:color w:val="FFFFFF" w:themeColor="background1"/>
+        <w:color w:val="000000"/>
       </w:rPr>
       <w:tblPr/>
       <w:tcPr>
@@ -12156,7 +12756,7 @@
     </w:tblStylePr>
     <w:tblStylePr w:type="lastCol">
       <w:rPr>
-        <w:color w:val="FFFFFF" w:themeColor="background1"/>
+        <w:color w:val="000000"/>
       </w:rPr>
       <w:tblPr/>
       <w:tcPr>
@@ -12358,7 +12958,7 @@
       <w:rFonts w:asciiTheme="majorHAnsi" w:eastAsiaTheme="majorEastAsia" w:hAnsiTheme="majorHAnsi" w:cstheme="majorBidi"/>
       <w:b/>
       <w:bCs/>
-      <w:color w:val="365F91" w:themeColor="accent1" w:themeShade="BF"/>
+      <w:color w:val="000000"/>
       <w:sz w:val="28"/>
       <w:szCs w:val="28"/>
     </w:rPr>
@@ -12382,7 +12982,7 @@
       <w:rFonts w:asciiTheme="majorHAnsi" w:eastAsiaTheme="majorEastAsia" w:hAnsiTheme="majorHAnsi" w:cstheme="majorBidi"/>
       <w:b/>
       <w:bCs/>
-      <w:color w:val="4F81BD" w:themeColor="accent1"/>
+      <w:color w:val="000000"/>
       <w:sz w:val="26"/>
       <w:szCs w:val="26"/>
     </w:rPr>
@@ -12406,7 +13006,7 @@
       <w:rFonts w:asciiTheme="majorHAnsi" w:eastAsiaTheme="majorEastAsia" w:hAnsiTheme="majorHAnsi" w:cstheme="majorBidi"/>
       <w:b/>
       <w:bCs/>
-      <w:color w:val="4F81BD" w:themeColor="accent1"/>
+      <w:color w:val="000000"/>
     </w:rPr>
   </w:style>
   <w:style w:type="paragraph" w:styleId="Heading4">
@@ -12431,7 +13031,7 @@
       <w:bCs/>
       <w:i/>
       <w:iCs/>
-      <w:color w:val="4F81BD" w:themeColor="accent1"/>
+      <w:color w:val="000000"/>
     </w:rPr>
   </w:style>
   <w:style w:type="paragraph" w:styleId="Heading5">
@@ -12452,7 +13052,7 @@
     </w:pPr>
     <w:rPr>
       <w:rFonts w:asciiTheme="majorHAnsi" w:eastAsiaTheme="majorEastAsia" w:hAnsiTheme="majorHAnsi" w:cstheme="majorBidi"/>
-      <w:color w:val="243F60" w:themeColor="accent1" w:themeShade="7F"/>
+      <w:color w:val="000000"/>
     </w:rPr>
   </w:style>
   <w:style w:type="paragraph" w:styleId="Heading6">
@@ -12475,7 +13075,7 @@
       <w:rFonts w:asciiTheme="majorHAnsi" w:eastAsiaTheme="majorEastAsia" w:hAnsiTheme="majorHAnsi" w:cstheme="majorBidi"/>
       <w:i/>
       <w:iCs/>
-      <w:color w:val="243F60" w:themeColor="accent1" w:themeShade="7F"/>
+      <w:color w:val="000000"/>
     </w:rPr>
   </w:style>
   <w:style w:type="paragraph" w:styleId="Heading7">
@@ -12498,7 +13098,7 @@
       <w:rFonts w:asciiTheme="majorHAnsi" w:eastAsiaTheme="majorEastAsia" w:hAnsiTheme="majorHAnsi" w:cstheme="majorBidi"/>
       <w:i/>
       <w:iCs/>
-      <w:color w:val="404040" w:themeColor="text1" w:themeTint="BF"/>
+      <w:color w:val="000000"/>
     </w:rPr>
   </w:style>
   <w:style w:type="paragraph" w:styleId="Heading8">
@@ -12519,7 +13119,7 @@
     </w:pPr>
     <w:rPr>
       <w:rFonts w:asciiTheme="majorHAnsi" w:eastAsiaTheme="majorEastAsia" w:hAnsiTheme="majorHAnsi" w:cstheme="majorBidi"/>
-      <w:color w:val="4F81BD" w:themeColor="accent1"/>
+      <w:color w:val="000000"/>
       <w:sz w:val="20"/>
       <w:szCs w:val="20"/>
     </w:rPr>
@@ -12544,7 +13144,7 @@
       <w:rFonts w:asciiTheme="majorHAnsi" w:eastAsiaTheme="majorEastAsia" w:hAnsiTheme="majorHAnsi" w:cstheme="majorBidi"/>
       <w:i/>
       <w:iCs/>
-      <w:color w:val="404040" w:themeColor="text1" w:themeTint="BF"/>
+      <w:color w:val="000000"/>
       <w:sz w:val="20"/>
       <w:szCs w:val="20"/>
     </w:rPr>
@@ -12595,7 +13195,7 @@
       <w:rFonts w:asciiTheme="majorHAnsi" w:eastAsiaTheme="majorEastAsia" w:hAnsiTheme="majorHAnsi" w:cstheme="majorBidi"/>
       <w:b/>
       <w:bCs/>
-      <w:color w:val="365F91" w:themeColor="accent1" w:themeShade="BF"/>
+      <w:color w:val="000000"/>
       <w:sz w:val="28"/>
       <w:szCs w:val="28"/>
     </w:rPr>
@@ -12610,7 +13210,7 @@
       <w:rFonts w:asciiTheme="majorHAnsi" w:eastAsiaTheme="majorEastAsia" w:hAnsiTheme="majorHAnsi" w:cstheme="majorBidi"/>
       <w:b/>
       <w:bCs/>
-      <w:color w:val="4F81BD" w:themeColor="accent1"/>
+      <w:color w:val="000000"/>
       <w:sz w:val="26"/>
       <w:szCs w:val="26"/>
     </w:rPr>
@@ -12625,7 +13225,7 @@
       <w:rFonts w:asciiTheme="majorHAnsi" w:eastAsiaTheme="majorEastAsia" w:hAnsiTheme="majorHAnsi" w:cstheme="majorBidi"/>
       <w:b/>
       <w:bCs/>
-      <w:color w:val="4F81BD" w:themeColor="accent1"/>
+      <w:color w:val="000000"/>
     </w:rPr>
   </w:style>
   <w:style w:type="paragraph" w:styleId="Title">
@@ -12645,7 +13245,7 @@
     </w:pPr>
     <w:rPr>
       <w:rFonts w:asciiTheme="majorHAnsi" w:eastAsiaTheme="majorEastAsia" w:hAnsiTheme="majorHAnsi" w:cstheme="majorBidi"/>
-      <w:color w:val="17365D" w:themeColor="text2" w:themeShade="BF"/>
+      <w:color w:val="000000"/>
       <w:spacing w:val="5"/>
       <w:kern w:val="28"/>
       <w:sz w:val="52"/>
@@ -12660,7 +13260,7 @@
     <w:rsid w:val="00FC693F"/>
     <w:rPr>
       <w:rFonts w:asciiTheme="majorHAnsi" w:eastAsiaTheme="majorEastAsia" w:hAnsiTheme="majorHAnsi" w:cstheme="majorBidi"/>
-      <w:color w:val="17365D" w:themeColor="text2" w:themeShade="BF"/>
+      <w:color w:val="000000"/>
       <w:spacing w:val="5"/>
       <w:kern w:val="28"/>
       <w:sz w:val="52"/>
@@ -12684,7 +13284,7 @@
       <w:rFonts w:asciiTheme="majorHAnsi" w:eastAsiaTheme="majorEastAsia" w:hAnsiTheme="majorHAnsi" w:cstheme="majorBidi"/>
       <w:i/>
       <w:iCs/>
-      <w:color w:val="4F81BD" w:themeColor="accent1"/>
+      <w:color w:val="000000"/>
       <w:spacing w:val="15"/>
       <w:sz w:val="24"/>
       <w:szCs w:val="24"/>
@@ -12700,7 +13300,7 @@
       <w:rFonts w:asciiTheme="majorHAnsi" w:eastAsiaTheme="majorEastAsia" w:hAnsiTheme="majorHAnsi" w:cstheme="majorBidi"/>
       <w:i/>
       <w:iCs/>
-      <w:color w:val="4F81BD" w:themeColor="accent1"/>
+      <w:color w:val="000000"/>
       <w:spacing w:val="15"/>
       <w:sz w:val="24"/>
       <w:szCs w:val="24"/>
@@ -12972,7 +13572,7 @@
     <w:rPr>
       <w:i/>
       <w:iCs/>
-      <w:color w:val="000000" w:themeColor="text1"/>
+      <w:color w:val="000000"/>
     </w:rPr>
   </w:style>
   <w:style w:type="character" w:customStyle="1" w:styleId="QuoteChar">
@@ -12984,7 +13584,7 @@
     <w:rPr>
       <w:i/>
       <w:iCs/>
-      <w:color w:val="000000" w:themeColor="text1"/>
+      <w:color w:val="000000"/>
     </w:rPr>
   </w:style>
   <w:style w:type="character" w:customStyle="1" w:styleId="Heading4Char">
@@ -13000,7 +13600,7 @@
       <w:bCs/>
       <w:i/>
       <w:iCs/>
-      <w:color w:val="4F81BD" w:themeColor="accent1"/>
+      <w:color w:val="000000"/>
     </w:rPr>
   </w:style>
   <w:style w:type="character" w:customStyle="1" w:styleId="Heading5Char">
@@ -13012,7 +13612,7 @@
     <w:rsid w:val="00FC693F"/>
     <w:rPr>
       <w:rFonts w:asciiTheme="majorHAnsi" w:eastAsiaTheme="majorEastAsia" w:hAnsiTheme="majorHAnsi" w:cstheme="majorBidi"/>
-      <w:color w:val="243F60" w:themeColor="accent1" w:themeShade="7F"/>
+      <w:color w:val="000000"/>
     </w:rPr>
   </w:style>
   <w:style w:type="character" w:customStyle="1" w:styleId="Heading6Char">
@@ -13026,7 +13626,7 @@
       <w:rFonts w:asciiTheme="majorHAnsi" w:eastAsiaTheme="majorEastAsia" w:hAnsiTheme="majorHAnsi" w:cstheme="majorBidi"/>
       <w:i/>
       <w:iCs/>
-      <w:color w:val="243F60" w:themeColor="accent1" w:themeShade="7F"/>
+      <w:color w:val="000000"/>
     </w:rPr>
   </w:style>
   <w:style w:type="character" w:customStyle="1" w:styleId="Heading7Char">
@@ -13040,7 +13640,7 @@
       <w:rFonts w:asciiTheme="majorHAnsi" w:eastAsiaTheme="majorEastAsia" w:hAnsiTheme="majorHAnsi" w:cstheme="majorBidi"/>
       <w:i/>
       <w:iCs/>
-      <w:color w:val="404040" w:themeColor="text1" w:themeTint="BF"/>
+      <w:color w:val="000000"/>
     </w:rPr>
   </w:style>
   <w:style w:type="character" w:customStyle="1" w:styleId="Heading8Char">
@@ -13052,7 +13652,7 @@
     <w:rsid w:val="00FC693F"/>
     <w:rPr>
       <w:rFonts w:asciiTheme="majorHAnsi" w:eastAsiaTheme="majorEastAsia" w:hAnsiTheme="majorHAnsi" w:cstheme="majorBidi"/>
-      <w:color w:val="4F81BD" w:themeColor="accent1"/>
+      <w:color w:val="000000"/>
       <w:sz w:val="20"/>
       <w:szCs w:val="20"/>
     </w:rPr>
@@ -13068,7 +13668,7 @@
       <w:rFonts w:asciiTheme="majorHAnsi" w:eastAsiaTheme="majorEastAsia" w:hAnsiTheme="majorHAnsi" w:cstheme="majorBidi"/>
       <w:i/>
       <w:iCs/>
-      <w:color w:val="404040" w:themeColor="text1" w:themeTint="BF"/>
+      <w:color w:val="000000"/>
       <w:sz w:val="20"/>
       <w:szCs w:val="20"/>
     </w:rPr>
@@ -13088,7 +13688,7 @@
     <w:rPr>
       <w:b/>
       <w:bCs/>
-      <w:color w:val="4F81BD" w:themeColor="accent1"/>
+      <w:color w:val="000000"/>
       <w:sz w:val="18"/>
       <w:szCs w:val="18"/>
     </w:rPr>
@@ -13135,7 +13735,7 @@
       <w:bCs/>
       <w:i/>
       <w:iCs/>
-      <w:color w:val="4F81BD" w:themeColor="accent1"/>
+      <w:color w:val="000000"/>
     </w:rPr>
   </w:style>
   <w:style w:type="character" w:customStyle="1" w:styleId="IntenseQuoteChar">
@@ -13149,7 +13749,7 @@
       <w:bCs/>
       <w:i/>
       <w:iCs/>
-      <w:color w:val="4F81BD" w:themeColor="accent1"/>
+      <w:color w:val="000000"/>
     </w:rPr>
   </w:style>
   <w:style w:type="character" w:styleId="SubtleEmphasis">
@@ -13161,7 +13761,7 @@
     <w:rPr>
       <w:i/>
       <w:iCs/>
-      <w:color w:val="808080" w:themeColor="text1" w:themeTint="7F"/>
+      <w:color w:val="000000"/>
     </w:rPr>
   </w:style>
   <w:style w:type="character" w:styleId="IntenseEmphasis">
@@ -13175,7 +13775,7 @@
       <w:bCs/>
       <w:i/>
       <w:iCs/>
-      <w:color w:val="4F81BD" w:themeColor="accent1"/>
+      <w:color w:val="000000"/>
     </w:rPr>
   </w:style>
   <w:style w:type="character" w:styleId="SubtleReference">
@@ -13186,7 +13786,7 @@
     <w:rsid w:val="00FC693F"/>
     <w:rPr>
       <w:smallCaps/>
-      <w:color w:val="C0504D" w:themeColor="accent2"/>
+      <w:color w:val="000000"/>
       <w:u w:val="single"/>
     </w:rPr>
   </w:style>
@@ -13200,7 +13800,7 @@
       <w:b/>
       <w:bCs/>
       <w:smallCaps/>
-      <w:color w:val="C0504D" w:themeColor="accent2"/>
+      <w:color w:val="000000"/>
       <w:spacing w:val="5"/>
       <w:u w:val="single"/>
     </w:rPr>
@@ -13266,7 +13866,7 @@
       <w:spacing w:after="0" w:line="240" w:lineRule="auto"/>
     </w:pPr>
     <w:rPr>
-      <w:color w:val="000000" w:themeColor="text1" w:themeShade="BF"/>
+      <w:color w:val="000000"/>
     </w:rPr>
     <w:tblPr>
       <w:tblStyleRowBandSize w:val="1"/>
@@ -13369,7 +13969,7 @@
       <w:spacing w:after="0" w:line="240" w:lineRule="auto"/>
     </w:pPr>
     <w:rPr>
-      <w:color w:val="365F91" w:themeColor="accent1" w:themeShade="BF"/>
+      <w:color w:val="000000"/>
     </w:rPr>
     <w:tblPr>
       <w:tblStyleRowBandSize w:val="1"/>
@@ -13472,7 +14072,7 @@
       <w:spacing w:after="0" w:line="240" w:lineRule="auto"/>
     </w:pPr>
     <w:rPr>
-      <w:color w:val="943634" w:themeColor="accent2" w:themeShade="BF"/>
+      <w:color w:val="000000"/>
     </w:rPr>
     <w:tblPr>
       <w:tblStyleRowBandSize w:val="1"/>
@@ -13575,7 +14175,7 @@
       <w:spacing w:after="0" w:line="240" w:lineRule="auto"/>
     </w:pPr>
     <w:rPr>
-      <w:color w:val="76923C" w:themeColor="accent3" w:themeShade="BF"/>
+      <w:color w:val="000000"/>
     </w:rPr>
     <w:tblPr>
       <w:tblStyleRowBandSize w:val="1"/>
@@ -13678,7 +14278,7 @@
       <w:spacing w:after="0" w:line="240" w:lineRule="auto"/>
     </w:pPr>
     <w:rPr>
-      <w:color w:val="5F497A" w:themeColor="accent4" w:themeShade="BF"/>
+      <w:color w:val="000000"/>
     </w:rPr>
     <w:tblPr>
       <w:tblStyleRowBandSize w:val="1"/>
@@ -13781,7 +14381,7 @@
       <w:spacing w:after="0" w:line="240" w:lineRule="auto"/>
     </w:pPr>
     <w:rPr>
-      <w:color w:val="31849B" w:themeColor="accent5" w:themeShade="BF"/>
+      <w:color w:val="000000"/>
     </w:rPr>
     <w:tblPr>
       <w:tblStyleRowBandSize w:val="1"/>
@@ -13884,7 +14484,7 @@
       <w:spacing w:after="0" w:line="240" w:lineRule="auto"/>
     </w:pPr>
     <w:rPr>
-      <w:color w:val="E36C0A" w:themeColor="accent6" w:themeShade="BF"/>
+      <w:color w:val="000000"/>
     </w:rPr>
     <w:tblPr>
       <w:tblStyleRowBandSize w:val="1"/>
@@ -14010,7 +14610,7 @@
       <w:rPr>
         <w:b/>
         <w:bCs/>
-        <w:color w:val="FFFFFF" w:themeColor="background1"/>
+        <w:color w:val="000000"/>
       </w:rPr>
       <w:tblPr/>
       <w:tcPr>
@@ -14102,7 +14702,7 @@
       <w:rPr>
         <w:b/>
         <w:bCs/>
-        <w:color w:val="FFFFFF" w:themeColor="background1"/>
+        <w:color w:val="000000"/>
       </w:rPr>
       <w:tblPr/>
       <w:tcPr>
@@ -14194,7 +14794,7 @@
       <w:rPr>
         <w:b/>
         <w:bCs/>
-        <w:color w:val="FFFFFF" w:themeColor="background1"/>
+        <w:color w:val="000000"/>
       </w:rPr>
       <w:tblPr/>
       <w:tcPr>
@@ -14286,7 +14886,7 @@
       <w:rPr>
         <w:b/>
         <w:bCs/>
-        <w:color w:val="FFFFFF" w:themeColor="background1"/>
+        <w:color w:val="000000"/>
       </w:rPr>
       <w:tblPr/>
       <w:tcPr>
@@ -14378,7 +14978,7 @@
       <w:rPr>
         <w:b/>
         <w:bCs/>
-        <w:color w:val="FFFFFF" w:themeColor="background1"/>
+        <w:color w:val="000000"/>
       </w:rPr>
       <w:tblPr/>
       <w:tcPr>
@@ -14470,7 +15070,7 @@
       <w:rPr>
         <w:b/>
         <w:bCs/>
-        <w:color w:val="FFFFFF" w:themeColor="background1"/>
+        <w:color w:val="000000"/>
       </w:rPr>
       <w:tblPr/>
       <w:tcPr>
@@ -14562,7 +15162,7 @@
       <w:rPr>
         <w:b/>
         <w:bCs/>
-        <w:color w:val="FFFFFF" w:themeColor="background1"/>
+        <w:color w:val="000000"/>
       </w:rPr>
       <w:tblPr/>
       <w:tcPr>
@@ -15565,7 +16165,7 @@
       <w:rPr>
         <w:b/>
         <w:bCs/>
-        <w:color w:val="FFFFFF" w:themeColor="background1"/>
+        <w:color w:val="000000"/>
       </w:rPr>
       <w:tblPr/>
       <w:tcPr>
@@ -15671,7 +16271,7 @@
       <w:rPr>
         <w:b/>
         <w:bCs/>
-        <w:color w:val="FFFFFF" w:themeColor="background1"/>
+        <w:color w:val="000000"/>
       </w:rPr>
       <w:tblPr/>
       <w:tcPr>
@@ -15777,7 +16377,7 @@
       <w:rPr>
         <w:b/>
         <w:bCs/>
-        <w:color w:val="FFFFFF" w:themeColor="background1"/>
+        <w:color w:val="000000"/>
       </w:rPr>
       <w:tblPr/>
       <w:tcPr>
@@ -15883,7 +16483,7 @@
       <w:rPr>
         <w:b/>
         <w:bCs/>
-        <w:color w:val="FFFFFF" w:themeColor="background1"/>
+        <w:color w:val="000000"/>
       </w:rPr>
       <w:tblPr/>
       <w:tcPr>
@@ -15989,7 +16589,7 @@
       <w:rPr>
         <w:b/>
         <w:bCs/>
-        <w:color w:val="FFFFFF" w:themeColor="background1"/>
+        <w:color w:val="000000"/>
       </w:rPr>
       <w:tblPr/>
       <w:tcPr>
@@ -16095,7 +16695,7 @@
       <w:rPr>
         <w:b/>
         <w:bCs/>
-        <w:color w:val="FFFFFF" w:themeColor="background1"/>
+        <w:color w:val="000000"/>
       </w:rPr>
       <w:tblPr/>
       <w:tcPr>
@@ -16201,7 +16801,7 @@
       <w:rPr>
         <w:b/>
         <w:bCs/>
-        <w:color w:val="FFFFFF" w:themeColor="background1"/>
+        <w:color w:val="000000"/>
       </w:rPr>
       <w:tblPr/>
       <w:tcPr>
@@ -16304,7 +16904,7 @@
       <w:rPr>
         <w:b/>
         <w:bCs/>
-        <w:color w:val="FFFFFF" w:themeColor="background1"/>
+        <w:color w:val="000000"/>
       </w:rPr>
       <w:tblPr/>
       <w:tcPr>
@@ -16324,7 +16924,7 @@
         <w:spacing w:before="0" w:after="0" w:line="240" w:lineRule="auto"/>
       </w:pPr>
       <w:rPr>
-        <w:color w:val="auto"/>
+        <w:color w:val="000000"/>
       </w:rPr>
       <w:tblPr/>
       <w:tcPr>
@@ -16343,7 +16943,7 @@
       <w:rPr>
         <w:b/>
         <w:bCs/>
-        <w:color w:val="FFFFFF" w:themeColor="background1"/>
+        <w:color w:val="000000"/>
       </w:rPr>
       <w:tblPr/>
       <w:tcPr>
@@ -16362,7 +16962,7 @@
       <w:rPr>
         <w:b/>
         <w:bCs/>
-        <w:color w:val="FFFFFF" w:themeColor="background1"/>
+        <w:color w:val="000000"/>
       </w:rPr>
       <w:tblPr/>
       <w:tcPr>
@@ -16408,7 +17008,7 @@
     </w:tblStylePr>
     <w:tblStylePr w:type="nwCell">
       <w:rPr>
-        <w:color w:val="FFFFFF" w:themeColor="background1"/>
+        <w:color w:val="000000"/>
       </w:rPr>
       <w:tblPr/>
       <w:tcPr>
@@ -16453,7 +17053,7 @@
       <w:rPr>
         <w:b/>
         <w:bCs/>
-        <w:color w:val="FFFFFF" w:themeColor="background1"/>
+        <w:color w:val="000000"/>
       </w:rPr>
       <w:tblPr/>
       <w:tcPr>
@@ -16473,7 +17073,7 @@
         <w:spacing w:before="0" w:after="0" w:line="240" w:lineRule="auto"/>
       </w:pPr>
       <w:rPr>
-        <w:color w:val="auto"/>
+        <w:color w:val="000000"/>
       </w:rPr>
       <w:tblPr/>
       <w:tcPr>
@@ -16492,7 +17092,7 @@
       <w:rPr>
         <w:b/>
         <w:bCs/>
-        <w:color w:val="FFFFFF" w:themeColor="background1"/>
+        <w:color w:val="000000"/>
       </w:rPr>
       <w:tblPr/>
       <w:tcPr>
@@ -16511,7 +17111,7 @@
       <w:rPr>
         <w:b/>
         <w:bCs/>
-        <w:color w:val="FFFFFF" w:themeColor="background1"/>
+        <w:color w:val="000000"/>
       </w:rPr>
       <w:tblPr/>
       <w:tcPr>
@@ -16557,7 +17157,7 @@
     </w:tblStylePr>
     <w:tblStylePr w:type="nwCell">
       <w:rPr>
-        <w:color w:val="FFFFFF" w:themeColor="background1"/>
+        <w:color w:val="000000"/>
       </w:rPr>
       <w:tblPr/>
       <w:tcPr>
@@ -16602,7 +17202,7 @@
       <w:rPr>
         <w:b/>
         <w:bCs/>
-        <w:color w:val="FFFFFF" w:themeColor="background1"/>
+        <w:color w:val="000000"/>
       </w:rPr>
       <w:tblPr/>
       <w:tcPr>
@@ -16622,7 +17222,7 @@
         <w:spacing w:before="0" w:after="0" w:line="240" w:lineRule="auto"/>
       </w:pPr>
       <w:rPr>
-        <w:color w:val="auto"/>
+        <w:color w:val="000000"/>
       </w:rPr>
       <w:tblPr/>
       <w:tcPr>
@@ -16641,7 +17241,7 @@
       <w:rPr>
         <w:b/>
         <w:bCs/>
-        <w:color w:val="FFFFFF" w:themeColor="background1"/>
+        <w:color w:val="000000"/>
       </w:rPr>
       <w:tblPr/>
       <w:tcPr>
@@ -16660,7 +17260,7 @@
       <w:rPr>
         <w:b/>
         <w:bCs/>
-        <w:color w:val="FFFFFF" w:themeColor="background1"/>
+        <w:color w:val="000000"/>
       </w:rPr>
       <w:tblPr/>
       <w:tcPr>
@@ -16706,7 +17306,7 @@
     </w:tblStylePr>
     <w:tblStylePr w:type="nwCell">
       <w:rPr>
-        <w:color w:val="FFFFFF" w:themeColor="background1"/>
+        <w:color w:val="000000"/>
       </w:rPr>
       <w:tblPr/>
       <w:tcPr>
@@ -16751,7 +17351,7 @@
       <w:rPr>
         <w:b/>
         <w:bCs/>
-        <w:color w:val="FFFFFF" w:themeColor="background1"/>
+        <w:color w:val="000000"/>
       </w:rPr>
       <w:tblPr/>
       <w:tcPr>
@@ -16771,7 +17371,7 @@
         <w:spacing w:before="0" w:after="0" w:line="240" w:lineRule="auto"/>
       </w:pPr>
       <w:rPr>
-        <w:color w:val="auto"/>
+        <w:color w:val="000000"/>
       </w:rPr>
       <w:tblPr/>
       <w:tcPr>
@@ -16790,7 +17390,7 @@
       <w:rPr>
         <w:b/>
         <w:bCs/>
-        <w:color w:val="FFFFFF" w:themeColor="background1"/>
+        <w:color w:val="000000"/>
       </w:rPr>
       <w:tblPr/>
       <w:tcPr>
@@ -16809,7 +17409,7 @@
       <w:rPr>
         <w:b/>
         <w:bCs/>
-        <w:color w:val="FFFFFF" w:themeColor="background1"/>
+        <w:color w:val="000000"/>
       </w:rPr>
       <w:tblPr/>
       <w:tcPr>
@@ -16855,7 +17455,7 @@
     </w:tblStylePr>
     <w:tblStylePr w:type="nwCell">
       <w:rPr>
-        <w:color w:val="FFFFFF" w:themeColor="background1"/>
+        <w:color w:val="000000"/>
       </w:rPr>
       <w:tblPr/>
       <w:tcPr>
@@ -16900,7 +17500,7 @@
       <w:rPr>
         <w:b/>
         <w:bCs/>
-        <w:color w:val="FFFFFF" w:themeColor="background1"/>
+        <w:color w:val="000000"/>
       </w:rPr>
       <w:tblPr/>
       <w:tcPr>
@@ -16920,7 +17520,7 @@
         <w:spacing w:before="0" w:after="0" w:line="240" w:lineRule="auto"/>
       </w:pPr>
       <w:rPr>
-        <w:color w:val="auto"/>
+        <w:color w:val="000000"/>
       </w:rPr>
       <w:tblPr/>
       <w:tcPr>
@@ -16939,7 +17539,7 @@
       <w:rPr>
         <w:b/>
         <w:bCs/>
-        <w:color w:val="FFFFFF" w:themeColor="background1"/>
+        <w:color w:val="000000"/>
       </w:rPr>
       <w:tblPr/>
       <w:tcPr>
@@ -16958,7 +17558,7 @@
       <w:rPr>
         <w:b/>
         <w:bCs/>
-        <w:color w:val="FFFFFF" w:themeColor="background1"/>
+        <w:color w:val="000000"/>
       </w:rPr>
       <w:tblPr/>
       <w:tcPr>
@@ -17004,7 +17604,7 @@
     </w:tblStylePr>
     <w:tblStylePr w:type="nwCell">
       <w:rPr>
-        <w:color w:val="FFFFFF" w:themeColor="background1"/>
+        <w:color w:val="000000"/>
       </w:rPr>
       <w:tblPr/>
       <w:tcPr>
@@ -17049,7 +17649,7 @@
       <w:rPr>
         <w:b/>
         <w:bCs/>
-        <w:color w:val="FFFFFF" w:themeColor="background1"/>
+        <w:color w:val="000000"/>
       </w:rPr>
       <w:tblPr/>
       <w:tcPr>
@@ -17069,7 +17669,7 @@
         <w:spacing w:before="0" w:after="0" w:line="240" w:lineRule="auto"/>
       </w:pPr>
       <w:rPr>
-        <w:color w:val="auto"/>
+        <w:color w:val="000000"/>
       </w:rPr>
       <w:tblPr/>
       <w:tcPr>
@@ -17088,7 +17688,7 @@
       <w:rPr>
         <w:b/>
         <w:bCs/>
-        <w:color w:val="FFFFFF" w:themeColor="background1"/>
+        <w:color w:val="000000"/>
       </w:rPr>
       <w:tblPr/>
       <w:tcPr>
@@ -17107,7 +17707,7 @@
       <w:rPr>
         <w:b/>
         <w:bCs/>
-        <w:color w:val="FFFFFF" w:themeColor="background1"/>
+        <w:color w:val="000000"/>
       </w:rPr>
       <w:tblPr/>
       <w:tcPr>
@@ -17153,7 +17753,7 @@
     </w:tblStylePr>
     <w:tblStylePr w:type="nwCell">
       <w:rPr>
-        <w:color w:val="FFFFFF" w:themeColor="background1"/>
+        <w:color w:val="000000"/>
       </w:rPr>
       <w:tblPr/>
       <w:tcPr>
@@ -17198,7 +17798,7 @@
       <w:rPr>
         <w:b/>
         <w:bCs/>
-        <w:color w:val="FFFFFF" w:themeColor="background1"/>
+        <w:color w:val="000000"/>
       </w:rPr>
       <w:tblPr/>
       <w:tcPr>
@@ -17218,7 +17818,7 @@
         <w:spacing w:before="0" w:after="0" w:line="240" w:lineRule="auto"/>
       </w:pPr>
       <w:rPr>
-        <w:color w:val="auto"/>
+        <w:color w:val="000000"/>
       </w:rPr>
       <w:tblPr/>
       <w:tcPr>
@@ -17237,7 +17837,7 @@
       <w:rPr>
         <w:b/>
         <w:bCs/>
-        <w:color w:val="FFFFFF" w:themeColor="background1"/>
+        <w:color w:val="000000"/>
       </w:rPr>
       <w:tblPr/>
       <w:tcPr>
@@ -17256,7 +17856,7 @@
       <w:rPr>
         <w:b/>
         <w:bCs/>
-        <w:color w:val="FFFFFF" w:themeColor="background1"/>
+        <w:color w:val="000000"/>
       </w:rPr>
       <w:tblPr/>
       <w:tcPr>
@@ -17302,7 +17902,7 @@
     </w:tblStylePr>
     <w:tblStylePr w:type="nwCell">
       <w:rPr>
-        <w:color w:val="FFFFFF" w:themeColor="background1"/>
+        <w:color w:val="000000"/>
       </w:rPr>
       <w:tblPr/>
       <w:tcPr>
@@ -17326,7 +17926,7 @@
       <w:spacing w:after="0" w:line="240" w:lineRule="auto"/>
     </w:pPr>
     <w:rPr>
-      <w:color w:val="000000" w:themeColor="text1"/>
+      <w:color w:val="000000"/>
     </w:rPr>
     <w:tblPr>
       <w:tblStyleRowBandSize w:val="1"/>
@@ -17359,7 +17959,7 @@
       <w:rPr>
         <w:b/>
         <w:bCs/>
-        <w:color w:val="1F497D" w:themeColor="text2"/>
+        <w:color w:val="000000"/>
       </w:rPr>
       <w:tblPr/>
       <w:tcPr>
@@ -17410,7 +18010,7 @@
       <w:spacing w:after="0" w:line="240" w:lineRule="auto"/>
     </w:pPr>
     <w:rPr>
-      <w:color w:val="000000" w:themeColor="text1"/>
+      <w:color w:val="000000"/>
     </w:rPr>
     <w:tblPr>
       <w:tblStyleRowBandSize w:val="1"/>
@@ -17443,7 +18043,7 @@
       <w:rPr>
         <w:b/>
         <w:bCs/>
-        <w:color w:val="1F497D" w:themeColor="text2"/>
+        <w:color w:val="000000"/>
       </w:rPr>
       <w:tblPr/>
       <w:tcPr>
@@ -17494,7 +18094,7 @@
       <w:spacing w:after="0" w:line="240" w:lineRule="auto"/>
     </w:pPr>
     <w:rPr>
-      <w:color w:val="000000" w:themeColor="text1"/>
+      <w:color w:val="000000"/>
     </w:rPr>
     <w:tblPr>
       <w:tblStyleRowBandSize w:val="1"/>
@@ -17527,7 +18127,7 @@
       <w:rPr>
         <w:b/>
         <w:bCs/>
-        <w:color w:val="1F497D" w:themeColor="text2"/>
+        <w:color w:val="000000"/>
       </w:rPr>
       <w:tblPr/>
       <w:tcPr>
@@ -17578,7 +18178,7 @@
       <w:spacing w:after="0" w:line="240" w:lineRule="auto"/>
     </w:pPr>
     <w:rPr>
-      <w:color w:val="000000" w:themeColor="text1"/>
+      <w:color w:val="000000"/>
     </w:rPr>
     <w:tblPr>
       <w:tblStyleRowBandSize w:val="1"/>
@@ -17611,7 +18211,7 @@
       <w:rPr>
         <w:b/>
         <w:bCs/>
-        <w:color w:val="1F497D" w:themeColor="text2"/>
+        <w:color w:val="000000"/>
       </w:rPr>
       <w:tblPr/>
       <w:tcPr>
@@ -17662,7 +18262,7 @@
       <w:spacing w:after="0" w:line="240" w:lineRule="auto"/>
     </w:pPr>
     <w:rPr>
-      <w:color w:val="000000" w:themeColor="text1"/>
+      <w:color w:val="000000"/>
     </w:rPr>
     <w:tblPr>
       <w:tblStyleRowBandSize w:val="1"/>
@@ -17695,7 +18295,7 @@
       <w:rPr>
         <w:b/>
         <w:bCs/>
-        <w:color w:val="1F497D" w:themeColor="text2"/>
+        <w:color w:val="000000"/>
       </w:rPr>
       <w:tblPr/>
       <w:tcPr>
@@ -17746,7 +18346,7 @@
       <w:spacing w:after="0" w:line="240" w:lineRule="auto"/>
     </w:pPr>
     <w:rPr>
-      <w:color w:val="000000" w:themeColor="text1"/>
+      <w:color w:val="000000"/>
     </w:rPr>
     <w:tblPr>
       <w:tblStyleRowBandSize w:val="1"/>
@@ -17779,7 +18379,7 @@
       <w:rPr>
         <w:b/>
         <w:bCs/>
-        <w:color w:val="1F497D" w:themeColor="text2"/>
+        <w:color w:val="000000"/>
       </w:rPr>
       <w:tblPr/>
       <w:tcPr>
@@ -17830,7 +18430,7 @@
       <w:spacing w:after="0" w:line="240" w:lineRule="auto"/>
     </w:pPr>
     <w:rPr>
-      <w:color w:val="000000" w:themeColor="text1"/>
+      <w:color w:val="000000"/>
     </w:rPr>
     <w:tblPr>
       <w:tblStyleRowBandSize w:val="1"/>
@@ -17863,7 +18463,7 @@
       <w:rPr>
         <w:b/>
         <w:bCs/>
-        <w:color w:val="1F497D" w:themeColor="text2"/>
+        <w:color w:val="000000"/>
       </w:rPr>
       <w:tblPr/>
       <w:tcPr>
@@ -17915,7 +18515,7 @@
     </w:pPr>
     <w:rPr>
       <w:rFonts w:asciiTheme="majorHAnsi" w:eastAsiaTheme="majorEastAsia" w:hAnsiTheme="majorHAnsi" w:cstheme="majorBidi"/>
-      <w:color w:val="000000" w:themeColor="text1"/>
+      <w:color w:val="000000"/>
     </w:rPr>
     <w:tblPr>
       <w:tblStyleRowBandSize w:val="1"/>
@@ -18043,7 +18643,7 @@
     </w:pPr>
     <w:rPr>
       <w:rFonts w:asciiTheme="majorHAnsi" w:eastAsiaTheme="majorEastAsia" w:hAnsiTheme="majorHAnsi" w:cstheme="majorBidi"/>
-      <w:color w:val="000000" w:themeColor="text1"/>
+      <w:color w:val="000000"/>
     </w:rPr>
     <w:tblPr>
       <w:tblStyleRowBandSize w:val="1"/>
@@ -18171,7 +18771,7 @@
     </w:pPr>
     <w:rPr>
       <w:rFonts w:asciiTheme="majorHAnsi" w:eastAsiaTheme="majorEastAsia" w:hAnsiTheme="majorHAnsi" w:cstheme="majorBidi"/>
-      <w:color w:val="000000" w:themeColor="text1"/>
+      <w:color w:val="000000"/>
     </w:rPr>
     <w:tblPr>
       <w:tblStyleRowBandSize w:val="1"/>
@@ -18299,7 +18899,7 @@
     </w:pPr>
     <w:rPr>
       <w:rFonts w:asciiTheme="majorHAnsi" w:eastAsiaTheme="majorEastAsia" w:hAnsiTheme="majorHAnsi" w:cstheme="majorBidi"/>
-      <w:color w:val="000000" w:themeColor="text1"/>
+      <w:color w:val="000000"/>
     </w:rPr>
     <w:tblPr>
       <w:tblStyleRowBandSize w:val="1"/>
@@ -18427,7 +19027,7 @@
     </w:pPr>
     <w:rPr>
       <w:rFonts w:asciiTheme="majorHAnsi" w:eastAsiaTheme="majorEastAsia" w:hAnsiTheme="majorHAnsi" w:cstheme="majorBidi"/>
-      <w:color w:val="000000" w:themeColor="text1"/>
+      <w:color w:val="000000"/>
     </w:rPr>
     <w:tblPr>
       <w:tblStyleRowBandSize w:val="1"/>
@@ -18555,7 +19155,7 @@
     </w:pPr>
     <w:rPr>
       <w:rFonts w:asciiTheme="majorHAnsi" w:eastAsiaTheme="majorEastAsia" w:hAnsiTheme="majorHAnsi" w:cstheme="majorBidi"/>
-      <w:color w:val="000000" w:themeColor="text1"/>
+      <w:color w:val="000000"/>
     </w:rPr>
     <w:tblPr>
       <w:tblStyleRowBandSize w:val="1"/>
@@ -18683,7 +19283,7 @@
     </w:pPr>
     <w:rPr>
       <w:rFonts w:asciiTheme="majorHAnsi" w:eastAsiaTheme="majorEastAsia" w:hAnsiTheme="majorHAnsi" w:cstheme="majorBidi"/>
-      <w:color w:val="000000" w:themeColor="text1"/>
+      <w:color w:val="000000"/>
     </w:rPr>
     <w:tblPr>
       <w:tblStyleRowBandSize w:val="1"/>
@@ -19322,7 +19922,7 @@
     </w:pPr>
     <w:rPr>
       <w:rFonts w:asciiTheme="majorHAnsi" w:eastAsiaTheme="majorEastAsia" w:hAnsiTheme="majorHAnsi" w:cstheme="majorBidi"/>
-      <w:color w:val="000000" w:themeColor="text1"/>
+      <w:color w:val="000000"/>
     </w:rPr>
     <w:tblPr>
       <w:tblStyleRowBandSize w:val="1"/>
@@ -19350,7 +19950,7 @@
       <w:rPr>
         <w:b/>
         <w:bCs/>
-        <w:color w:val="000000" w:themeColor="text1"/>
+        <w:color w:val="000000"/>
       </w:rPr>
       <w:tblPr/>
       <w:tcPr>
@@ -19361,7 +19961,7 @@
       <w:rPr>
         <w:b/>
         <w:bCs/>
-        <w:color w:val="000000" w:themeColor="text1"/>
+        <w:color w:val="000000"/>
       </w:rPr>
       <w:tblPr/>
       <w:tcPr>
@@ -19380,7 +19980,7 @@
       <w:rPr>
         <w:b/>
         <w:bCs/>
-        <w:color w:val="000000" w:themeColor="text1"/>
+        <w:color w:val="000000"/>
       </w:rPr>
       <w:tblPr/>
       <w:tcPr>
@@ -19399,7 +19999,7 @@
       <w:rPr>
         <w:b w:val="0"/>
         <w:bCs w:val="0"/>
-        <w:color w:val="000000" w:themeColor="text1"/>
+        <w:color w:val="000000"/>
       </w:rPr>
       <w:tblPr/>
       <w:tcPr>
@@ -19447,7 +20047,7 @@
     </w:pPr>
     <w:rPr>
       <w:rFonts w:asciiTheme="majorHAnsi" w:eastAsiaTheme="majorEastAsia" w:hAnsiTheme="majorHAnsi" w:cstheme="majorBidi"/>
-      <w:color w:val="000000" w:themeColor="text1"/>
+      <w:color w:val="000000"/>
     </w:rPr>
     <w:tblPr>
       <w:tblStyleRowBandSize w:val="1"/>
@@ -19475,7 +20075,7 @@
       <w:rPr>
         <w:b/>
         <w:bCs/>
-        <w:color w:val="000000" w:themeColor="text1"/>
+        <w:color w:val="000000"/>
       </w:rPr>
       <w:tblPr/>
       <w:tcPr>
@@ -19486,7 +20086,7 @@
       <w:rPr>
         <w:b/>
         <w:bCs/>
-        <w:color w:val="000000" w:themeColor="text1"/>
+        <w:color w:val="000000"/>
       </w:rPr>
       <w:tblPr/>
       <w:tcPr>
@@ -19505,7 +20105,7 @@
       <w:rPr>
         <w:b/>
         <w:bCs/>
-        <w:color w:val="000000" w:themeColor="text1"/>
+        <w:color w:val="000000"/>
       </w:rPr>
       <w:tblPr/>
       <w:tcPr>
@@ -19524,7 +20124,7 @@
       <w:rPr>
         <w:b w:val="0"/>
         <w:bCs w:val="0"/>
-        <w:color w:val="000000" w:themeColor="text1"/>
+        <w:color w:val="000000"/>
       </w:rPr>
       <w:tblPr/>
       <w:tcPr>
@@ -19572,7 +20172,7 @@
     </w:pPr>
     <w:rPr>
       <w:rFonts w:asciiTheme="majorHAnsi" w:eastAsiaTheme="majorEastAsia" w:hAnsiTheme="majorHAnsi" w:cstheme="majorBidi"/>
-      <w:color w:val="000000" w:themeColor="text1"/>
+      <w:color w:val="000000"/>
     </w:rPr>
     <w:tblPr>
       <w:tblStyleRowBandSize w:val="1"/>
@@ -19600,7 +20200,7 @@
       <w:rPr>
         <w:b/>
         <w:bCs/>
-        <w:color w:val="000000" w:themeColor="text1"/>
+        <w:color w:val="000000"/>
       </w:rPr>
       <w:tblPr/>
       <w:tcPr>
@@ -19611,7 +20211,7 @@
       <w:rPr>
         <w:b/>
         <w:bCs/>
-        <w:color w:val="000000" w:themeColor="text1"/>
+        <w:color w:val="000000"/>
       </w:rPr>
       <w:tblPr/>
       <w:tcPr>
@@ -19630,7 +20230,7 @@
       <w:rPr>
         <w:b/>
         <w:bCs/>
-        <w:color w:val="000000" w:themeColor="text1"/>
+        <w:color w:val="000000"/>
       </w:rPr>
       <w:tblPr/>
       <w:tcPr>
@@ -19649,7 +20249,7 @@
       <w:rPr>
         <w:b w:val="0"/>
         <w:bCs w:val="0"/>
-        <w:color w:val="000000" w:themeColor="text1"/>
+        <w:color w:val="000000"/>
       </w:rPr>
       <w:tblPr/>
       <w:tcPr>
@@ -19697,7 +20297,7 @@
     </w:pPr>
     <w:rPr>
       <w:rFonts w:asciiTheme="majorHAnsi" w:eastAsiaTheme="majorEastAsia" w:hAnsiTheme="majorHAnsi" w:cstheme="majorBidi"/>
-      <w:color w:val="000000" w:themeColor="text1"/>
+      <w:color w:val="000000"/>
     </w:rPr>
     <w:tblPr>
       <w:tblStyleRowBandSize w:val="1"/>
@@ -19725,7 +20325,7 @@
       <w:rPr>
         <w:b/>
         <w:bCs/>
-        <w:color w:val="000000" w:themeColor="text1"/>
+        <w:color w:val="000000"/>
       </w:rPr>
       <w:tblPr/>
       <w:tcPr>
@@ -19736,7 +20336,7 @@
       <w:rPr>
         <w:b/>
         <w:bCs/>
-        <w:color w:val="000000" w:themeColor="text1"/>
+        <w:color w:val="000000"/>
       </w:rPr>
       <w:tblPr/>
       <w:tcPr>
@@ -19755,7 +20355,7 @@
       <w:rPr>
         <w:b/>
         <w:bCs/>
-        <w:color w:val="000000" w:themeColor="text1"/>
+        <w:color w:val="000000"/>
       </w:rPr>
       <w:tblPr/>
       <w:tcPr>
@@ -19774,7 +20374,7 @@
       <w:rPr>
         <w:b w:val="0"/>
         <w:bCs w:val="0"/>
-        <w:color w:val="000000" w:themeColor="text1"/>
+        <w:color w:val="000000"/>
       </w:rPr>
       <w:tblPr/>
       <w:tcPr>
@@ -19822,7 +20422,7 @@
     </w:pPr>
     <w:rPr>
       <w:rFonts w:asciiTheme="majorHAnsi" w:eastAsiaTheme="majorEastAsia" w:hAnsiTheme="majorHAnsi" w:cstheme="majorBidi"/>
-      <w:color w:val="000000" w:themeColor="text1"/>
+      <w:color w:val="000000"/>
     </w:rPr>
     <w:tblPr>
       <w:tblStyleRowBandSize w:val="1"/>
@@ -19850,7 +20450,7 @@
       <w:rPr>
         <w:b/>
         <w:bCs/>
-        <w:color w:val="000000" w:themeColor="text1"/>
+        <w:color w:val="000000"/>
       </w:rPr>
       <w:tblPr/>
       <w:tcPr>
@@ -19861,7 +20461,7 @@
       <w:rPr>
         <w:b/>
         <w:bCs/>
-        <w:color w:val="000000" w:themeColor="text1"/>
+        <w:color w:val="000000"/>
       </w:rPr>
       <w:tblPr/>
       <w:tcPr>
@@ -19880,7 +20480,7 @@
       <w:rPr>
         <w:b/>
         <w:bCs/>
-        <w:color w:val="000000" w:themeColor="text1"/>
+        <w:color w:val="000000"/>
       </w:rPr>
       <w:tblPr/>
       <w:tcPr>
@@ -19899,7 +20499,7 @@
       <w:rPr>
         <w:b w:val="0"/>
         <w:bCs w:val="0"/>
-        <w:color w:val="000000" w:themeColor="text1"/>
+        <w:color w:val="000000"/>
       </w:rPr>
       <w:tblPr/>
       <w:tcPr>
@@ -19947,7 +20547,7 @@
     </w:pPr>
     <w:rPr>
       <w:rFonts w:asciiTheme="majorHAnsi" w:eastAsiaTheme="majorEastAsia" w:hAnsiTheme="majorHAnsi" w:cstheme="majorBidi"/>
-      <w:color w:val="000000" w:themeColor="text1"/>
+      <w:color w:val="000000"/>
     </w:rPr>
     <w:tblPr>
       <w:tblStyleRowBandSize w:val="1"/>
@@ -19975,7 +20575,7 @@
       <w:rPr>
         <w:b/>
         <w:bCs/>
-        <w:color w:val="000000" w:themeColor="text1"/>
+        <w:color w:val="000000"/>
       </w:rPr>
       <w:tblPr/>
       <w:tcPr>
@@ -19986,7 +20586,7 @@
       <w:rPr>
         <w:b/>
         <w:bCs/>
-        <w:color w:val="000000" w:themeColor="text1"/>
+        <w:color w:val="000000"/>
       </w:rPr>
       <w:tblPr/>
       <w:tcPr>
@@ -20005,7 +20605,7 @@
       <w:rPr>
         <w:b/>
         <w:bCs/>
-        <w:color w:val="000000" w:themeColor="text1"/>
+        <w:color w:val="000000"/>
       </w:rPr>
       <w:tblPr/>
       <w:tcPr>
@@ -20024,7 +20624,7 @@
       <w:rPr>
         <w:b w:val="0"/>
         <w:bCs w:val="0"/>
-        <w:color w:val="000000" w:themeColor="text1"/>
+        <w:color w:val="000000"/>
       </w:rPr>
       <w:tblPr/>
       <w:tcPr>
@@ -20072,7 +20672,7 @@
     </w:pPr>
     <w:rPr>
       <w:rFonts w:asciiTheme="majorHAnsi" w:eastAsiaTheme="majorEastAsia" w:hAnsiTheme="majorHAnsi" w:cstheme="majorBidi"/>
-      <w:color w:val="000000" w:themeColor="text1"/>
+      <w:color w:val="000000"/>
     </w:rPr>
     <w:tblPr>
       <w:tblStyleRowBandSize w:val="1"/>
@@ -20100,7 +20700,7 @@
       <w:rPr>
         <w:b/>
         <w:bCs/>
-        <w:color w:val="000000" w:themeColor="text1"/>
+        <w:color w:val="000000"/>
       </w:rPr>
       <w:tblPr/>
       <w:tcPr>
@@ -20111,7 +20711,7 @@
       <w:rPr>
         <w:b/>
         <w:bCs/>
-        <w:color w:val="000000" w:themeColor="text1"/>
+        <w:color w:val="000000"/>
       </w:rPr>
       <w:tblPr/>
       <w:tcPr>
@@ -20130,7 +20730,7 @@
       <w:rPr>
         <w:b/>
         <w:bCs/>
-        <w:color w:val="000000" w:themeColor="text1"/>
+        <w:color w:val="000000"/>
       </w:rPr>
       <w:tblPr/>
       <w:tcPr>
@@ -20149,7 +20749,7 @@
       <w:rPr>
         <w:b w:val="0"/>
         <w:bCs w:val="0"/>
-        <w:color w:val="000000" w:themeColor="text1"/>
+        <w:color w:val="000000"/>
       </w:rPr>
       <w:tblPr/>
       <w:tcPr>
@@ -20223,7 +20823,7 @@
         <w:bCs/>
         <w:i w:val="0"/>
         <w:iCs w:val="0"/>
-        <w:color w:val="FFFFFF" w:themeColor="background1"/>
+        <w:color w:val="000000"/>
       </w:rPr>
       <w:tblPr/>
       <w:tcPr>
@@ -20244,7 +20844,7 @@
         <w:bCs/>
         <w:i w:val="0"/>
         <w:iCs w:val="0"/>
-        <w:color w:val="FFFFFF" w:themeColor="background1"/>
+        <w:color w:val="000000"/>
       </w:rPr>
       <w:tblPr/>
       <w:tcPr>
@@ -20265,7 +20865,7 @@
         <w:bCs/>
         <w:i w:val="0"/>
         <w:iCs w:val="0"/>
-        <w:color w:val="FFFFFF" w:themeColor="background1"/>
+        <w:color w:val="000000"/>
       </w:rPr>
       <w:tblPr/>
       <w:tcPr>
@@ -20284,7 +20884,7 @@
         <w:bCs/>
         <w:i w:val="0"/>
         <w:iCs w:val="0"/>
-        <w:color w:val="FFFFFF" w:themeColor="background1"/>
+        <w:color w:val="000000"/>
       </w:rPr>
       <w:tblPr/>
       <w:tcPr>
@@ -20364,7 +20964,7 @@
         <w:bCs/>
         <w:i w:val="0"/>
         <w:iCs w:val="0"/>
-        <w:color w:val="FFFFFF" w:themeColor="background1"/>
+        <w:color w:val="000000"/>
       </w:rPr>
       <w:tblPr/>
       <w:tcPr>
@@ -20385,7 +20985,7 @@
         <w:bCs/>
         <w:i w:val="0"/>
         <w:iCs w:val="0"/>
-        <w:color w:val="FFFFFF" w:themeColor="background1"/>
+        <w:color w:val="000000"/>
       </w:rPr>
       <w:tblPr/>
       <w:tcPr>
@@ -20406,7 +21006,7 @@
         <w:bCs/>
         <w:i w:val="0"/>
         <w:iCs w:val="0"/>
-        <w:color w:val="FFFFFF" w:themeColor="background1"/>
+        <w:color w:val="000000"/>
       </w:rPr>
       <w:tblPr/>
       <w:tcPr>
@@ -20425,7 +21025,7 @@
         <w:bCs/>
         <w:i w:val="0"/>
         <w:iCs w:val="0"/>
-        <w:color w:val="FFFFFF" w:themeColor="background1"/>
+        <w:color w:val="000000"/>
       </w:rPr>
       <w:tblPr/>
       <w:tcPr>
@@ -20505,7 +21105,7 @@
         <w:bCs/>
         <w:i w:val="0"/>
         <w:iCs w:val="0"/>
-        <w:color w:val="FFFFFF" w:themeColor="background1"/>
+        <w:color w:val="000000"/>
       </w:rPr>
       <w:tblPr/>
       <w:tcPr>
@@ -20526,7 +21126,7 @@
         <w:bCs/>
         <w:i w:val="0"/>
         <w:iCs w:val="0"/>
-        <w:color w:val="FFFFFF" w:themeColor="background1"/>
+        <w:color w:val="000000"/>
       </w:rPr>
       <w:tblPr/>
       <w:tcPr>
@@ -20547,7 +21147,7 @@
         <w:bCs/>
         <w:i w:val="0"/>
         <w:iCs w:val="0"/>
-        <w:color w:val="FFFFFF" w:themeColor="background1"/>
+        <w:color w:val="000000"/>
       </w:rPr>
       <w:tblPr/>
       <w:tcPr>
@@ -20566,7 +21166,7 @@
         <w:bCs/>
         <w:i w:val="0"/>
         <w:iCs w:val="0"/>
-        <w:color w:val="FFFFFF" w:themeColor="background1"/>
+        <w:color w:val="000000"/>
       </w:rPr>
       <w:tblPr/>
       <w:tcPr>
@@ -20646,7 +21246,7 @@
         <w:bCs/>
         <w:i w:val="0"/>
         <w:iCs w:val="0"/>
-        <w:color w:val="FFFFFF" w:themeColor="background1"/>
+        <w:color w:val="000000"/>
       </w:rPr>
       <w:tblPr/>
       <w:tcPr>
@@ -20667,7 +21267,7 @@
         <w:bCs/>
         <w:i w:val="0"/>
         <w:iCs w:val="0"/>
-        <w:color w:val="FFFFFF" w:themeColor="background1"/>
+        <w:color w:val="000000"/>
       </w:rPr>
       <w:tblPr/>
       <w:tcPr>
@@ -20688,7 +21288,7 @@
         <w:bCs/>
         <w:i w:val="0"/>
         <w:iCs w:val="0"/>
-        <w:color w:val="FFFFFF" w:themeColor="background1"/>
+        <w:color w:val="000000"/>
       </w:rPr>
       <w:tblPr/>
       <w:tcPr>
@@ -20707,7 +21307,7 @@
         <w:bCs/>
         <w:i w:val="0"/>
         <w:iCs w:val="0"/>
-        <w:color w:val="FFFFFF" w:themeColor="background1"/>
+        <w:color w:val="000000"/>
       </w:rPr>
       <w:tblPr/>
       <w:tcPr>
@@ -20787,7 +21387,7 @@
         <w:bCs/>
         <w:i w:val="0"/>
         <w:iCs w:val="0"/>
-        <w:color w:val="FFFFFF" w:themeColor="background1"/>
+        <w:color w:val="000000"/>
       </w:rPr>
       <w:tblPr/>
       <w:tcPr>
@@ -20808,7 +21408,7 @@
         <w:bCs/>
         <w:i w:val="0"/>
         <w:iCs w:val="0"/>
-        <w:color w:val="FFFFFF" w:themeColor="background1"/>
+        <w:color w:val="000000"/>
       </w:rPr>
       <w:tblPr/>
       <w:tcPr>
@@ -20829,7 +21429,7 @@
         <w:bCs/>
         <w:i w:val="0"/>
         <w:iCs w:val="0"/>
-        <w:color w:val="FFFFFF" w:themeColor="background1"/>
+        <w:color w:val="000000"/>
       </w:rPr>
       <w:tblPr/>
       <w:tcPr>
@@ -20848,7 +21448,7 @@
         <w:bCs/>
         <w:i w:val="0"/>
         <w:iCs w:val="0"/>
-        <w:color w:val="FFFFFF" w:themeColor="background1"/>
+        <w:color w:val="000000"/>
       </w:rPr>
       <w:tblPr/>
       <w:tcPr>
@@ -20928,7 +21528,7 @@
         <w:bCs/>
         <w:i w:val="0"/>
         <w:iCs w:val="0"/>
-        <w:color w:val="FFFFFF" w:themeColor="background1"/>
+        <w:color w:val="000000"/>
       </w:rPr>
       <w:tblPr/>
       <w:tcPr>
@@ -20949,7 +21549,7 @@
         <w:bCs/>
         <w:i w:val="0"/>
         <w:iCs w:val="0"/>
-        <w:color w:val="FFFFFF" w:themeColor="background1"/>
+        <w:color w:val="000000"/>
       </w:rPr>
       <w:tblPr/>
       <w:tcPr>
@@ -20970,7 +21570,7 @@
         <w:bCs/>
         <w:i w:val="0"/>
         <w:iCs w:val="0"/>
-        <w:color w:val="FFFFFF" w:themeColor="background1"/>
+        <w:color w:val="000000"/>
       </w:rPr>
       <w:tblPr/>
       <w:tcPr>
@@ -20989,7 +21589,7 @@
         <w:bCs/>
         <w:i w:val="0"/>
         <w:iCs w:val="0"/>
-        <w:color w:val="FFFFFF" w:themeColor="background1"/>
+        <w:color w:val="000000"/>
       </w:rPr>
       <w:tblPr/>
       <w:tcPr>
@@ -21069,7 +21669,7 @@
         <w:bCs/>
         <w:i w:val="0"/>
         <w:iCs w:val="0"/>
-        <w:color w:val="FFFFFF" w:themeColor="background1"/>
+        <w:color w:val="000000"/>
       </w:rPr>
       <w:tblPr/>
       <w:tcPr>
@@ -21090,7 +21690,7 @@
         <w:bCs/>
         <w:i w:val="0"/>
         <w:iCs w:val="0"/>
-        <w:color w:val="FFFFFF" w:themeColor="background1"/>
+        <w:color w:val="000000"/>
       </w:rPr>
       <w:tblPr/>
       <w:tcPr>
@@ -21111,7 +21711,7 @@
         <w:bCs/>
         <w:i w:val="0"/>
         <w:iCs w:val="0"/>
-        <w:color w:val="FFFFFF" w:themeColor="background1"/>
+        <w:color w:val="000000"/>
       </w:rPr>
       <w:tblPr/>
       <w:tcPr>
@@ -21130,7 +21730,7 @@
         <w:bCs/>
         <w:i w:val="0"/>
         <w:iCs w:val="0"/>
-        <w:color w:val="FFFFFF" w:themeColor="background1"/>
+        <w:color w:val="000000"/>
       </w:rPr>
       <w:tblPr/>
       <w:tcPr>
@@ -21183,7 +21783,7 @@
       <w:spacing w:after="0" w:line="240" w:lineRule="auto"/>
     </w:pPr>
     <w:rPr>
-      <w:color w:val="FFFFFF" w:themeColor="background1"/>
+      <w:color w:val="000000"/>
     </w:rPr>
     <w:tblPr>
       <w:tblStyleRowBandSize w:val="1"/>
@@ -21297,7 +21897,7 @@
       <w:spacing w:after="0" w:line="240" w:lineRule="auto"/>
     </w:pPr>
     <w:rPr>
-      <w:color w:val="FFFFFF" w:themeColor="background1"/>
+      <w:color w:val="000000"/>
     </w:rPr>
     <w:tblPr>
       <w:tblStyleRowBandSize w:val="1"/>
@@ -21411,7 +22011,7 @@
       <w:spacing w:after="0" w:line="240" w:lineRule="auto"/>
     </w:pPr>
     <w:rPr>
-      <w:color w:val="FFFFFF" w:themeColor="background1"/>
+      <w:color w:val="000000"/>
     </w:rPr>
     <w:tblPr>
       <w:tblStyleRowBandSize w:val="1"/>
@@ -21525,7 +22125,7 @@
       <w:spacing w:after="0" w:line="240" w:lineRule="auto"/>
     </w:pPr>
     <w:rPr>
-      <w:color w:val="FFFFFF" w:themeColor="background1"/>
+      <w:color w:val="000000"/>
     </w:rPr>
     <w:tblPr>
       <w:tblStyleRowBandSize w:val="1"/>
@@ -21639,7 +22239,7 @@
       <w:spacing w:after="0" w:line="240" w:lineRule="auto"/>
     </w:pPr>
     <w:rPr>
-      <w:color w:val="FFFFFF" w:themeColor="background1"/>
+      <w:color w:val="000000"/>
     </w:rPr>
     <w:tblPr>
       <w:tblStyleRowBandSize w:val="1"/>
@@ -21753,7 +22353,7 @@
       <w:spacing w:after="0" w:line="240" w:lineRule="auto"/>
     </w:pPr>
     <w:rPr>
-      <w:color w:val="FFFFFF" w:themeColor="background1"/>
+      <w:color w:val="000000"/>
     </w:rPr>
     <w:tblPr>
       <w:tblStyleRowBandSize w:val="1"/>
@@ -21867,7 +22467,7 @@
       <w:spacing w:after="0" w:line="240" w:lineRule="auto"/>
     </w:pPr>
     <w:rPr>
-      <w:color w:val="FFFFFF" w:themeColor="background1"/>
+      <w:color w:val="000000"/>
     </w:rPr>
     <w:tblPr>
       <w:tblStyleRowBandSize w:val="1"/>
@@ -21981,7 +22581,7 @@
       <w:spacing w:after="0" w:line="240" w:lineRule="auto"/>
     </w:pPr>
     <w:rPr>
-      <w:color w:val="000000" w:themeColor="text1"/>
+      <w:color w:val="000000"/>
     </w:rPr>
     <w:tblPr>
       <w:tblStyleRowBandSize w:val="1"/>
@@ -22027,7 +22627,7 @@
       <w:rPr>
         <w:b/>
         <w:bCs/>
-        <w:color w:val="FFFFFF" w:themeColor="background1"/>
+        <w:color w:val="000000"/>
       </w:rPr>
       <w:tblPr/>
       <w:tcPr>
@@ -22039,7 +22639,7 @@
     </w:tblStylePr>
     <w:tblStylePr w:type="firstCol">
       <w:rPr>
-        <w:color w:val="FFFFFF" w:themeColor="background1"/>
+        <w:color w:val="000000"/>
       </w:rPr>
       <w:tblPr/>
       <w:tcPr>
@@ -22056,7 +22656,7 @@
     </w:tblStylePr>
     <w:tblStylePr w:type="lastCol">
       <w:rPr>
-        <w:color w:val="FFFFFF" w:themeColor="background1"/>
+        <w:color w:val="000000"/>
       </w:rPr>
       <w:tblPr/>
       <w:tcPr>
@@ -22085,12 +22685,12 @@
     </w:tblStylePr>
     <w:tblStylePr w:type="neCell">
       <w:rPr>
-        <w:color w:val="000000" w:themeColor="text1"/>
+        <w:color w:val="000000"/>
       </w:rPr>
     </w:tblStylePr>
     <w:tblStylePr w:type="nwCell">
       <w:rPr>
-        <w:color w:val="000000" w:themeColor="text1"/>
+        <w:color w:val="000000"/>
       </w:rPr>
     </w:tblStylePr>
   </w:style>
@@ -22103,7 +22703,7 @@
       <w:spacing w:after="0" w:line="240" w:lineRule="auto"/>
     </w:pPr>
     <w:rPr>
-      <w:color w:val="000000" w:themeColor="text1"/>
+      <w:color w:val="000000"/>
     </w:rPr>
     <w:tblPr>
       <w:tblStyleRowBandSize w:val="1"/>
@@ -22149,7 +22749,7 @@
       <w:rPr>
         <w:b/>
         <w:bCs/>
-        <w:color w:val="FFFFFF" w:themeColor="background1"/>
+        <w:color w:val="000000"/>
       </w:rPr>
       <w:tblPr/>
       <w:tcPr>
@@ -22161,7 +22761,7 @@
     </w:tblStylePr>
     <w:tblStylePr w:type="firstCol">
       <w:rPr>
-        <w:color w:val="FFFFFF" w:themeColor="background1"/>
+        <w:color w:val="000000"/>
       </w:rPr>
       <w:tblPr/>
       <w:tcPr>
@@ -22178,7 +22778,7 @@
     </w:tblStylePr>
     <w:tblStylePr w:type="lastCol">
       <w:rPr>
-        <w:color w:val="FFFFFF" w:themeColor="background1"/>
+        <w:color w:val="000000"/>
       </w:rPr>
       <w:tblPr/>
       <w:tcPr>
@@ -22207,12 +22807,12 @@
     </w:tblStylePr>
     <w:tblStylePr w:type="neCell">
       <w:rPr>
-        <w:color w:val="000000" w:themeColor="text1"/>
+        <w:color w:val="000000"/>
       </w:rPr>
     </w:tblStylePr>
     <w:tblStylePr w:type="nwCell">
       <w:rPr>
-        <w:color w:val="000000" w:themeColor="text1"/>
+        <w:color w:val="000000"/>
       </w:rPr>
     </w:tblStylePr>
   </w:style>
@@ -22225,7 +22825,7 @@
       <w:spacing w:after="0" w:line="240" w:lineRule="auto"/>
     </w:pPr>
     <w:rPr>
-      <w:color w:val="000000" w:themeColor="text1"/>
+      <w:color w:val="000000"/>
     </w:rPr>
     <w:tblPr>
       <w:tblStyleRowBandSize w:val="1"/>
@@ -22271,7 +22871,7 @@
       <w:rPr>
         <w:b/>
         <w:bCs/>
-        <w:color w:val="FFFFFF" w:themeColor="background1"/>
+        <w:color w:val="000000"/>
       </w:rPr>
       <w:tblPr/>
       <w:tcPr>
@@ -22283,7 +22883,7 @@
     </w:tblStylePr>
     <w:tblStylePr w:type="firstCol">
       <w:rPr>
-        <w:color w:val="FFFFFF" w:themeColor="background1"/>
+        <w:color w:val="000000"/>
       </w:rPr>
       <w:tblPr/>
       <w:tcPr>
@@ -22300,7 +22900,7 @@
     </w:tblStylePr>
     <w:tblStylePr w:type="lastCol">
       <w:rPr>
-        <w:color w:val="FFFFFF" w:themeColor="background1"/>
+        <w:color w:val="000000"/>
       </w:rPr>
       <w:tblPr/>
       <w:tcPr>
@@ -22329,12 +22929,12 @@
     </w:tblStylePr>
     <w:tblStylePr w:type="neCell">
       <w:rPr>
-        <w:color w:val="000000" w:themeColor="text1"/>
+        <w:color w:val="000000"/>
       </w:rPr>
     </w:tblStylePr>
     <w:tblStylePr w:type="nwCell">
       <w:rPr>
-        <w:color w:val="000000" w:themeColor="text1"/>
+        <w:color w:val="000000"/>
       </w:rPr>
     </w:tblStylePr>
   </w:style>
@@ -22347,7 +22947,7 @@
       <w:spacing w:after="0" w:line="240" w:lineRule="auto"/>
     </w:pPr>
     <w:rPr>
-      <w:color w:val="000000" w:themeColor="text1"/>
+      <w:color w:val="000000"/>
     </w:rPr>
     <w:tblPr>
       <w:tblStyleRowBandSize w:val="1"/>
@@ -22393,7 +22993,7 @@
       <w:rPr>
         <w:b/>
         <w:bCs/>
-        <w:color w:val="FFFFFF" w:themeColor="background1"/>
+        <w:color w:val="000000"/>
       </w:rPr>
       <w:tblPr/>
       <w:tcPr>
@@ -22405,7 +23005,7 @@
     </w:tblStylePr>
     <w:tblStylePr w:type="firstCol">
       <w:rPr>
-        <w:color w:val="FFFFFF" w:themeColor="background1"/>
+        <w:color w:val="000000"/>
       </w:rPr>
       <w:tblPr/>
       <w:tcPr>
@@ -22422,7 +23022,7 @@
     </w:tblStylePr>
     <w:tblStylePr w:type="lastCol">
       <w:rPr>
-        <w:color w:val="FFFFFF" w:themeColor="background1"/>
+        <w:color w:val="000000"/>
       </w:rPr>
       <w:tblPr/>
       <w:tcPr>
@@ -22459,7 +23059,7 @@
       <w:spacing w:after="0" w:line="240" w:lineRule="auto"/>
     </w:pPr>
     <w:rPr>
-      <w:color w:val="000000" w:themeColor="text1"/>
+      <w:color w:val="000000"/>
     </w:rPr>
     <w:tblPr>
       <w:tblStyleRowBandSize w:val="1"/>
@@ -22505,7 +23105,7 @@
       <w:rPr>
         <w:b/>
         <w:bCs/>
-        <w:color w:val="FFFFFF" w:themeColor="background1"/>
+        <w:color w:val="000000"/>
       </w:rPr>
       <w:tblPr/>
       <w:tcPr>
@@ -22517,7 +23117,7 @@
     </w:tblStylePr>
     <w:tblStylePr w:type="firstCol">
       <w:rPr>
-        <w:color w:val="FFFFFF" w:themeColor="background1"/>
+        <w:color w:val="000000"/>
       </w:rPr>
       <w:tblPr/>
       <w:tcPr>
@@ -22534,7 +23134,7 @@
     </w:tblStylePr>
     <w:tblStylePr w:type="lastCol">
       <w:rPr>
-        <w:color w:val="FFFFFF" w:themeColor="background1"/>
+        <w:color w:val="000000"/>
       </w:rPr>
       <w:tblPr/>
       <w:tcPr>
@@ -22563,12 +23163,12 @@
     </w:tblStylePr>
     <w:tblStylePr w:type="neCell">
       <w:rPr>
-        <w:color w:val="000000" w:themeColor="text1"/>
+        <w:color w:val="000000"/>
       </w:rPr>
     </w:tblStylePr>
     <w:tblStylePr w:type="nwCell">
       <w:rPr>
-        <w:color w:val="000000" w:themeColor="text1"/>
+        <w:color w:val="000000"/>
       </w:rPr>
     </w:tblStylePr>
   </w:style>
@@ -22581,7 +23181,7 @@
       <w:spacing w:after="0" w:line="240" w:lineRule="auto"/>
     </w:pPr>
     <w:rPr>
-      <w:color w:val="000000" w:themeColor="text1"/>
+      <w:color w:val="000000"/>
     </w:rPr>
     <w:tblPr>
       <w:tblStyleRowBandSize w:val="1"/>
@@ -22627,7 +23227,7 @@
       <w:rPr>
         <w:b/>
         <w:bCs/>
-        <w:color w:val="FFFFFF" w:themeColor="background1"/>
+        <w:color w:val="000000"/>
       </w:rPr>
       <w:tblPr/>
       <w:tcPr>
@@ -22639,7 +23239,7 @@
     </w:tblStylePr>
     <w:tblStylePr w:type="firstCol">
       <w:rPr>
-        <w:color w:val="FFFFFF" w:themeColor="background1"/>
+        <w:color w:val="000000"/>
       </w:rPr>
       <w:tblPr/>
       <w:tcPr>
@@ -22656,7 +23256,7 @@
     </w:tblStylePr>
     <w:tblStylePr w:type="lastCol">
       <w:rPr>
-        <w:color w:val="FFFFFF" w:themeColor="background1"/>
+        <w:color w:val="000000"/>
       </w:rPr>
       <w:tblPr/>
       <w:tcPr>
@@ -22685,12 +23285,12 @@
     </w:tblStylePr>
     <w:tblStylePr w:type="neCell">
       <w:rPr>
-        <w:color w:val="000000" w:themeColor="text1"/>
+        <w:color w:val="000000"/>
       </w:rPr>
     </w:tblStylePr>
     <w:tblStylePr w:type="nwCell">
       <w:rPr>
-        <w:color w:val="000000" w:themeColor="text1"/>
+        <w:color w:val="000000"/>
       </w:rPr>
     </w:tblStylePr>
   </w:style>
@@ -22703,7 +23303,7 @@
       <w:spacing w:after="0" w:line="240" w:lineRule="auto"/>
     </w:pPr>
     <w:rPr>
-      <w:color w:val="000000" w:themeColor="text1"/>
+      <w:color w:val="000000"/>
     </w:rPr>
     <w:tblPr>
       <w:tblStyleRowBandSize w:val="1"/>
@@ -22749,7 +23349,7 @@
       <w:rPr>
         <w:b/>
         <w:bCs/>
-        <w:color w:val="FFFFFF" w:themeColor="background1"/>
+        <w:color w:val="000000"/>
       </w:rPr>
       <w:tblPr/>
       <w:tcPr>
@@ -22761,7 +23361,7 @@
     </w:tblStylePr>
     <w:tblStylePr w:type="firstCol">
       <w:rPr>
-        <w:color w:val="FFFFFF" w:themeColor="background1"/>
+        <w:color w:val="000000"/>
       </w:rPr>
       <w:tblPr/>
       <w:tcPr>
@@ -22778,7 +23378,7 @@
     </w:tblStylePr>
     <w:tblStylePr w:type="lastCol">
       <w:rPr>
-        <w:color w:val="FFFFFF" w:themeColor="background1"/>
+        <w:color w:val="000000"/>
       </w:rPr>
       <w:tblPr/>
       <w:tcPr>
@@ -22807,12 +23407,12 @@
     </w:tblStylePr>
     <w:tblStylePr w:type="neCell">
       <w:rPr>
-        <w:color w:val="000000" w:themeColor="text1"/>
+        <w:color w:val="000000"/>
       </w:rPr>
     </w:tblStylePr>
     <w:tblStylePr w:type="nwCell">
       <w:rPr>
-        <w:color w:val="000000" w:themeColor="text1"/>
+        <w:color w:val="000000"/>
       </w:rPr>
     </w:tblStylePr>
   </w:style>
@@ -22825,7 +23425,7 @@
       <w:spacing w:after="0" w:line="240" w:lineRule="auto"/>
     </w:pPr>
     <w:rPr>
-      <w:color w:val="000000" w:themeColor="text1"/>
+      <w:color w:val="000000"/>
     </w:rPr>
     <w:tblPr>
       <w:tblStyleRowBandSize w:val="1"/>
@@ -22845,7 +23445,7 @@
       <w:rPr>
         <w:b/>
         <w:bCs/>
-        <w:color w:val="FFFFFF" w:themeColor="background1"/>
+        <w:color w:val="000000"/>
       </w:rPr>
       <w:tblPr/>
       <w:tcPr>
@@ -22859,7 +23459,7 @@
       <w:rPr>
         <w:b/>
         <w:bCs/>
-        <w:color w:val="9E3A38" w:themeColor="accent2" w:themeShade="CC"/>
+        <w:color w:val="000000"/>
       </w:rPr>
       <w:tblPr/>
       <w:tcPr>
@@ -22911,7 +23511,7 @@
       <w:spacing w:after="0" w:line="240" w:lineRule="auto"/>
     </w:pPr>
     <w:rPr>
-      <w:color w:val="000000" w:themeColor="text1"/>
+      <w:color w:val="000000"/>
     </w:rPr>
     <w:tblPr>
       <w:tblStyleRowBandSize w:val="1"/>
@@ -22931,7 +23531,7 @@
       <w:rPr>
         <w:b/>
         <w:bCs/>
-        <w:color w:val="FFFFFF" w:themeColor="background1"/>
+        <w:color w:val="000000"/>
       </w:rPr>
       <w:tblPr/>
       <w:tcPr>
@@ -22945,7 +23545,7 @@
       <w:rPr>
         <w:b/>
         <w:bCs/>
-        <w:color w:val="9E3A38" w:themeColor="accent2" w:themeShade="CC"/>
+        <w:color w:val="000000"/>
       </w:rPr>
       <w:tblPr/>
       <w:tcPr>
@@ -22997,7 +23597,7 @@
       <w:spacing w:after="0" w:line="240" w:lineRule="auto"/>
     </w:pPr>
     <w:rPr>
-      <w:color w:val="000000" w:themeColor="text1"/>
+      <w:color w:val="000000"/>
     </w:rPr>
     <w:tblPr>
       <w:tblStyleRowBandSize w:val="1"/>
@@ -23017,7 +23617,7 @@
       <w:rPr>
         <w:b/>
         <w:bCs/>
-        <w:color w:val="FFFFFF" w:themeColor="background1"/>
+        <w:color w:val="000000"/>
       </w:rPr>
       <w:tblPr/>
       <w:tcPr>
@@ -23031,7 +23631,7 @@
       <w:rPr>
         <w:b/>
         <w:bCs/>
-        <w:color w:val="9E3A38" w:themeColor="accent2" w:themeShade="CC"/>
+        <w:color w:val="000000"/>
       </w:rPr>
       <w:tblPr/>
       <w:tcPr>
@@ -23083,7 +23683,7 @@
       <w:spacing w:after="0" w:line="240" w:lineRule="auto"/>
     </w:pPr>
     <w:rPr>
-      <w:color w:val="000000" w:themeColor="text1"/>
+      <w:color w:val="000000"/>
     </w:rPr>
     <w:tblPr>
       <w:tblStyleRowBandSize w:val="1"/>
@@ -23103,7 +23703,7 @@
       <w:rPr>
         <w:b/>
         <w:bCs/>
-        <w:color w:val="FFFFFF" w:themeColor="background1"/>
+        <w:color w:val="000000"/>
       </w:rPr>
       <w:tblPr/>
       <w:tcPr>
@@ -23117,7 +23717,7 @@
       <w:rPr>
         <w:b/>
         <w:bCs/>
-        <w:color w:val="664E82" w:themeColor="accent4" w:themeShade="CC"/>
+        <w:color w:val="000000"/>
       </w:rPr>
       <w:tblPr/>
       <w:tcPr>
@@ -23169,7 +23769,7 @@
       <w:spacing w:after="0" w:line="240" w:lineRule="auto"/>
     </w:pPr>
     <w:rPr>
-      <w:color w:val="000000" w:themeColor="text1"/>
+      <w:color w:val="000000"/>
     </w:rPr>
     <w:tblPr>
       <w:tblStyleRowBandSize w:val="1"/>
@@ -23189,7 +23789,7 @@
       <w:rPr>
         <w:b/>
         <w:bCs/>
-        <w:color w:val="FFFFFF" w:themeColor="background1"/>
+        <w:color w:val="000000"/>
       </w:rPr>
       <w:tblPr/>
       <w:tcPr>
@@ -23203,7 +23803,7 @@
       <w:rPr>
         <w:b/>
         <w:bCs/>
-        <w:color w:val="7E9C40" w:themeColor="accent3" w:themeShade="CC"/>
+        <w:color w:val="000000"/>
       </w:rPr>
       <w:tblPr/>
       <w:tcPr>
@@ -23255,7 +23855,7 @@
       <w:spacing w:after="0" w:line="240" w:lineRule="auto"/>
     </w:pPr>
     <w:rPr>
-      <w:color w:val="000000" w:themeColor="text1"/>
+      <w:color w:val="000000"/>
     </w:rPr>
     <w:tblPr>
       <w:tblStyleRowBandSize w:val="1"/>
@@ -23275,7 +23875,7 @@
       <w:rPr>
         <w:b/>
         <w:bCs/>
-        <w:color w:val="FFFFFF" w:themeColor="background1"/>
+        <w:color w:val="000000"/>
       </w:rPr>
       <w:tblPr/>
       <w:tcPr>
@@ -23289,7 +23889,7 @@
       <w:rPr>
         <w:b/>
         <w:bCs/>
-        <w:color w:val="F2730A" w:themeColor="accent6" w:themeShade="CC"/>
+        <w:color w:val="000000"/>
       </w:rPr>
       <w:tblPr/>
       <w:tcPr>
@@ -23341,7 +23941,7 @@
       <w:spacing w:after="0" w:line="240" w:lineRule="auto"/>
     </w:pPr>
     <w:rPr>
-      <w:color w:val="000000" w:themeColor="text1"/>
+      <w:color w:val="000000"/>
     </w:rPr>
     <w:tblPr>
       <w:tblStyleRowBandSize w:val="1"/>
@@ -23361,7 +23961,7 @@
       <w:rPr>
         <w:b/>
         <w:bCs/>
-        <w:color w:val="FFFFFF" w:themeColor="background1"/>
+        <w:color w:val="000000"/>
       </w:rPr>
       <w:tblPr/>
       <w:tcPr>
@@ -23375,7 +23975,7 @@
       <w:rPr>
         <w:b/>
         <w:bCs/>
-        <w:color w:val="348DA5" w:themeColor="accent5" w:themeShade="CC"/>
+        <w:color w:val="000000"/>
       </w:rPr>
       <w:tblPr/>
       <w:tcPr>
@@ -23427,7 +24027,7 @@
       <w:spacing w:after="0" w:line="240" w:lineRule="auto"/>
     </w:pPr>
     <w:rPr>
-      <w:color w:val="000000" w:themeColor="text1"/>
+      <w:color w:val="000000"/>
     </w:rPr>
     <w:tblPr>
       <w:tblStyleRowBandSize w:val="1"/>
@@ -23460,7 +24060,7 @@
       <w:rPr>
         <w:b/>
         <w:bCs/>
-        <w:color w:val="000000" w:themeColor="text1"/>
+        <w:color w:val="000000"/>
       </w:rPr>
       <w:tblPr/>
       <w:tcPr>
@@ -23469,7 +24069,7 @@
     </w:tblStylePr>
     <w:tblStylePr w:type="firstCol">
       <w:rPr>
-        <w:color w:val="FFFFFF" w:themeColor="background1"/>
+        <w:color w:val="000000"/>
       </w:rPr>
       <w:tblPr/>
       <w:tcPr>
@@ -23478,7 +24078,7 @@
     </w:tblStylePr>
     <w:tblStylePr w:type="lastCol">
       <w:rPr>
-        <w:color w:val="FFFFFF" w:themeColor="background1"/>
+        <w:color w:val="000000"/>
       </w:rPr>
       <w:tblPr/>
       <w:tcPr>
@@ -23507,7 +24107,7 @@
       <w:spacing w:after="0" w:line="240" w:lineRule="auto"/>
     </w:pPr>
     <w:rPr>
-      <w:color w:val="000000" w:themeColor="text1"/>
+      <w:color w:val="000000"/>
     </w:rPr>
     <w:tblPr>
       <w:tblStyleRowBandSize w:val="1"/>
@@ -23540,7 +24140,7 @@
       <w:rPr>
         <w:b/>
         <w:bCs/>
-        <w:color w:val="000000" w:themeColor="text1"/>
+        <w:color w:val="000000"/>
       </w:rPr>
       <w:tblPr/>
       <w:tcPr>
@@ -23549,7 +24149,7 @@
     </w:tblStylePr>
     <w:tblStylePr w:type="firstCol">
       <w:rPr>
-        <w:color w:val="FFFFFF" w:themeColor="background1"/>
+        <w:color w:val="000000"/>
       </w:rPr>
       <w:tblPr/>
       <w:tcPr>
@@ -23558,7 +24158,7 @@
     </w:tblStylePr>
     <w:tblStylePr w:type="lastCol">
       <w:rPr>
-        <w:color w:val="FFFFFF" w:themeColor="background1"/>
+        <w:color w:val="000000"/>
       </w:rPr>
       <w:tblPr/>
       <w:tcPr>
@@ -23587,7 +24187,7 @@
       <w:spacing w:after="0" w:line="240" w:lineRule="auto"/>
     </w:pPr>
     <w:rPr>
-      <w:color w:val="000000" w:themeColor="text1"/>
+      <w:color w:val="000000"/>
     </w:rPr>
     <w:tblPr>
       <w:tblStyleRowBandSize w:val="1"/>
@@ -23620,7 +24220,7 @@
       <w:rPr>
         <w:b/>
         <w:bCs/>
-        <w:color w:val="000000" w:themeColor="text1"/>
+        <w:color w:val="000000"/>
       </w:rPr>
       <w:tblPr/>
       <w:tcPr>
@@ -23629,7 +24229,7 @@
     </w:tblStylePr>
     <w:tblStylePr w:type="firstCol">
       <w:rPr>
-        <w:color w:val="FFFFFF" w:themeColor="background1"/>
+        <w:color w:val="000000"/>
       </w:rPr>
       <w:tblPr/>
       <w:tcPr>
@@ -23638,7 +24238,7 @@
     </w:tblStylePr>
     <w:tblStylePr w:type="lastCol">
       <w:rPr>
-        <w:color w:val="FFFFFF" w:themeColor="background1"/>
+        <w:color w:val="000000"/>
       </w:rPr>
       <w:tblPr/>
       <w:tcPr>
@@ -23667,7 +24267,7 @@
       <w:spacing w:after="0" w:line="240" w:lineRule="auto"/>
     </w:pPr>
     <w:rPr>
-      <w:color w:val="000000" w:themeColor="text1"/>
+      <w:color w:val="000000"/>
     </w:rPr>
     <w:tblPr>
       <w:tblStyleRowBandSize w:val="1"/>
@@ -23700,7 +24300,7 @@
       <w:rPr>
         <w:b/>
         <w:bCs/>
-        <w:color w:val="000000" w:themeColor="text1"/>
+        <w:color w:val="000000"/>
       </w:rPr>
       <w:tblPr/>
       <w:tcPr>
@@ -23709,7 +24309,7 @@
     </w:tblStylePr>
     <w:tblStylePr w:type="firstCol">
       <w:rPr>
-        <w:color w:val="FFFFFF" w:themeColor="background1"/>
+        <w:color w:val="000000"/>
       </w:rPr>
       <w:tblPr/>
       <w:tcPr>
@@ -23718,7 +24318,7 @@
     </w:tblStylePr>
     <w:tblStylePr w:type="lastCol">
       <w:rPr>
-        <w:color w:val="FFFFFF" w:themeColor="background1"/>
+        <w:color w:val="000000"/>
       </w:rPr>
       <w:tblPr/>
       <w:tcPr>
@@ -23747,7 +24347,7 @@
       <w:spacing w:after="0" w:line="240" w:lineRule="auto"/>
     </w:pPr>
     <w:rPr>
-      <w:color w:val="000000" w:themeColor="text1"/>
+      <w:color w:val="000000"/>
     </w:rPr>
     <w:tblPr>
       <w:tblStyleRowBandSize w:val="1"/>
@@ -23780,7 +24380,7 @@
       <w:rPr>
         <w:b/>
         <w:bCs/>
-        <w:color w:val="000000" w:themeColor="text1"/>
+        <w:color w:val="000000"/>
       </w:rPr>
       <w:tblPr/>
       <w:tcPr>
@@ -23789,7 +24389,7 @@
     </w:tblStylePr>
     <w:tblStylePr w:type="firstCol">
       <w:rPr>
-        <w:color w:val="FFFFFF" w:themeColor="background1"/>
+        <w:color w:val="000000"/>
       </w:rPr>
       <w:tblPr/>
       <w:tcPr>
@@ -23798,7 +24398,7 @@
     </w:tblStylePr>
     <w:tblStylePr w:type="lastCol">
       <w:rPr>
-        <w:color w:val="FFFFFF" w:themeColor="background1"/>
+        <w:color w:val="000000"/>
       </w:rPr>
       <w:tblPr/>
       <w:tcPr>
@@ -23827,7 +24427,7 @@
       <w:spacing w:after="0" w:line="240" w:lineRule="auto"/>
     </w:pPr>
     <w:rPr>
-      <w:color w:val="000000" w:themeColor="text1"/>
+      <w:color w:val="000000"/>
     </w:rPr>
     <w:tblPr>
       <w:tblStyleRowBandSize w:val="1"/>
@@ -23860,7 +24460,7 @@
       <w:rPr>
         <w:b/>
         <w:bCs/>
-        <w:color w:val="000000" w:themeColor="text1"/>
+        <w:color w:val="000000"/>
       </w:rPr>
       <w:tblPr/>
       <w:tcPr>
@@ -23869,7 +24469,7 @@
     </w:tblStylePr>
     <w:tblStylePr w:type="firstCol">
       <w:rPr>
-        <w:color w:val="FFFFFF" w:themeColor="background1"/>
+        <w:color w:val="000000"/>
       </w:rPr>
       <w:tblPr/>
       <w:tcPr>
@@ -23878,7 +24478,7 @@
     </w:tblStylePr>
     <w:tblStylePr w:type="lastCol">
       <w:rPr>
-        <w:color w:val="FFFFFF" w:themeColor="background1"/>
+        <w:color w:val="000000"/>
       </w:rPr>
       <w:tblPr/>
       <w:tcPr>
@@ -23907,7 +24507,7 @@
       <w:spacing w:after="0" w:line="240" w:lineRule="auto"/>
     </w:pPr>
     <w:rPr>
-      <w:color w:val="000000" w:themeColor="text1"/>
+      <w:color w:val="000000"/>
     </w:rPr>
     <w:tblPr>
       <w:tblStyleRowBandSize w:val="1"/>
@@ -23940,7 +24540,7 @@
       <w:rPr>
         <w:b/>
         <w:bCs/>
-        <w:color w:val="000000" w:themeColor="text1"/>
+        <w:color w:val="000000"/>
       </w:rPr>
       <w:tblPr/>
       <w:tcPr>
@@ -23949,7 +24549,7 @@
     </w:tblStylePr>
     <w:tblStylePr w:type="firstCol">
       <w:rPr>
-        <w:color w:val="FFFFFF" w:themeColor="background1"/>
+        <w:color w:val="000000"/>
       </w:rPr>
       <w:tblPr/>
       <w:tcPr>
@@ -23958,7 +24558,7 @@
     </w:tblStylePr>
     <w:tblStylePr w:type="lastCol">
       <w:rPr>
-        <w:color w:val="FFFFFF" w:themeColor="background1"/>
+        <w:color w:val="000000"/>
       </w:rPr>
       <w:tblPr/>
       <w:tcPr>
